--- a/5.人员管理/1.流程制度规范类文件/HXDL-ITSS-0503 人员储备管理制度.docx
+++ b/5.人员管理/1.流程制度规范类文件/HXDL-ITSS-0503 人员储备管理制度.docx
@@ -1,11 +1,10 @@
 
 <file path=word/document.xml><?xml version="1.0" encoding="utf-8"?>
-<w:document xmlns:wpc="http://schemas.microsoft.com/office/word/2010/wordprocessingCanvas" xmlns:mc="http://schemas.openxmlformats.org/markup-compatibility/2006" xmlns:o="urn:schemas-microsoft-com:office:office" xmlns:r="http://schemas.openxmlformats.org/officeDocument/2006/relationships" xmlns:m="http://schemas.openxmlformats.org/officeDocument/2006/math" xmlns:v="urn:schemas-microsoft-com:vml" xmlns:wp14="http://schemas.microsoft.com/office/word/2010/wordprocessingDrawing" xmlns:wp="http://schemas.openxmlformats.org/drawingml/2006/wordprocessingDrawing" xmlns:w10="urn:schemas-microsoft-com:office:word" xmlns:w="http://schemas.openxmlformats.org/wordprocessingml/2006/main" xmlns:w14="http://schemas.microsoft.com/office/word/2010/wordml" xmlns:w15="http://schemas.microsoft.com/office/word/2012/wordml" xmlns:wne="http://schemas.microsoft.com/office/word/2006/wordml" xmlns:wpg="http://schemas.microsoft.com/office/word/2010/wordprocessingGroup" xmlns:wpi="http://schemas.microsoft.com/office/word/2010/wordprocessingInk" xmlns:wps="http://schemas.microsoft.com/office/word/2010/wordprocessingShape" mc:Ignorable="w14 w15 wp14">
-  <!-- Generated by Aspose.Words for .NET 13.3.0.1 -->
+<w:document xmlns:wpc="http://schemas.microsoft.com/office/word/2010/wordprocessingCanvas" xmlns:mc="http://schemas.openxmlformats.org/markup-compatibility/2006" xmlns:o="urn:schemas-microsoft-com:office:office" xmlns:r="http://schemas.openxmlformats.org/officeDocument/2006/relationships" xmlns:m="http://schemas.openxmlformats.org/officeDocument/2006/math" xmlns:v="urn:schemas-microsoft-com:vml" xmlns:wp14="http://schemas.microsoft.com/office/word/2010/wordprocessingDrawing" xmlns:wp="http://schemas.openxmlformats.org/drawingml/2006/wordprocessingDrawing" xmlns:w="http://schemas.openxmlformats.org/wordprocessingml/2006/main" xmlns:w14="http://schemas.microsoft.com/office/word/2010/wordml" xmlns:w10="urn:schemas-microsoft-com:office:word" xmlns:w15="http://schemas.microsoft.com/office/word/2012/wordml" xmlns:wpg="http://schemas.microsoft.com/office/word/2010/wordprocessingGroup" xmlns:wpi="http://schemas.microsoft.com/office/word/2010/wordprocessingInk" xmlns:wne="http://schemas.microsoft.com/office/word/2006/wordml" xmlns:wps="http://schemas.microsoft.com/office/word/2010/wordprocessingShape" xmlns:wpsCustomData="http://www.wps.cn/officeDocument/2013/wpsCustomData" mc:Ignorable="w14 w15 wp14">
   <w:body>
     <w:p>
       <w:pPr>
-        <w:pStyle w:val="a"/>
+        <w:pStyle w:val="24"/>
         <w:keepNext w:val="0"/>
         <w:keepLines w:val="0"/>
         <w:pageBreakBefore w:val="0"/>
@@ -19,7 +18,7 @@
         <w:bidi w:val="0"/>
         <w:adjustRightInd w:val="0"/>
         <w:snapToGrid w:val="0"/>
-        <w:ind w:left="0" w:right="0" w:firstLine="0" w:leftChars="0" w:rightChars="0" w:firstLineChars="0"/>
+        <w:ind w:left="0" w:leftChars="0" w:right="0" w:rightChars="0" w:firstLine="0" w:firstLineChars="0"/>
         <w:jc w:val="center"/>
         <w:textAlignment w:val="baseline"/>
         <w:rPr>
@@ -27,11 +26,10 @@
           <w:lang w:val="en-US" w:eastAsia="zh-CN"/>
         </w:rPr>
       </w:pPr>
-      <w:bookmarkStart w:id="0" w:name="_Toc1747"/>
-      <w:bookmarkStart w:id="1" w:name="_GoBack"/>
+      <w:bookmarkStart w:id="0" w:name="_Toc423"/>
       <w:r>
         <w:drawing>
-          <wp:anchor distT="0" distB="0" distL="114300" distR="114300" simplePos="0" relativeHeight="251658240" behindDoc="1" locked="0" layoutInCell="1" allowOverlap="1">
+          <wp:anchor distT="0" distB="0" distL="114300" distR="114300" simplePos="0" relativeHeight="251659264" behindDoc="1" locked="0" layoutInCell="1" allowOverlap="1">
             <wp:simplePos x="0" y="0"/>
             <wp:positionH relativeFrom="column">
               <wp:posOffset>-1186815</wp:posOffset>
@@ -56,7 +54,7 @@
                     </pic:cNvPicPr>
                   </pic:nvPicPr>
                   <pic:blipFill>
-                    <a:blip xmlns:r="http://schemas.openxmlformats.org/officeDocument/2006/relationships" r:embed="rId4"/>
+                    <a:blip r:embed="rId6"/>
                     <a:stretch>
                       <a:fillRect/>
                     </a:stretch>
@@ -80,7 +78,6 @@
           </wp:anchor>
         </w:drawing>
       </w:r>
-      <w:bookmarkEnd w:id="1"/>
       <w:r>
         <w:rPr>
           <w:rFonts w:hint="eastAsia"/>
@@ -92,7 +89,7 @@
     </w:p>
     <w:p>
       <w:pPr>
-        <w:pStyle w:val="a0"/>
+        <w:pStyle w:val="25"/>
         <w:keepNext w:val="0"/>
         <w:keepLines w:val="0"/>
         <w:pageBreakBefore w:val="0"/>
@@ -107,7 +104,7 @@
         <w:adjustRightInd w:val="0"/>
         <w:snapToGrid w:val="0"/>
         <w:spacing w:before="0" w:after="0" w:afterLines="0"/>
-        <w:ind w:left="0" w:right="0" w:firstLine="0" w:leftChars="0" w:rightChars="0" w:firstLineChars="0"/>
+        <w:ind w:left="0" w:leftChars="0" w:right="0" w:rightChars="0" w:firstLine="0" w:firstLineChars="0"/>
         <w:jc w:val="center"/>
         <w:textAlignment w:val="baseline"/>
         <w:rPr>
@@ -115,7 +112,7 @@
           <w:lang w:val="en-US" w:eastAsia="zh-CN"/>
         </w:rPr>
       </w:pPr>
-      <w:bookmarkStart w:id="2" w:name="_Toc31174"/>
+      <w:bookmarkStart w:id="1" w:name="_Toc16517"/>
       <w:r>
         <w:rPr>
           <w:rFonts w:hint="eastAsia"/>
@@ -123,11 +120,11 @@
         </w:rPr>
         <w:t>人员储备管理制度</w:t>
       </w:r>
-      <w:bookmarkEnd w:id="2"/>
+      <w:bookmarkEnd w:id="1"/>
     </w:p>
     <w:p>
       <w:pPr>
-        <w:pStyle w:val="a0"/>
+        <w:pStyle w:val="25"/>
         <w:keepNext w:val="0"/>
         <w:keepLines w:val="0"/>
         <w:pageBreakBefore w:val="0"/>
@@ -142,7 +139,7 @@
         <w:adjustRightInd w:val="0"/>
         <w:snapToGrid w:val="0"/>
         <w:spacing w:before="0" w:after="0" w:afterLines="0"/>
-        <w:ind w:left="0" w:right="0" w:firstLine="0" w:leftChars="0" w:rightChars="0" w:firstLineChars="0"/>
+        <w:ind w:left="0" w:leftChars="0" w:right="0" w:rightChars="0" w:firstLine="0" w:firstLineChars="0"/>
         <w:jc w:val="center"/>
         <w:textAlignment w:val="baseline"/>
         <w:rPr>
@@ -150,7 +147,7 @@
           <w:lang w:val="en-US" w:eastAsia="zh-CN"/>
         </w:rPr>
       </w:pPr>
-      <w:bookmarkStart w:id="3" w:name="_Toc27092"/>
+      <w:bookmarkStart w:id="2" w:name="_Toc23179"/>
       <w:r>
         <w:rPr>
           <w:rFonts w:hint="eastAsia"/>
@@ -158,7 +155,7 @@
         </w:rPr>
         <w:t>（HXDL-ITSS-0503）</w:t>
       </w:r>
-      <w:bookmarkEnd w:id="3"/>
+      <w:bookmarkEnd w:id="2"/>
     </w:p>
     <w:p>
       <w:pPr>
@@ -175,7 +172,7 @@
         <w:bidi w:val="0"/>
         <w:adjustRightInd w:val="0"/>
         <w:snapToGrid w:val="0"/>
-        <w:ind w:left="0" w:right="0" w:firstLine="0" w:leftChars="0" w:rightChars="0" w:firstLineChars="0"/>
+        <w:ind w:left="0" w:leftChars="0" w:right="0" w:rightChars="0" w:firstLine="0" w:firstLineChars="0"/>
         <w:jc w:val="center"/>
         <w:textAlignment w:val="baseline"/>
         <w:rPr>
@@ -186,17 +183,18 @@
     </w:p>
     <w:tbl>
       <w:tblPr>
-        <w:tblStyle w:val="TableGrid"/>
+        <w:tblStyle w:val="21"/>
         <w:tblW w:w="0" w:type="auto"/>
         <w:jc w:val="center"/>
         <w:tblBorders>
-          <w:top w:val="nil"/>
-          <w:left w:val="nil"/>
-          <w:bottom w:val="nil"/>
-          <w:right w:val="nil"/>
-          <w:insideH w:val="nil"/>
-          <w:insideV w:val="nil"/>
+          <w:top w:val="none" w:color="auto" w:sz="0" w:space="0"/>
+          <w:left w:val="none" w:color="auto" w:sz="0" w:space="0"/>
+          <w:bottom w:val="none" w:color="auto" w:sz="0" w:space="0"/>
+          <w:right w:val="none" w:color="auto" w:sz="0" w:space="0"/>
+          <w:insideH w:val="none" w:color="auto" w:sz="0" w:space="0"/>
+          <w:insideV w:val="none" w:color="auto" w:sz="0" w:space="0"/>
         </w:tblBorders>
+        <w:tblLayout w:type="autofit"/>
         <w:tblCellMar>
           <w:top w:w="0" w:type="dxa"/>
           <w:left w:w="108" w:type="dxa"/>
@@ -210,15 +208,13 @@
       </w:tblGrid>
       <w:tr>
         <w:tblPrEx>
-          <w:tblW w:w="0" w:type="auto"/>
-          <w:jc w:val="center"/>
           <w:tblBorders>
-            <w:top w:val="nil"/>
-            <w:left w:val="nil"/>
-            <w:bottom w:val="nil"/>
-            <w:right w:val="nil"/>
-            <w:insideH w:val="nil"/>
-            <w:insideV w:val="nil"/>
+            <w:top w:val="none" w:color="auto" w:sz="0" w:space="0"/>
+            <w:left w:val="none" w:color="auto" w:sz="0" w:space="0"/>
+            <w:bottom w:val="none" w:color="auto" w:sz="0" w:space="0"/>
+            <w:right w:val="none" w:color="auto" w:sz="0" w:space="0"/>
+            <w:insideH w:val="none" w:color="auto" w:sz="0" w:space="0"/>
+            <w:insideV w:val="none" w:color="auto" w:sz="0" w:space="0"/>
           </w:tblBorders>
           <w:tblCellMar>
             <w:top w:w="0" w:type="dxa"/>
@@ -228,7 +224,7 @@
           </w:tblCellMar>
         </w:tblPrEx>
         <w:trPr>
-          <w:trHeight w:val="810"/>
+          <w:trHeight w:val="810" w:hRule="atLeast"/>
           <w:jc w:val="center"/>
         </w:trPr>
         <w:tc>
@@ -250,7 +246,7 @@
               <w:bidi w:val="0"/>
               <w:adjustRightInd w:val="0"/>
               <w:snapToGrid w:val="0"/>
-              <w:ind w:left="0" w:right="0" w:firstLine="0" w:leftChars="0" w:rightChars="0" w:firstLineChars="0"/>
+              <w:ind w:left="0" w:leftChars="0" w:right="0" w:rightChars="0" w:firstLine="0" w:firstLineChars="0"/>
               <w:jc w:val="left"/>
               <w:textAlignment w:val="baseline"/>
               <w:rPr>
@@ -269,7 +265,7 @@
             </w:r>
             <w:r>
               <w:rPr>
-                <w:rFonts w:asciiTheme="minorAscii" w:eastAsiaTheme="minorEastAsia" w:hAnsiTheme="minorAscii" w:hint="default"/>
+                <w:rFonts w:hint="default" w:asciiTheme="minorAscii" w:hAnsiTheme="minorAscii" w:eastAsiaTheme="minorEastAsia"/>
                 <w:spacing w:val="227"/>
                 <w:sz w:val="21"/>
                 <w:vertAlign w:val="baseline"/>
@@ -307,7 +303,7 @@
               <w:bidi w:val="0"/>
               <w:adjustRightInd w:val="0"/>
               <w:snapToGrid w:val="0"/>
-              <w:ind w:left="0" w:right="0" w:firstLine="0" w:leftChars="0" w:rightChars="0" w:firstLineChars="0"/>
+              <w:ind w:left="0" w:leftChars="0" w:right="0" w:rightChars="0" w:firstLine="0" w:firstLineChars="0"/>
               <w:jc w:val="right"/>
               <w:textAlignment w:val="baseline"/>
               <w:rPr>
@@ -326,7 +322,7 @@
             </w:r>
             <w:r>
               <w:rPr>
-                <w:rFonts w:asciiTheme="minorAscii" w:eastAsiaTheme="minorEastAsia" w:hAnsiTheme="minorAscii" w:hint="eastAsia"/>
+                <w:rFonts w:hint="eastAsia" w:asciiTheme="minorAscii" w:hAnsiTheme="minorAscii" w:eastAsiaTheme="minorEastAsia"/>
                 <w:spacing w:val="227"/>
                 <w:sz w:val="21"/>
                 <w:vertAlign w:val="baseline"/>
@@ -348,8 +344,14 @@
       </w:tr>
       <w:tr>
         <w:tblPrEx>
-          <w:tblW w:w="0" w:type="auto"/>
-          <w:jc w:val="center"/>
+          <w:tblBorders>
+            <w:top w:val="none" w:color="auto" w:sz="0" w:space="0"/>
+            <w:left w:val="none" w:color="auto" w:sz="0" w:space="0"/>
+            <w:bottom w:val="none" w:color="auto" w:sz="0" w:space="0"/>
+            <w:right w:val="none" w:color="auto" w:sz="0" w:space="0"/>
+            <w:insideH w:val="none" w:color="auto" w:sz="0" w:space="0"/>
+            <w:insideV w:val="none" w:color="auto" w:sz="0" w:space="0"/>
+          </w:tblBorders>
           <w:tblCellMar>
             <w:top w:w="0" w:type="dxa"/>
             <w:left w:w="108" w:type="dxa"/>
@@ -358,7 +360,7 @@
           </w:tblCellMar>
         </w:tblPrEx>
         <w:trPr>
-          <w:trHeight w:val="810"/>
+          <w:trHeight w:val="810" w:hRule="atLeast"/>
           <w:jc w:val="center"/>
         </w:trPr>
         <w:tc>
@@ -381,11 +383,11 @@
               <w:bidi w:val="0"/>
               <w:adjustRightInd w:val="0"/>
               <w:snapToGrid w:val="0"/>
-              <w:ind w:left="0" w:right="0" w:firstLine="0" w:leftChars="0" w:rightChars="0" w:firstLineChars="0"/>
+              <w:ind w:left="0" w:leftChars="0" w:right="0" w:rightChars="0" w:firstLine="0" w:firstLineChars="0"/>
               <w:jc w:val="left"/>
               <w:textAlignment w:val="baseline"/>
               <w:rPr>
-                <w:rFonts w:ascii="Arial" w:eastAsia="Arial" w:hAnsi="Arial" w:cs="Arial" w:hint="eastAsia"/>
+                <w:rFonts w:hint="eastAsia" w:ascii="Arial" w:hAnsi="Arial" w:eastAsia="Arial" w:cs="Arial"/>
                 <w:snapToGrid w:val="0"/>
                 <w:color w:val="000000"/>
                 <w:kern w:val="0"/>
@@ -405,7 +407,7 @@
             </w:r>
             <w:r>
               <w:rPr>
-                <w:rFonts w:asciiTheme="minorAscii" w:eastAsiaTheme="minorEastAsia" w:hAnsiTheme="minorAscii" w:hint="default"/>
+                <w:rFonts w:hint="default" w:asciiTheme="minorAscii" w:hAnsiTheme="minorAscii" w:eastAsiaTheme="minorEastAsia"/>
                 <w:spacing w:val="227"/>
                 <w:sz w:val="21"/>
                 <w:vertAlign w:val="baseline"/>
@@ -444,11 +446,11 @@
               <w:bidi w:val="0"/>
               <w:adjustRightInd w:val="0"/>
               <w:snapToGrid w:val="0"/>
-              <w:ind w:left="0" w:right="0" w:firstLine="0" w:leftChars="0" w:rightChars="0" w:firstLineChars="0"/>
+              <w:ind w:left="0" w:leftChars="0" w:right="0" w:rightChars="0" w:firstLine="0" w:firstLineChars="0"/>
               <w:jc w:val="right"/>
               <w:textAlignment w:val="baseline"/>
               <w:rPr>
-                <w:rFonts w:ascii="Arial" w:eastAsia="Arial" w:hAnsi="Arial" w:cs="Arial" w:hint="eastAsia"/>
+                <w:rFonts w:hint="eastAsia" w:ascii="Arial" w:hAnsi="Arial" w:eastAsia="Arial" w:cs="Arial"/>
                 <w:snapToGrid w:val="0"/>
                 <w:color w:val="000000"/>
                 <w:kern w:val="0"/>
@@ -468,7 +470,7 @@
             </w:r>
             <w:r>
               <w:rPr>
-                <w:rFonts w:asciiTheme="minorAscii" w:eastAsiaTheme="minorEastAsia" w:hAnsiTheme="minorAscii" w:hint="eastAsia"/>
+                <w:rFonts w:hint="eastAsia" w:asciiTheme="minorAscii" w:hAnsiTheme="minorAscii" w:eastAsiaTheme="minorEastAsia"/>
                 <w:spacing w:val="227"/>
                 <w:sz w:val="21"/>
                 <w:vertAlign w:val="baseline"/>
@@ -490,8 +492,14 @@
       </w:tr>
       <w:tr>
         <w:tblPrEx>
-          <w:tblW w:w="0" w:type="auto"/>
-          <w:jc w:val="center"/>
+          <w:tblBorders>
+            <w:top w:val="none" w:color="auto" w:sz="0" w:space="0"/>
+            <w:left w:val="none" w:color="auto" w:sz="0" w:space="0"/>
+            <w:bottom w:val="none" w:color="auto" w:sz="0" w:space="0"/>
+            <w:right w:val="none" w:color="auto" w:sz="0" w:space="0"/>
+            <w:insideH w:val="none" w:color="auto" w:sz="0" w:space="0"/>
+            <w:insideV w:val="none" w:color="auto" w:sz="0" w:space="0"/>
+          </w:tblBorders>
           <w:tblCellMar>
             <w:top w:w="0" w:type="dxa"/>
             <w:left w:w="108" w:type="dxa"/>
@@ -500,7 +508,7 @@
           </w:tblCellMar>
         </w:tblPrEx>
         <w:trPr>
-          <w:trHeight w:val="635"/>
+          <w:trHeight w:val="635" w:hRule="atLeast"/>
           <w:jc w:val="center"/>
         </w:trPr>
         <w:tc>
@@ -522,7 +530,7 @@
               <w:bidi w:val="0"/>
               <w:adjustRightInd w:val="0"/>
               <w:snapToGrid w:val="0"/>
-              <w:ind w:left="0" w:right="0" w:firstLine="0" w:leftChars="0" w:rightChars="0" w:firstLineChars="0"/>
+              <w:ind w:left="0" w:leftChars="0" w:right="0" w:rightChars="0" w:firstLine="0" w:firstLineChars="0"/>
               <w:jc w:val="left"/>
               <w:textAlignment w:val="baseline"/>
               <w:rPr>
@@ -541,7 +549,7 @@
             </w:r>
             <w:r>
               <w:rPr>
-                <w:rFonts w:asciiTheme="minorAscii" w:eastAsiaTheme="minorEastAsia" w:hAnsiTheme="minorAscii" w:hint="eastAsia"/>
+                <w:rFonts w:hint="eastAsia" w:asciiTheme="minorAscii" w:hAnsiTheme="minorAscii" w:eastAsiaTheme="minorEastAsia"/>
                 <w:spacing w:val="227"/>
                 <w:sz w:val="21"/>
                 <w:vertAlign w:val="baseline"/>
@@ -578,7 +586,7 @@
               <w:bidi w:val="0"/>
               <w:adjustRightInd w:val="0"/>
               <w:snapToGrid w:val="0"/>
-              <w:ind w:left="0" w:right="0" w:firstLine="0" w:leftChars="0" w:rightChars="0" w:firstLineChars="0"/>
+              <w:ind w:left="0" w:leftChars="0" w:right="0" w:rightChars="0" w:firstLine="0" w:firstLineChars="0"/>
               <w:jc w:val="right"/>
               <w:textAlignment w:val="baseline"/>
               <w:rPr>
@@ -597,7 +605,7 @@
             </w:r>
             <w:r>
               <w:rPr>
-                <w:rFonts w:asciiTheme="minorAscii" w:eastAsiaTheme="minorEastAsia" w:hAnsiTheme="minorAscii" w:hint="eastAsia"/>
+                <w:rFonts w:hint="eastAsia" w:asciiTheme="minorAscii" w:hAnsiTheme="minorAscii" w:eastAsiaTheme="minorEastAsia"/>
                 <w:spacing w:val="227"/>
                 <w:sz w:val="21"/>
                 <w:vertAlign w:val="baseline"/>
@@ -667,15 +675,15 @@
         <w:textAlignment w:val="baseline"/>
         <w:outlineLvl w:val="0"/>
         <w:rPr>
-          <w:rFonts w:ascii="宋体" w:eastAsia="宋体" w:hAnsi="宋体" w:cs="宋体"/>
+          <w:rFonts w:ascii="宋体" w:hAnsi="宋体" w:eastAsia="宋体" w:cs="宋体"/>
           <w:sz w:val="30"/>
           <w:szCs w:val="30"/>
         </w:rPr>
       </w:pPr>
-      <w:bookmarkStart w:id="4" w:name="_Toc7587"/>
+      <w:bookmarkStart w:id="3" w:name="_Toc15562"/>
       <w:r>
         <w:rPr>
-          <w:rFonts w:ascii="宋体" w:eastAsia="宋体" w:hAnsi="宋体" w:cs="宋体"/>
+          <w:rFonts w:ascii="宋体" w:hAnsi="宋体" w:eastAsia="宋体" w:cs="宋体"/>
           <w:b/>
           <w:bCs/>
           <w:spacing w:val="-4"/>
@@ -684,20 +692,20 @@
         </w:rPr>
         <w:t>文件编制和变更履历</w:t>
       </w:r>
-      <w:bookmarkEnd w:id="4"/>
+      <w:bookmarkEnd w:id="3"/>
     </w:p>
     <w:tbl>
       <w:tblPr>
-        <w:tblStyle w:val="TableNormal00"/>
+        <w:tblStyle w:val="42"/>
         <w:tblW w:w="9005" w:type="dxa"/>
         <w:tblInd w:w="34" w:type="dxa"/>
         <w:tblBorders>
-          <w:top w:val="single" w:sz="6" w:space="0" w:color="000000"/>
-          <w:left w:val="single" w:sz="6" w:space="0" w:color="000000"/>
-          <w:bottom w:val="single" w:sz="6" w:space="0" w:color="000000"/>
-          <w:right w:val="single" w:sz="6" w:space="0" w:color="000000"/>
-          <w:insideH w:val="single" w:sz="6" w:space="0" w:color="000000"/>
-          <w:insideV w:val="single" w:sz="6" w:space="0" w:color="000000"/>
+          <w:top w:val="single" w:color="000000" w:sz="6" w:space="0"/>
+          <w:left w:val="single" w:color="000000" w:sz="6" w:space="0"/>
+          <w:bottom w:val="single" w:color="000000" w:sz="6" w:space="0"/>
+          <w:right w:val="single" w:color="000000" w:sz="6" w:space="0"/>
+          <w:insideH w:val="single" w:color="000000" w:sz="6" w:space="0"/>
+          <w:insideV w:val="single" w:color="000000" w:sz="6" w:space="0"/>
         </w:tblBorders>
         <w:tblLayout w:type="fixed"/>
         <w:tblCellMar>
@@ -719,17 +727,14 @@
       </w:tblGrid>
       <w:tr>
         <w:tblPrEx>
-          <w:tblW w:w="9005" w:type="dxa"/>
-          <w:tblInd w:w="34" w:type="dxa"/>
           <w:tblBorders>
-            <w:top w:val="single" w:sz="6" w:space="0" w:color="000000"/>
-            <w:left w:val="single" w:sz="6" w:space="0" w:color="000000"/>
-            <w:bottom w:val="single" w:sz="6" w:space="0" w:color="000000"/>
-            <w:right w:val="single" w:sz="6" w:space="0" w:color="000000"/>
-            <w:insideH w:val="single" w:sz="6" w:space="0" w:color="000000"/>
-            <w:insideV w:val="single" w:sz="6" w:space="0" w:color="000000"/>
+            <w:top w:val="single" w:color="000000" w:sz="6" w:space="0"/>
+            <w:left w:val="single" w:color="000000" w:sz="6" w:space="0"/>
+            <w:bottom w:val="single" w:color="000000" w:sz="6" w:space="0"/>
+            <w:right w:val="single" w:color="000000" w:sz="6" w:space="0"/>
+            <w:insideH w:val="single" w:color="000000" w:sz="6" w:space="0"/>
+            <w:insideV w:val="single" w:color="000000" w:sz="6" w:space="0"/>
           </w:tblBorders>
-          <w:tblLayout w:type="fixed"/>
           <w:tblCellMar>
             <w:top w:w="0" w:type="dxa"/>
             <w:left w:w="0" w:type="dxa"/>
@@ -738,15 +743,15 @@
           </w:tblCellMar>
         </w:tblPrEx>
         <w:trPr>
-          <w:trHeight w:val="489"/>
+          <w:trHeight w:val="489" w:hRule="atLeast"/>
         </w:trPr>
         <w:tc>
           <w:tcPr>
             <w:tcW w:w="845" w:type="dxa"/>
             <w:vMerge w:val="restart"/>
             <w:tcBorders>
-              <w:top w:val="single" w:sz="10" w:space="0" w:color="000000"/>
-              <w:left w:val="single" w:sz="10" w:space="0" w:color="000000"/>
+              <w:top w:val="single" w:color="000000" w:sz="10" w:space="0"/>
+              <w:left w:val="single" w:color="000000" w:sz="10" w:space="0"/>
               <w:bottom w:val="nil"/>
             </w:tcBorders>
             <w:shd w:val="clear" w:color="auto" w:fill="D9D9D9"/>
@@ -793,14 +798,14 @@
               <w:ind w:left="172"/>
               <w:textAlignment w:val="baseline"/>
               <w:rPr>
-                <w:rFonts w:ascii="宋体" w:eastAsia="宋体" w:hAnsi="宋体" w:cs="宋体"/>
+                <w:rFonts w:ascii="宋体" w:hAnsi="宋体" w:eastAsia="宋体" w:cs="宋体"/>
                 <w:sz w:val="24"/>
                 <w:szCs w:val="24"/>
               </w:rPr>
             </w:pPr>
             <w:r>
               <w:rPr>
-                <w:rFonts w:ascii="宋体" w:eastAsia="宋体" w:hAnsi="宋体" w:cs="宋体"/>
+                <w:rFonts w:ascii="宋体" w:hAnsi="宋体" w:eastAsia="宋体" w:cs="宋体"/>
                 <w:b/>
                 <w:bCs/>
                 <w:spacing w:val="-5"/>
@@ -816,7 +821,7 @@
             <w:tcW w:w="2155" w:type="dxa"/>
             <w:gridSpan w:val="2"/>
             <w:tcBorders>
-              <w:top w:val="single" w:sz="10" w:space="0" w:color="000000"/>
+              <w:top w:val="single" w:color="000000" w:sz="10" w:space="0"/>
             </w:tcBorders>
             <w:shd w:val="clear" w:color="auto" w:fill="D9D9D9"/>
           </w:tcPr>
@@ -839,14 +844,14 @@
               <w:ind w:left="528"/>
               <w:textAlignment w:val="baseline"/>
               <w:rPr>
-                <w:rFonts w:ascii="宋体" w:eastAsia="宋体" w:hAnsi="宋体" w:cs="宋体"/>
+                <w:rFonts w:ascii="宋体" w:hAnsi="宋体" w:eastAsia="宋体" w:cs="宋体"/>
                 <w:sz w:val="24"/>
                 <w:szCs w:val="24"/>
               </w:rPr>
             </w:pPr>
             <w:r>
               <w:rPr>
-                <w:rFonts w:ascii="宋体" w:eastAsia="宋体" w:hAnsi="宋体" w:cs="宋体"/>
+                <w:rFonts w:ascii="宋体" w:hAnsi="宋体" w:eastAsia="宋体" w:cs="宋体"/>
                 <w:b/>
                 <w:bCs/>
                 <w:spacing w:val="-4"/>
@@ -862,7 +867,7 @@
             <w:tcW w:w="2334" w:type="dxa"/>
             <w:gridSpan w:val="2"/>
             <w:tcBorders>
-              <w:top w:val="single" w:sz="10" w:space="0" w:color="000000"/>
+              <w:top w:val="single" w:color="000000" w:sz="10" w:space="0"/>
             </w:tcBorders>
             <w:shd w:val="clear" w:color="auto" w:fill="D9D9D9"/>
           </w:tcPr>
@@ -885,14 +890,14 @@
               <w:ind w:left="927"/>
               <w:textAlignment w:val="baseline"/>
               <w:rPr>
-                <w:rFonts w:ascii="宋体" w:eastAsia="宋体" w:hAnsi="宋体" w:cs="宋体"/>
+                <w:rFonts w:ascii="宋体" w:hAnsi="宋体" w:eastAsia="宋体" w:cs="宋体"/>
                 <w:sz w:val="24"/>
                 <w:szCs w:val="24"/>
               </w:rPr>
             </w:pPr>
             <w:r>
               <w:rPr>
-                <w:rFonts w:ascii="宋体" w:eastAsia="宋体" w:hAnsi="宋体" w:cs="宋体"/>
+                <w:rFonts w:ascii="宋体" w:hAnsi="宋体" w:eastAsia="宋体" w:cs="宋体"/>
                 <w:b/>
                 <w:bCs/>
                 <w:spacing w:val="-6"/>
@@ -908,7 +913,7 @@
             <w:tcW w:w="2288" w:type="dxa"/>
             <w:gridSpan w:val="2"/>
             <w:tcBorders>
-              <w:top w:val="single" w:sz="10" w:space="0" w:color="000000"/>
+              <w:top w:val="single" w:color="000000" w:sz="10" w:space="0"/>
             </w:tcBorders>
             <w:shd w:val="clear" w:color="auto" w:fill="D9D9D9"/>
           </w:tcPr>
@@ -931,14 +936,14 @@
               <w:ind w:left="911"/>
               <w:textAlignment w:val="baseline"/>
               <w:rPr>
-                <w:rFonts w:ascii="宋体" w:eastAsia="宋体" w:hAnsi="宋体" w:cs="宋体"/>
+                <w:rFonts w:ascii="宋体" w:hAnsi="宋体" w:eastAsia="宋体" w:cs="宋体"/>
                 <w:sz w:val="24"/>
                 <w:szCs w:val="24"/>
               </w:rPr>
             </w:pPr>
             <w:r>
               <w:rPr>
-                <w:rFonts w:ascii="宋体" w:eastAsia="宋体" w:hAnsi="宋体" w:cs="宋体"/>
+                <w:rFonts w:ascii="宋体" w:hAnsi="宋体" w:eastAsia="宋体" w:cs="宋体"/>
                 <w:b/>
                 <w:bCs/>
                 <w:spacing w:val="-6"/>
@@ -954,9 +959,9 @@
             <w:tcW w:w="1383" w:type="dxa"/>
             <w:vMerge w:val="restart"/>
             <w:tcBorders>
-              <w:top w:val="single" w:sz="10" w:space="0" w:color="000000"/>
+              <w:top w:val="single" w:color="000000" w:sz="10" w:space="0"/>
               <w:bottom w:val="nil"/>
-              <w:right w:val="single" w:sz="10" w:space="0" w:color="000000"/>
+              <w:right w:val="single" w:color="000000" w:sz="10" w:space="0"/>
             </w:tcBorders>
             <w:shd w:val="clear" w:color="auto" w:fill="D9D9D9"/>
           </w:tcPr>
@@ -1002,14 +1007,14 @@
               <w:ind w:left="217"/>
               <w:textAlignment w:val="baseline"/>
               <w:rPr>
-                <w:rFonts w:ascii="宋体" w:eastAsia="宋体" w:hAnsi="宋体" w:cs="宋体"/>
+                <w:rFonts w:ascii="宋体" w:hAnsi="宋体" w:eastAsia="宋体" w:cs="宋体"/>
                 <w:sz w:val="24"/>
                 <w:szCs w:val="24"/>
               </w:rPr>
             </w:pPr>
             <w:r>
               <w:rPr>
-                <w:rFonts w:ascii="宋体" w:eastAsia="宋体" w:hAnsi="宋体" w:cs="宋体"/>
+                <w:rFonts w:ascii="宋体" w:hAnsi="宋体" w:eastAsia="宋体" w:cs="宋体"/>
                 <w:b/>
                 <w:bCs/>
                 <w:spacing w:val="-5"/>
@@ -1023,9 +1028,14 @@
       </w:tr>
       <w:tr>
         <w:tblPrEx>
-          <w:tblW w:w="9005" w:type="dxa"/>
-          <w:tblInd w:w="34" w:type="dxa"/>
-          <w:tblLayout w:type="fixed"/>
+          <w:tblBorders>
+            <w:top w:val="single" w:color="000000" w:sz="6" w:space="0"/>
+            <w:left w:val="single" w:color="000000" w:sz="6" w:space="0"/>
+            <w:bottom w:val="single" w:color="000000" w:sz="6" w:space="0"/>
+            <w:right w:val="single" w:color="000000" w:sz="6" w:space="0"/>
+            <w:insideH w:val="single" w:color="000000" w:sz="6" w:space="0"/>
+            <w:insideV w:val="single" w:color="000000" w:sz="6" w:space="0"/>
+          </w:tblBorders>
           <w:tblCellMar>
             <w:top w:w="0" w:type="dxa"/>
             <w:left w:w="0" w:type="dxa"/>
@@ -1034,15 +1044,15 @@
           </w:tblCellMar>
         </w:tblPrEx>
         <w:trPr>
-          <w:trHeight w:val="479"/>
+          <w:trHeight w:val="479" w:hRule="atLeast"/>
         </w:trPr>
         <w:tc>
           <w:tcPr>
             <w:tcW w:w="845" w:type="dxa"/>
-            <w:vMerge/>
+            <w:vMerge w:val="continue"/>
             <w:tcBorders>
               <w:top w:val="nil"/>
-              <w:left w:val="single" w:sz="10" w:space="0" w:color="000000"/>
+              <w:left w:val="single" w:color="000000" w:sz="10" w:space="0"/>
             </w:tcBorders>
           </w:tcPr>
           <w:p>
@@ -1092,14 +1102,14 @@
               <w:ind w:left="191"/>
               <w:textAlignment w:val="baseline"/>
               <w:rPr>
-                <w:rFonts w:ascii="宋体" w:eastAsia="宋体" w:hAnsi="宋体" w:cs="宋体"/>
+                <w:rFonts w:ascii="宋体" w:hAnsi="宋体" w:eastAsia="宋体" w:cs="宋体"/>
                 <w:sz w:val="24"/>
                 <w:szCs w:val="24"/>
               </w:rPr>
             </w:pPr>
             <w:r>
               <w:rPr>
-                <w:rFonts w:ascii="宋体" w:eastAsia="宋体" w:hAnsi="宋体" w:cs="宋体"/>
+                <w:rFonts w:ascii="宋体" w:hAnsi="宋体" w:eastAsia="宋体" w:cs="宋体"/>
                 <w:b/>
                 <w:bCs/>
                 <w:spacing w:val="-5"/>
@@ -1134,14 +1144,14 @@
               <w:ind w:left="430"/>
               <w:textAlignment w:val="baseline"/>
               <w:rPr>
-                <w:rFonts w:ascii="宋体" w:eastAsia="宋体" w:hAnsi="宋体" w:cs="宋体"/>
+                <w:rFonts w:ascii="宋体" w:hAnsi="宋体" w:eastAsia="宋体" w:cs="宋体"/>
                 <w:sz w:val="24"/>
                 <w:szCs w:val="24"/>
               </w:rPr>
             </w:pPr>
             <w:r>
               <w:rPr>
-                <w:rFonts w:ascii="宋体" w:eastAsia="宋体" w:hAnsi="宋体" w:cs="宋体"/>
+                <w:rFonts w:ascii="宋体" w:hAnsi="宋体" w:eastAsia="宋体" w:cs="宋体"/>
                 <w:b/>
                 <w:bCs/>
                 <w:spacing w:val="-15"/>
@@ -1176,14 +1186,14 @@
               <w:ind w:left="244"/>
               <w:textAlignment w:val="baseline"/>
               <w:rPr>
-                <w:rFonts w:ascii="宋体" w:eastAsia="宋体" w:hAnsi="宋体" w:cs="宋体"/>
+                <w:rFonts w:ascii="宋体" w:hAnsi="宋体" w:eastAsia="宋体" w:cs="宋体"/>
                 <w:sz w:val="24"/>
                 <w:szCs w:val="24"/>
               </w:rPr>
             </w:pPr>
             <w:r>
               <w:rPr>
-                <w:rFonts w:ascii="宋体" w:eastAsia="宋体" w:hAnsi="宋体" w:cs="宋体"/>
+                <w:rFonts w:ascii="宋体" w:hAnsi="宋体" w:eastAsia="宋体" w:cs="宋体"/>
                 <w:b/>
                 <w:bCs/>
                 <w:spacing w:val="-8"/>
@@ -1218,14 +1228,14 @@
               <w:ind w:left="487"/>
               <w:textAlignment w:val="baseline"/>
               <w:rPr>
-                <w:rFonts w:ascii="宋体" w:eastAsia="宋体" w:hAnsi="宋体" w:cs="宋体"/>
+                <w:rFonts w:ascii="宋体" w:hAnsi="宋体" w:eastAsia="宋体" w:cs="宋体"/>
                 <w:sz w:val="24"/>
                 <w:szCs w:val="24"/>
               </w:rPr>
             </w:pPr>
             <w:r>
               <w:rPr>
-                <w:rFonts w:ascii="宋体" w:eastAsia="宋体" w:hAnsi="宋体" w:cs="宋体"/>
+                <w:rFonts w:ascii="宋体" w:hAnsi="宋体" w:eastAsia="宋体" w:cs="宋体"/>
                 <w:b/>
                 <w:bCs/>
                 <w:spacing w:val="-15"/>
@@ -1260,14 +1270,14 @@
               <w:ind w:left="268"/>
               <w:textAlignment w:val="baseline"/>
               <w:rPr>
-                <w:rFonts w:ascii="宋体" w:eastAsia="宋体" w:hAnsi="宋体" w:cs="宋体"/>
+                <w:rFonts w:ascii="宋体" w:hAnsi="宋体" w:eastAsia="宋体" w:cs="宋体"/>
                 <w:sz w:val="24"/>
                 <w:szCs w:val="24"/>
               </w:rPr>
             </w:pPr>
             <w:r>
               <w:rPr>
-                <w:rFonts w:ascii="宋体" w:eastAsia="宋体" w:hAnsi="宋体" w:cs="宋体"/>
+                <w:rFonts w:ascii="宋体" w:hAnsi="宋体" w:eastAsia="宋体" w:cs="宋体"/>
                 <w:b/>
                 <w:bCs/>
                 <w:spacing w:val="-5"/>
@@ -1302,14 +1312,14 @@
               <w:ind w:left="441"/>
               <w:textAlignment w:val="baseline"/>
               <w:rPr>
-                <w:rFonts w:ascii="宋体" w:eastAsia="宋体" w:hAnsi="宋体" w:cs="宋体"/>
+                <w:rFonts w:ascii="宋体" w:hAnsi="宋体" w:eastAsia="宋体" w:cs="宋体"/>
                 <w:sz w:val="24"/>
                 <w:szCs w:val="24"/>
               </w:rPr>
             </w:pPr>
             <w:r>
               <w:rPr>
-                <w:rFonts w:ascii="宋体" w:eastAsia="宋体" w:hAnsi="宋体" w:cs="宋体"/>
+                <w:rFonts w:ascii="宋体" w:hAnsi="宋体" w:eastAsia="宋体" w:cs="宋体"/>
                 <w:b/>
                 <w:bCs/>
                 <w:spacing w:val="-15"/>
@@ -1323,10 +1333,10 @@
         <w:tc>
           <w:tcPr>
             <w:tcW w:w="1383" w:type="dxa"/>
-            <w:vMerge/>
+            <w:vMerge w:val="continue"/>
             <w:tcBorders>
               <w:top w:val="nil"/>
-              <w:right w:val="single" w:sz="10" w:space="0" w:color="000000"/>
+              <w:right w:val="single" w:color="000000" w:sz="10" w:space="0"/>
             </w:tcBorders>
           </w:tcPr>
           <w:p>
@@ -1355,9 +1365,14 @@
       </w:tr>
       <w:tr>
         <w:tblPrEx>
-          <w:tblW w:w="9005" w:type="dxa"/>
-          <w:tblInd w:w="34" w:type="dxa"/>
-          <w:tblLayout w:type="fixed"/>
+          <w:tblBorders>
+            <w:top w:val="single" w:color="000000" w:sz="6" w:space="0"/>
+            <w:left w:val="single" w:color="000000" w:sz="6" w:space="0"/>
+            <w:bottom w:val="single" w:color="000000" w:sz="6" w:space="0"/>
+            <w:right w:val="single" w:color="000000" w:sz="6" w:space="0"/>
+            <w:insideH w:val="single" w:color="000000" w:sz="6" w:space="0"/>
+            <w:insideV w:val="single" w:color="000000" w:sz="6" w:space="0"/>
+          </w:tblBorders>
           <w:tblCellMar>
             <w:top w:w="0" w:type="dxa"/>
             <w:left w:w="0" w:type="dxa"/>
@@ -1366,18 +1381,18 @@
           </w:tblCellMar>
         </w:tblPrEx>
         <w:trPr>
-          <w:trHeight w:val="651"/>
+          <w:trHeight w:val="651" w:hRule="atLeast"/>
         </w:trPr>
         <w:tc>
           <w:tcPr>
             <w:tcW w:w="845" w:type="dxa"/>
             <w:tcBorders>
-              <w:left w:val="single" w:sz="10" w:space="0" w:color="000000"/>
+              <w:left w:val="single" w:color="000000" w:sz="10" w:space="0"/>
             </w:tcBorders>
           </w:tcPr>
           <w:p>
             <w:pPr>
-              <w:pStyle w:val="TableText"/>
+              <w:pStyle w:val="27"/>
               <w:keepNext w:val="0"/>
               <w:keepLines w:val="0"/>
               <w:pageBreakBefore w:val="0"/>
@@ -1409,7 +1424,7 @@
           </w:tcPr>
           <w:p>
             <w:pPr>
-              <w:pStyle w:val="TableText"/>
+              <w:pStyle w:val="27"/>
               <w:keepNext w:val="0"/>
               <w:keepLines w:val="0"/>
               <w:pageBreakBefore w:val="0"/>
@@ -1444,7 +1459,7 @@
           </w:tcPr>
           <w:p>
             <w:pPr>
-              <w:pStyle w:val="TableText"/>
+              <w:pStyle w:val="27"/>
               <w:keepNext w:val="0"/>
               <w:keepLines w:val="0"/>
               <w:pageBreakBefore w:val="0"/>
@@ -1476,7 +1491,7 @@
           </w:tcPr>
           <w:p>
             <w:pPr>
-              <w:pStyle w:val="TableText"/>
+              <w:pStyle w:val="27"/>
               <w:keepNext w:val="0"/>
               <w:keepLines w:val="0"/>
               <w:pageBreakBefore w:val="0"/>
@@ -1508,7 +1523,7 @@
           </w:tcPr>
           <w:p>
             <w:pPr>
-              <w:pStyle w:val="TableText"/>
+              <w:pStyle w:val="27"/>
               <w:keepNext w:val="0"/>
               <w:keepLines w:val="0"/>
               <w:pageBreakBefore w:val="0"/>
@@ -1540,7 +1555,7 @@
           </w:tcPr>
           <w:p>
             <w:pPr>
-              <w:pStyle w:val="TableText"/>
+              <w:pStyle w:val="27"/>
               <w:keepNext w:val="0"/>
               <w:keepLines w:val="0"/>
               <w:pageBreakBefore w:val="0"/>
@@ -1572,7 +1587,7 @@
           </w:tcPr>
           <w:p>
             <w:pPr>
-              <w:pStyle w:val="TableText"/>
+              <w:pStyle w:val="27"/>
               <w:keepNext w:val="0"/>
               <w:keepLines w:val="0"/>
               <w:pageBreakBefore w:val="0"/>
@@ -1602,12 +1617,12 @@
           <w:tcPr>
             <w:tcW w:w="1383" w:type="dxa"/>
             <w:tcBorders>
-              <w:right w:val="single" w:sz="10" w:space="0" w:color="000000"/>
+              <w:right w:val="single" w:color="000000" w:sz="10" w:space="0"/>
             </w:tcBorders>
           </w:tcPr>
           <w:p>
             <w:pPr>
-              <w:pStyle w:val="TableText"/>
+              <w:pStyle w:val="27"/>
               <w:keepNext w:val="0"/>
               <w:keepLines w:val="0"/>
               <w:pageBreakBefore w:val="0"/>
@@ -1636,9 +1651,14 @@
       </w:tr>
       <w:tr>
         <w:tblPrEx>
-          <w:tblW w:w="9005" w:type="dxa"/>
-          <w:tblInd w:w="34" w:type="dxa"/>
-          <w:tblLayout w:type="fixed"/>
+          <w:tblBorders>
+            <w:top w:val="single" w:color="000000" w:sz="6" w:space="0"/>
+            <w:left w:val="single" w:color="000000" w:sz="6" w:space="0"/>
+            <w:bottom w:val="single" w:color="000000" w:sz="6" w:space="0"/>
+            <w:right w:val="single" w:color="000000" w:sz="6" w:space="0"/>
+            <w:insideH w:val="single" w:color="000000" w:sz="6" w:space="0"/>
+            <w:insideV w:val="single" w:color="000000" w:sz="6" w:space="0"/>
+          </w:tblBorders>
           <w:tblCellMar>
             <w:top w:w="0" w:type="dxa"/>
             <w:left w:w="0" w:type="dxa"/>
@@ -1647,18 +1667,18 @@
           </w:tblCellMar>
         </w:tblPrEx>
         <w:trPr>
-          <w:trHeight w:val="485"/>
+          <w:trHeight w:val="485" w:hRule="atLeast"/>
         </w:trPr>
         <w:tc>
           <w:tcPr>
             <w:tcW w:w="845" w:type="dxa"/>
             <w:tcBorders>
-              <w:left w:val="single" w:sz="10" w:space="0" w:color="000000"/>
+              <w:left w:val="single" w:color="000000" w:sz="10" w:space="0"/>
             </w:tcBorders>
           </w:tcPr>
           <w:p>
             <w:pPr>
-              <w:pStyle w:val="TableText"/>
+              <w:pStyle w:val="27"/>
               <w:keepNext w:val="0"/>
               <w:keepLines w:val="0"/>
               <w:pageBreakBefore w:val="0"/>
@@ -1684,7 +1704,7 @@
           </w:tcPr>
           <w:p>
             <w:pPr>
-              <w:pStyle w:val="TableText"/>
+              <w:pStyle w:val="27"/>
               <w:keepNext w:val="0"/>
               <w:keepLines w:val="0"/>
               <w:pageBreakBefore w:val="0"/>
@@ -1710,7 +1730,7 @@
           </w:tcPr>
           <w:p>
             <w:pPr>
-              <w:pStyle w:val="TableText"/>
+              <w:pStyle w:val="27"/>
               <w:keepNext w:val="0"/>
               <w:keepLines w:val="0"/>
               <w:pageBreakBefore w:val="0"/>
@@ -1736,7 +1756,7 @@
           </w:tcPr>
           <w:p>
             <w:pPr>
-              <w:pStyle w:val="TableText"/>
+              <w:pStyle w:val="27"/>
               <w:keepNext w:val="0"/>
               <w:keepLines w:val="0"/>
               <w:pageBreakBefore w:val="0"/>
@@ -1762,7 +1782,7 @@
           </w:tcPr>
           <w:p>
             <w:pPr>
-              <w:pStyle w:val="TableText"/>
+              <w:pStyle w:val="27"/>
               <w:keepNext w:val="0"/>
               <w:keepLines w:val="0"/>
               <w:pageBreakBefore w:val="0"/>
@@ -1788,7 +1808,7 @@
           </w:tcPr>
           <w:p>
             <w:pPr>
-              <w:pStyle w:val="TableText"/>
+              <w:pStyle w:val="27"/>
               <w:keepNext w:val="0"/>
               <w:keepLines w:val="0"/>
               <w:pageBreakBefore w:val="0"/>
@@ -1814,7 +1834,7 @@
           </w:tcPr>
           <w:p>
             <w:pPr>
-              <w:pStyle w:val="TableText"/>
+              <w:pStyle w:val="27"/>
               <w:keepNext w:val="0"/>
               <w:keepLines w:val="0"/>
               <w:pageBreakBefore w:val="0"/>
@@ -1838,12 +1858,12 @@
           <w:tcPr>
             <w:tcW w:w="1383" w:type="dxa"/>
             <w:tcBorders>
-              <w:right w:val="single" w:sz="10" w:space="0" w:color="000000"/>
+              <w:right w:val="single" w:color="000000" w:sz="10" w:space="0"/>
             </w:tcBorders>
           </w:tcPr>
           <w:p>
             <w:pPr>
-              <w:pStyle w:val="TableText"/>
+              <w:pStyle w:val="27"/>
               <w:keepNext w:val="0"/>
               <w:keepLines w:val="0"/>
               <w:pageBreakBefore w:val="0"/>
@@ -1866,9 +1886,14 @@
       </w:tr>
       <w:tr>
         <w:tblPrEx>
-          <w:tblW w:w="9005" w:type="dxa"/>
-          <w:tblInd w:w="34" w:type="dxa"/>
-          <w:tblLayout w:type="fixed"/>
+          <w:tblBorders>
+            <w:top w:val="single" w:color="000000" w:sz="6" w:space="0"/>
+            <w:left w:val="single" w:color="000000" w:sz="6" w:space="0"/>
+            <w:bottom w:val="single" w:color="000000" w:sz="6" w:space="0"/>
+            <w:right w:val="single" w:color="000000" w:sz="6" w:space="0"/>
+            <w:insideH w:val="single" w:color="000000" w:sz="6" w:space="0"/>
+            <w:insideV w:val="single" w:color="000000" w:sz="6" w:space="0"/>
+          </w:tblBorders>
           <w:tblCellMar>
             <w:top w:w="0" w:type="dxa"/>
             <w:left w:w="0" w:type="dxa"/>
@@ -1877,19 +1902,19 @@
           </w:tblCellMar>
         </w:tblPrEx>
         <w:trPr>
-          <w:trHeight w:val="503"/>
+          <w:trHeight w:val="503" w:hRule="atLeast"/>
         </w:trPr>
         <w:tc>
           <w:tcPr>
             <w:tcW w:w="845" w:type="dxa"/>
             <w:tcBorders>
-              <w:left w:val="single" w:sz="10" w:space="0" w:color="000000"/>
-              <w:bottom w:val="single" w:sz="10" w:space="0" w:color="000000"/>
+              <w:left w:val="single" w:color="000000" w:sz="10" w:space="0"/>
+              <w:bottom w:val="single" w:color="000000" w:sz="10" w:space="0"/>
             </w:tcBorders>
           </w:tcPr>
           <w:p>
             <w:pPr>
-              <w:pStyle w:val="TableText"/>
+              <w:pStyle w:val="27"/>
               <w:keepNext w:val="0"/>
               <w:keepLines w:val="0"/>
               <w:pageBreakBefore w:val="0"/>
@@ -1913,12 +1938,12 @@
           <w:tcPr>
             <w:tcW w:w="881" w:type="dxa"/>
             <w:tcBorders>
-              <w:bottom w:val="single" w:sz="10" w:space="0" w:color="000000"/>
+              <w:bottom w:val="single" w:color="000000" w:sz="10" w:space="0"/>
             </w:tcBorders>
           </w:tcPr>
           <w:p>
             <w:pPr>
-              <w:pStyle w:val="TableText"/>
+              <w:pStyle w:val="27"/>
               <w:keepNext w:val="0"/>
               <w:keepLines w:val="0"/>
               <w:pageBreakBefore w:val="0"/>
@@ -1942,12 +1967,12 @@
           <w:tcPr>
             <w:tcW w:w="1274" w:type="dxa"/>
             <w:tcBorders>
-              <w:bottom w:val="single" w:sz="10" w:space="0" w:color="000000"/>
+              <w:bottom w:val="single" w:color="000000" w:sz="10" w:space="0"/>
             </w:tcBorders>
           </w:tcPr>
           <w:p>
             <w:pPr>
-              <w:pStyle w:val="TableText"/>
+              <w:pStyle w:val="27"/>
               <w:keepNext w:val="0"/>
               <w:keepLines w:val="0"/>
               <w:pageBreakBefore w:val="0"/>
@@ -1971,12 +1996,12 @@
           <w:tcPr>
             <w:tcW w:w="957" w:type="dxa"/>
             <w:tcBorders>
-              <w:bottom w:val="single" w:sz="10" w:space="0" w:color="000000"/>
+              <w:bottom w:val="single" w:color="000000" w:sz="10" w:space="0"/>
             </w:tcBorders>
           </w:tcPr>
           <w:p>
             <w:pPr>
-              <w:pStyle w:val="TableText"/>
+              <w:pStyle w:val="27"/>
               <w:keepNext w:val="0"/>
               <w:keepLines w:val="0"/>
               <w:pageBreakBefore w:val="0"/>
@@ -2000,12 +2025,12 @@
           <w:tcPr>
             <w:tcW w:w="1377" w:type="dxa"/>
             <w:tcBorders>
-              <w:bottom w:val="single" w:sz="10" w:space="0" w:color="000000"/>
+              <w:bottom w:val="single" w:color="000000" w:sz="10" w:space="0"/>
             </w:tcBorders>
           </w:tcPr>
           <w:p>
             <w:pPr>
-              <w:pStyle w:val="TableText"/>
+              <w:pStyle w:val="27"/>
               <w:keepNext w:val="0"/>
               <w:keepLines w:val="0"/>
               <w:pageBreakBefore w:val="0"/>
@@ -2029,12 +2054,12 @@
           <w:tcPr>
             <w:tcW w:w="1017" w:type="dxa"/>
             <w:tcBorders>
-              <w:bottom w:val="single" w:sz="10" w:space="0" w:color="000000"/>
+              <w:bottom w:val="single" w:color="000000" w:sz="10" w:space="0"/>
             </w:tcBorders>
           </w:tcPr>
           <w:p>
             <w:pPr>
-              <w:pStyle w:val="TableText"/>
+              <w:pStyle w:val="27"/>
               <w:keepNext w:val="0"/>
               <w:keepLines w:val="0"/>
               <w:pageBreakBefore w:val="0"/>
@@ -2058,12 +2083,12 @@
           <w:tcPr>
             <w:tcW w:w="1271" w:type="dxa"/>
             <w:tcBorders>
-              <w:bottom w:val="single" w:sz="10" w:space="0" w:color="000000"/>
+              <w:bottom w:val="single" w:color="000000" w:sz="10" w:space="0"/>
             </w:tcBorders>
           </w:tcPr>
           <w:p>
             <w:pPr>
-              <w:pStyle w:val="TableText"/>
+              <w:pStyle w:val="27"/>
               <w:keepNext w:val="0"/>
               <w:keepLines w:val="0"/>
               <w:pageBreakBefore w:val="0"/>
@@ -2087,13 +2112,13 @@
           <w:tcPr>
             <w:tcW w:w="1383" w:type="dxa"/>
             <w:tcBorders>
-              <w:bottom w:val="single" w:sz="10" w:space="0" w:color="000000"/>
-              <w:right w:val="single" w:sz="10" w:space="0" w:color="000000"/>
+              <w:bottom w:val="single" w:color="000000" w:sz="10" w:space="0"/>
+              <w:right w:val="single" w:color="000000" w:sz="10" w:space="0"/>
             </w:tcBorders>
           </w:tcPr>
           <w:p>
             <w:pPr>
-              <w:pStyle w:val="TableText"/>
+              <w:pStyle w:val="27"/>
               <w:keepNext w:val="0"/>
               <w:keepLines w:val="0"/>
               <w:pageBreakBefore w:val="0"/>
@@ -2133,7 +2158,7 @@
     <w:sdt>
       <w:sdtPr>
         <w:rPr>
-          <w:rFonts w:ascii="宋体" w:eastAsia="宋体" w:hAnsi="宋体" w:cs="Arial"/>
+          <w:rFonts w:ascii="宋体" w:hAnsi="宋体" w:eastAsia="宋体" w:cs="Arial"/>
           <w:snapToGrid w:val="0"/>
           <w:color w:val="000000"/>
           <w:kern w:val="0"/>
@@ -2149,7 +2174,7 @@
       </w:sdtPr>
       <w:sdtEndPr>
         <w:rPr>
-          <w:rFonts w:ascii="Arial" w:eastAsia="宋体" w:hAnsi="Arial" w:cs="Arial" w:hint="default"/>
+          <w:rFonts w:hint="default" w:ascii="Arial" w:hAnsi="Arial" w:eastAsia="宋体" w:cs="Arial"/>
           <w:snapToGrid w:val="0"/>
           <w:color w:val="000000"/>
           <w:kern w:val="0"/>
@@ -2162,12 +2187,12 @@
         <w:p>
           <w:pPr>
             <w:spacing w:before="0" w:beforeLines="0" w:after="0" w:afterLines="0" w:line="240" w:lineRule="auto"/>
-            <w:ind w:left="0" w:right="0" w:firstLine="0" w:leftChars="0" w:rightChars="0" w:firstLineChars="0"/>
+            <w:ind w:left="0" w:leftChars="0" w:right="0" w:rightChars="0" w:firstLine="0" w:firstLineChars="0"/>
             <w:jc w:val="center"/>
           </w:pPr>
           <w:r>
             <w:rPr>
-              <w:rFonts w:ascii="宋体" w:eastAsia="宋体" w:hAnsi="宋体"/>
+              <w:rFonts w:ascii="宋体" w:hAnsi="宋体" w:eastAsia="宋体"/>
               <w:sz w:val="21"/>
             </w:rPr>
             <w:t>目录</w:t>
@@ -2175,7 +2200,7 @@
         </w:p>
         <w:p>
           <w:pPr>
-            <w:pStyle w:val="TOC1"/>
+            <w:pStyle w:val="16"/>
             <w:tabs>
               <w:tab w:val="right" w:leader="dot" w:pos="8306"/>
             </w:tabs>
@@ -2213,7 +2238,7 @@
               <w:rFonts w:hint="default"/>
               <w:lang w:val="en-US" w:eastAsia="zh-CN"/>
             </w:rPr>
-            <w:instrText xml:space="preserve"> HYPERLINK \l _Toc1747 </w:instrText>
+            <w:instrText xml:space="preserve"> HYPERLINK \l _Toc423 </w:instrText>
           </w:r>
           <w:r>
             <w:rPr>
@@ -2236,7 +2261,7 @@
             <w:fldChar w:fldCharType="begin"/>
           </w:r>
           <w:r>
-            <w:instrText xml:space="preserve"> PAGEREF _Toc1747 \h </w:instrText>
+            <w:instrText xml:space="preserve"> PAGEREF _Toc423 \h </w:instrText>
           </w:r>
           <w:r>
             <w:fldChar w:fldCharType="separate"/>
@@ -2257,7 +2282,7 @@
         </w:p>
         <w:p>
           <w:pPr>
-            <w:pStyle w:val="TOC1"/>
+            <w:pStyle w:val="16"/>
             <w:tabs>
               <w:tab w:val="right" w:leader="dot" w:pos="8306"/>
             </w:tabs>
@@ -2274,7 +2299,7 @@
               <w:rFonts w:hint="default"/>
               <w:lang w:val="en-US" w:eastAsia="zh-CN"/>
             </w:rPr>
-            <w:instrText xml:space="preserve"> HYPERLINK \l _Toc31174 </w:instrText>
+            <w:instrText xml:space="preserve"> HYPERLINK \l _Toc16517 </w:instrText>
           </w:r>
           <w:r>
             <w:rPr>
@@ -2297,7 +2322,7 @@
             <w:fldChar w:fldCharType="begin"/>
           </w:r>
           <w:r>
-            <w:instrText xml:space="preserve"> PAGEREF _Toc31174 \h </w:instrText>
+            <w:instrText xml:space="preserve"> PAGEREF _Toc16517 \h </w:instrText>
           </w:r>
           <w:r>
             <w:fldChar w:fldCharType="separate"/>
@@ -2318,7 +2343,7 @@
         </w:p>
         <w:p>
           <w:pPr>
-            <w:pStyle w:val="TOC1"/>
+            <w:pStyle w:val="16"/>
             <w:tabs>
               <w:tab w:val="right" w:leader="dot" w:pos="8306"/>
             </w:tabs>
@@ -2335,7 +2360,7 @@
               <w:rFonts w:hint="default"/>
               <w:lang w:val="en-US" w:eastAsia="zh-CN"/>
             </w:rPr>
-            <w:instrText xml:space="preserve"> HYPERLINK \l _Toc27092 </w:instrText>
+            <w:instrText xml:space="preserve"> HYPERLINK \l _Toc23179 </w:instrText>
           </w:r>
           <w:r>
             <w:rPr>
@@ -2358,7 +2383,7 @@
             <w:fldChar w:fldCharType="begin"/>
           </w:r>
           <w:r>
-            <w:instrText xml:space="preserve"> PAGEREF _Toc27092 \h </w:instrText>
+            <w:instrText xml:space="preserve"> PAGEREF _Toc23179 \h </w:instrText>
           </w:r>
           <w:r>
             <w:fldChar w:fldCharType="separate"/>
@@ -2379,7 +2404,7 @@
         </w:p>
         <w:p>
           <w:pPr>
-            <w:pStyle w:val="TOC1"/>
+            <w:pStyle w:val="16"/>
             <w:tabs>
               <w:tab w:val="right" w:leader="dot" w:pos="8306"/>
             </w:tabs>
@@ -2396,7 +2421,7 @@
               <w:rFonts w:hint="default"/>
               <w:lang w:val="en-US" w:eastAsia="zh-CN"/>
             </w:rPr>
-            <w:instrText xml:space="preserve"> HYPERLINK \l _Toc7587 </w:instrText>
+            <w:instrText xml:space="preserve"> HYPERLINK \l _Toc15562 </w:instrText>
           </w:r>
           <w:r>
             <w:rPr>
@@ -2407,7 +2432,7 @@
           </w:r>
           <w:r>
             <w:rPr>
-              <w:rFonts w:ascii="宋体" w:eastAsia="宋体" w:hAnsi="宋体" w:cs="宋体"/>
+              <w:rFonts w:ascii="宋体" w:hAnsi="宋体" w:eastAsia="宋体" w:cs="宋体"/>
               <w:bCs/>
               <w:spacing w:val="-4"/>
               <w:szCs w:val="30"/>
@@ -2421,7 +2446,7 @@
             <w:fldChar w:fldCharType="begin"/>
           </w:r>
           <w:r>
-            <w:instrText xml:space="preserve"> PAGEREF _Toc7587 \h </w:instrText>
+            <w:instrText xml:space="preserve"> PAGEREF _Toc15562 \h </w:instrText>
           </w:r>
           <w:r>
             <w:fldChar w:fldCharType="separate"/>
@@ -2442,7 +2467,7 @@
         </w:p>
         <w:p>
           <w:pPr>
-            <w:pStyle w:val="TOC1"/>
+            <w:pStyle w:val="16"/>
             <w:tabs>
               <w:tab w:val="right" w:leader="dot" w:pos="8306"/>
             </w:tabs>
@@ -2459,7 +2484,7 @@
               <w:rFonts w:hint="default"/>
               <w:lang w:val="en-US" w:eastAsia="zh-CN"/>
             </w:rPr>
-            <w:instrText xml:space="preserve"> HYPERLINK \l _Toc6718 </w:instrText>
+            <w:instrText xml:space="preserve"> HYPERLINK \l _Toc10375 </w:instrText>
           </w:r>
           <w:r>
             <w:rPr>
@@ -2482,7 +2507,7 @@
             <w:fldChar w:fldCharType="begin"/>
           </w:r>
           <w:r>
-            <w:instrText xml:space="preserve"> PAGEREF _Toc6718 \h </w:instrText>
+            <w:instrText xml:space="preserve"> PAGEREF _Toc10375 \h </w:instrText>
           </w:r>
           <w:r>
             <w:fldChar w:fldCharType="separate"/>
@@ -2503,7 +2528,7 @@
         </w:p>
         <w:p>
           <w:pPr>
-            <w:pStyle w:val="TOC1"/>
+            <w:pStyle w:val="16"/>
             <w:tabs>
               <w:tab w:val="right" w:leader="dot" w:pos="8306"/>
             </w:tabs>
@@ -2520,7 +2545,7 @@
               <w:rFonts w:hint="default"/>
               <w:lang w:val="en-US" w:eastAsia="zh-CN"/>
             </w:rPr>
-            <w:instrText xml:space="preserve"> HYPERLINK \l _Toc12424 </w:instrText>
+            <w:instrText xml:space="preserve"> HYPERLINK \l _Toc916 </w:instrText>
           </w:r>
           <w:r>
             <w:rPr>
@@ -2543,7 +2568,7 @@
             <w:fldChar w:fldCharType="begin"/>
           </w:r>
           <w:r>
-            <w:instrText xml:space="preserve"> PAGEREF _Toc12424 \h </w:instrText>
+            <w:instrText xml:space="preserve"> PAGEREF _Toc916 \h </w:instrText>
           </w:r>
           <w:r>
             <w:fldChar w:fldCharType="separate"/>
@@ -2564,7 +2589,7 @@
         </w:p>
         <w:p>
           <w:pPr>
-            <w:pStyle w:val="TOC1"/>
+            <w:pStyle w:val="16"/>
             <w:tabs>
               <w:tab w:val="right" w:leader="dot" w:pos="8306"/>
             </w:tabs>
@@ -2581,7 +2606,7 @@
               <w:rFonts w:hint="default"/>
               <w:lang w:val="en-US" w:eastAsia="zh-CN"/>
             </w:rPr>
-            <w:instrText xml:space="preserve"> HYPERLINK \l _Toc3275 </w:instrText>
+            <w:instrText xml:space="preserve"> HYPERLINK \l _Toc22162 </w:instrText>
           </w:r>
           <w:r>
             <w:rPr>
@@ -2604,7 +2629,7 @@
             <w:fldChar w:fldCharType="begin"/>
           </w:r>
           <w:r>
-            <w:instrText xml:space="preserve"> PAGEREF _Toc3275 \h </w:instrText>
+            <w:instrText xml:space="preserve"> PAGEREF _Toc22162 \h </w:instrText>
           </w:r>
           <w:r>
             <w:fldChar w:fldCharType="separate"/>
@@ -2625,7 +2650,7 @@
         </w:p>
         <w:p>
           <w:pPr>
-            <w:pStyle w:val="TOC2"/>
+            <w:pStyle w:val="17"/>
             <w:tabs>
               <w:tab w:val="right" w:leader="dot" w:pos="8306"/>
             </w:tabs>
@@ -2642,7 +2667,7 @@
               <w:rFonts w:hint="default"/>
               <w:lang w:val="en-US" w:eastAsia="zh-CN"/>
             </w:rPr>
-            <w:instrText xml:space="preserve"> HYPERLINK \l _Toc4172 </w:instrText>
+            <w:instrText xml:space="preserve"> HYPERLINK \l _Toc13397 </w:instrText>
           </w:r>
           <w:r>
             <w:rPr>
@@ -2665,7 +2690,7 @@
             <w:fldChar w:fldCharType="begin"/>
           </w:r>
           <w:r>
-            <w:instrText xml:space="preserve"> PAGEREF _Toc4172 \h </w:instrText>
+            <w:instrText xml:space="preserve"> PAGEREF _Toc13397 \h </w:instrText>
           </w:r>
           <w:r>
             <w:fldChar w:fldCharType="separate"/>
@@ -2686,7 +2711,7 @@
         </w:p>
         <w:p>
           <w:pPr>
-            <w:pStyle w:val="TOC2"/>
+            <w:pStyle w:val="17"/>
             <w:tabs>
               <w:tab w:val="right" w:leader="dot" w:pos="8306"/>
             </w:tabs>
@@ -2703,7 +2728,7 @@
               <w:rFonts w:hint="default"/>
               <w:lang w:val="en-US" w:eastAsia="zh-CN"/>
             </w:rPr>
-            <w:instrText xml:space="preserve"> HYPERLINK \l _Toc7128 </w:instrText>
+            <w:instrText xml:space="preserve"> HYPERLINK \l _Toc19788 </w:instrText>
           </w:r>
           <w:r>
             <w:rPr>
@@ -2726,7 +2751,7 @@
             <w:fldChar w:fldCharType="begin"/>
           </w:r>
           <w:r>
-            <w:instrText xml:space="preserve"> PAGEREF _Toc7128 \h </w:instrText>
+            <w:instrText xml:space="preserve"> PAGEREF _Toc19788 \h </w:instrText>
           </w:r>
           <w:r>
             <w:fldChar w:fldCharType="separate"/>
@@ -2747,7 +2772,7 @@
         </w:p>
         <w:p>
           <w:pPr>
-            <w:pStyle w:val="TOC2"/>
+            <w:pStyle w:val="17"/>
             <w:tabs>
               <w:tab w:val="right" w:leader="dot" w:pos="8306"/>
             </w:tabs>
@@ -2764,7 +2789,7 @@
               <w:rFonts w:hint="default"/>
               <w:lang w:val="en-US" w:eastAsia="zh-CN"/>
             </w:rPr>
-            <w:instrText xml:space="preserve"> HYPERLINK \l _Toc23097 </w:instrText>
+            <w:instrText xml:space="preserve"> HYPERLINK \l _Toc2136 </w:instrText>
           </w:r>
           <w:r>
             <w:rPr>
@@ -2787,7 +2812,7 @@
             <w:fldChar w:fldCharType="begin"/>
           </w:r>
           <w:r>
-            <w:instrText xml:space="preserve"> PAGEREF _Toc23097 \h </w:instrText>
+            <w:instrText xml:space="preserve"> PAGEREF _Toc2136 \h </w:instrText>
           </w:r>
           <w:r>
             <w:fldChar w:fldCharType="separate"/>
@@ -2808,7 +2833,7 @@
         </w:p>
         <w:p>
           <w:pPr>
-            <w:pStyle w:val="TOC2"/>
+            <w:pStyle w:val="17"/>
             <w:tabs>
               <w:tab w:val="right" w:leader="dot" w:pos="8306"/>
             </w:tabs>
@@ -2825,7 +2850,7 @@
               <w:rFonts w:hint="default"/>
               <w:lang w:val="en-US" w:eastAsia="zh-CN"/>
             </w:rPr>
-            <w:instrText xml:space="preserve"> HYPERLINK \l _Toc21117 </w:instrText>
+            <w:instrText xml:space="preserve"> HYPERLINK \l _Toc12109 </w:instrText>
           </w:r>
           <w:r>
             <w:rPr>
@@ -2848,7 +2873,7 @@
             <w:fldChar w:fldCharType="begin"/>
           </w:r>
           <w:r>
-            <w:instrText xml:space="preserve"> PAGEREF _Toc21117 \h </w:instrText>
+            <w:instrText xml:space="preserve"> PAGEREF _Toc12109 \h </w:instrText>
           </w:r>
           <w:r>
             <w:fldChar w:fldCharType="separate"/>
@@ -2869,7 +2894,7 @@
         </w:p>
         <w:p>
           <w:pPr>
-            <w:pStyle w:val="TOC1"/>
+            <w:pStyle w:val="16"/>
             <w:tabs>
               <w:tab w:val="right" w:leader="dot" w:pos="8306"/>
             </w:tabs>
@@ -2886,7 +2911,7 @@
               <w:rFonts w:hint="default"/>
               <w:lang w:val="en-US" w:eastAsia="zh-CN"/>
             </w:rPr>
-            <w:instrText xml:space="preserve"> HYPERLINK \l _Toc3113 </w:instrText>
+            <w:instrText xml:space="preserve"> HYPERLINK \l _Toc13391 </w:instrText>
           </w:r>
           <w:r>
             <w:rPr>
@@ -2909,7 +2934,7 @@
             <w:fldChar w:fldCharType="begin"/>
           </w:r>
           <w:r>
-            <w:instrText xml:space="preserve"> PAGEREF _Toc3113 \h </w:instrText>
+            <w:instrText xml:space="preserve"> PAGEREF _Toc13391 \h </w:instrText>
           </w:r>
           <w:r>
             <w:fldChar w:fldCharType="separate"/>
@@ -2930,7 +2955,7 @@
         </w:p>
         <w:p>
           <w:pPr>
-            <w:pStyle w:val="TOC2"/>
+            <w:pStyle w:val="17"/>
             <w:tabs>
               <w:tab w:val="right" w:leader="dot" w:pos="8306"/>
             </w:tabs>
@@ -2947,7 +2972,7 @@
               <w:rFonts w:hint="default"/>
               <w:lang w:val="en-US" w:eastAsia="zh-CN"/>
             </w:rPr>
-            <w:instrText xml:space="preserve"> HYPERLINK \l _Toc423 </w:instrText>
+            <w:instrText xml:space="preserve"> HYPERLINK \l _Toc28953 </w:instrText>
           </w:r>
           <w:r>
             <w:rPr>
@@ -2970,7 +2995,7 @@
             <w:fldChar w:fldCharType="begin"/>
           </w:r>
           <w:r>
-            <w:instrText xml:space="preserve"> PAGEREF _Toc423 \h </w:instrText>
+            <w:instrText xml:space="preserve"> PAGEREF _Toc28953 \h </w:instrText>
           </w:r>
           <w:r>
             <w:fldChar w:fldCharType="separate"/>
@@ -2991,7 +3016,7 @@
         </w:p>
         <w:p>
           <w:pPr>
-            <w:pStyle w:val="TOC2"/>
+            <w:pStyle w:val="17"/>
             <w:tabs>
               <w:tab w:val="right" w:leader="dot" w:pos="8306"/>
             </w:tabs>
@@ -3008,7 +3033,7 @@
               <w:rFonts w:hint="default"/>
               <w:lang w:val="en-US" w:eastAsia="zh-CN"/>
             </w:rPr>
-            <w:instrText xml:space="preserve"> HYPERLINK \l _Toc23509 </w:instrText>
+            <w:instrText xml:space="preserve"> HYPERLINK \l _Toc27385 </w:instrText>
           </w:r>
           <w:r>
             <w:rPr>
@@ -3031,7 +3056,7 @@
             <w:fldChar w:fldCharType="begin"/>
           </w:r>
           <w:r>
-            <w:instrText xml:space="preserve"> PAGEREF _Toc23509 \h </w:instrText>
+            <w:instrText xml:space="preserve"> PAGEREF _Toc27385 \h </w:instrText>
           </w:r>
           <w:r>
             <w:fldChar w:fldCharType="separate"/>
@@ -3052,7 +3077,7 @@
         </w:p>
         <w:p>
           <w:pPr>
-            <w:pStyle w:val="TOC1"/>
+            <w:pStyle w:val="16"/>
             <w:tabs>
               <w:tab w:val="right" w:leader="dot" w:pos="8306"/>
             </w:tabs>
@@ -3069,7 +3094,7 @@
               <w:rFonts w:hint="default"/>
               <w:lang w:val="en-US" w:eastAsia="zh-CN"/>
             </w:rPr>
-            <w:instrText xml:space="preserve"> HYPERLINK \l _Toc30405 </w:instrText>
+            <w:instrText xml:space="preserve"> HYPERLINK \l _Toc29076 </w:instrText>
           </w:r>
           <w:r>
             <w:rPr>
@@ -3092,7 +3117,7 @@
             <w:fldChar w:fldCharType="begin"/>
           </w:r>
           <w:r>
-            <w:instrText xml:space="preserve"> PAGEREF _Toc30405 \h </w:instrText>
+            <w:instrText xml:space="preserve"> PAGEREF _Toc29076 \h </w:instrText>
           </w:r>
           <w:r>
             <w:fldChar w:fldCharType="separate"/>
@@ -3113,7 +3138,7 @@
         </w:p>
         <w:p>
           <w:pPr>
-            <w:pStyle w:val="TOC2"/>
+            <w:pStyle w:val="17"/>
             <w:tabs>
               <w:tab w:val="right" w:leader="dot" w:pos="8306"/>
             </w:tabs>
@@ -3130,7 +3155,7 @@
               <w:rFonts w:hint="default"/>
               <w:lang w:val="en-US" w:eastAsia="zh-CN"/>
             </w:rPr>
-            <w:instrText xml:space="preserve"> HYPERLINK \l _Toc23866 </w:instrText>
+            <w:instrText xml:space="preserve"> HYPERLINK \l _Toc12867 </w:instrText>
           </w:r>
           <w:r>
             <w:rPr>
@@ -3153,7 +3178,7 @@
             <w:fldChar w:fldCharType="begin"/>
           </w:r>
           <w:r>
-            <w:instrText xml:space="preserve"> PAGEREF _Toc23866 \h </w:instrText>
+            <w:instrText xml:space="preserve"> PAGEREF _Toc12867 \h </w:instrText>
           </w:r>
           <w:r>
             <w:fldChar w:fldCharType="separate"/>
@@ -3174,7 +3199,7 @@
         </w:p>
         <w:p>
           <w:pPr>
-            <w:pStyle w:val="TOC2"/>
+            <w:pStyle w:val="17"/>
             <w:tabs>
               <w:tab w:val="right" w:leader="dot" w:pos="8306"/>
             </w:tabs>
@@ -3191,7 +3216,7 @@
               <w:rFonts w:hint="default"/>
               <w:lang w:val="en-US" w:eastAsia="zh-CN"/>
             </w:rPr>
-            <w:instrText xml:space="preserve"> HYPERLINK \l _Toc10493 </w:instrText>
+            <w:instrText xml:space="preserve"> HYPERLINK \l _Toc7972 </w:instrText>
           </w:r>
           <w:r>
             <w:rPr>
@@ -3214,7 +3239,7 @@
             <w:fldChar w:fldCharType="begin"/>
           </w:r>
           <w:r>
-            <w:instrText xml:space="preserve"> PAGEREF _Toc10493 \h </w:instrText>
+            <w:instrText xml:space="preserve"> PAGEREF _Toc7972 \h </w:instrText>
           </w:r>
           <w:r>
             <w:fldChar w:fldCharType="separate"/>
@@ -3235,7 +3260,7 @@
         </w:p>
         <w:p>
           <w:pPr>
-            <w:pStyle w:val="TOC1"/>
+            <w:pStyle w:val="16"/>
             <w:tabs>
               <w:tab w:val="right" w:leader="dot" w:pos="8306"/>
             </w:tabs>
@@ -3252,7 +3277,7 @@
               <w:rFonts w:hint="default"/>
               <w:lang w:val="en-US" w:eastAsia="zh-CN"/>
             </w:rPr>
-            <w:instrText xml:space="preserve"> HYPERLINK \l _Toc6526 </w:instrText>
+            <w:instrText xml:space="preserve"> HYPERLINK \l _Toc1636 </w:instrText>
           </w:r>
           <w:r>
             <w:rPr>
@@ -3275,7 +3300,7 @@
             <w:fldChar w:fldCharType="begin"/>
           </w:r>
           <w:r>
-            <w:instrText xml:space="preserve"> PAGEREF _Toc6526 \h </w:instrText>
+            <w:instrText xml:space="preserve"> PAGEREF _Toc1636 \h </w:instrText>
           </w:r>
           <w:r>
             <w:fldChar w:fldCharType="separate"/>
@@ -3296,7 +3321,7 @@
         </w:p>
         <w:p>
           <w:pPr>
-            <w:pStyle w:val="TOC1"/>
+            <w:pStyle w:val="16"/>
             <w:tabs>
               <w:tab w:val="right" w:leader="dot" w:pos="8306"/>
             </w:tabs>
@@ -3313,7 +3338,7 @@
               <w:rFonts w:hint="default"/>
               <w:lang w:val="en-US" w:eastAsia="zh-CN"/>
             </w:rPr>
-            <w:instrText xml:space="preserve"> HYPERLINK \l _Toc6416 </w:instrText>
+            <w:instrText xml:space="preserve"> HYPERLINK \l _Toc22252 </w:instrText>
           </w:r>
           <w:r>
             <w:rPr>
@@ -3343,7 +3368,7 @@
             <w:fldChar w:fldCharType="begin"/>
           </w:r>
           <w:r>
-            <w:instrText xml:space="preserve"> PAGEREF _Toc6416 \h </w:instrText>
+            <w:instrText xml:space="preserve"> PAGEREF _Toc22252 \h </w:instrText>
           </w:r>
           <w:r>
             <w:fldChar w:fldCharType="separate"/>
@@ -3364,7 +3389,7 @@
         </w:p>
         <w:p>
           <w:pPr>
-            <w:pStyle w:val="TOC1"/>
+            <w:pStyle w:val="16"/>
             <w:tabs>
               <w:tab w:val="right" w:leader="dot" w:pos="8306"/>
             </w:tabs>
@@ -3381,7 +3406,7 @@
               <w:rFonts w:hint="default"/>
               <w:lang w:val="en-US" w:eastAsia="zh-CN"/>
             </w:rPr>
-            <w:instrText xml:space="preserve"> HYPERLINK \l _Toc453 </w:instrText>
+            <w:instrText xml:space="preserve"> HYPERLINK \l _Toc25264 </w:instrText>
           </w:r>
           <w:r>
             <w:rPr>
@@ -3403,7 +3428,7 @@
             <w:fldChar w:fldCharType="begin"/>
           </w:r>
           <w:r>
-            <w:instrText xml:space="preserve"> PAGEREF _Toc453 \h </w:instrText>
+            <w:instrText xml:space="preserve"> PAGEREF _Toc25264 \h </w:instrText>
           </w:r>
           <w:r>
             <w:fldChar w:fldCharType="separate"/>
@@ -3439,7 +3464,7 @@
             <w:snapToGrid w:val="0"/>
             <w:textAlignment w:val="baseline"/>
             <w:rPr>
-              <w:rFonts w:ascii="Arial" w:eastAsia="宋体" w:hAnsi="Arial" w:cs="Arial" w:hint="default"/>
+              <w:rFonts w:hint="default" w:ascii="Arial" w:hAnsi="Arial" w:eastAsia="宋体" w:cs="Arial"/>
               <w:snapToGrid w:val="0"/>
               <w:color w:val="000000"/>
               <w:kern w:val="0"/>
@@ -3461,7 +3486,7 @@
     <w:p>
       <w:pPr>
         <w:rPr>
-          <w:rFonts w:ascii="Arial" w:eastAsia="宋体" w:hAnsi="Arial" w:cs="Arial" w:hint="default"/>
+          <w:rFonts w:hint="default" w:ascii="Arial" w:hAnsi="Arial" w:eastAsia="宋体" w:cs="Arial"/>
           <w:snapToGrid w:val="0"/>
           <w:color w:val="000000"/>
           <w:kern w:val="0"/>
@@ -3472,7 +3497,7 @@
       </w:pPr>
       <w:r>
         <w:rPr>
-          <w:rFonts w:ascii="Arial" w:eastAsia="宋体" w:hAnsi="Arial" w:cs="Arial" w:hint="default"/>
+          <w:rFonts w:hint="default" w:ascii="Arial" w:hAnsi="Arial" w:eastAsia="宋体" w:cs="Arial"/>
           <w:snapToGrid w:val="0"/>
           <w:color w:val="000000"/>
           <w:kern w:val="0"/>
@@ -3485,26 +3510,62 @@
     </w:p>
     <w:p>
       <w:pPr>
-        <w:pStyle w:val="1"/>
+        <w:pStyle w:val="28"/>
         <w:bidi w:val="0"/>
         <w:rPr>
           <w:rFonts w:hint="default"/>
           <w:lang w:val="en-US" w:eastAsia="zh-CN"/>
         </w:rPr>
       </w:pPr>
-      <w:bookmarkStart w:id="5" w:name="_Toc6718"/>
+      <w:bookmarkStart w:id="4" w:name="_Toc10375"/>
       <w:r>
         <w:rPr>
           <w:rFonts w:hint="default"/>
           <w:lang w:val="en-US" w:eastAsia="zh-CN"/>
         </w:rPr>
         <w:t>目的</w:t>
+      </w:r>
+      <w:bookmarkEnd w:id="4"/>
+    </w:p>
+    <w:p>
+      <w:pPr>
+        <w:pStyle w:val="29"/>
+        <w:bidi w:val="0"/>
+        <w:rPr>
+          <w:rFonts w:hint="default"/>
+          <w:lang w:val="en-US" w:eastAsia="zh-CN"/>
+        </w:rPr>
+      </w:pPr>
+      <w:r>
+        <w:rPr>
+          <w:rFonts w:hint="default"/>
+          <w:lang w:val="en-US" w:eastAsia="zh-CN"/>
+        </w:rPr>
+        <w:t>为了确保能够为公司发展提供充足的后备保障，基于公司整体战略基础，结合各部门的年度储备需求，事先做好各岗位候选人的规划、招聘、培训、晋升和考核，实现科学的留才、育才、用才，使公司人力资源与公司的发展战略同步、稳定、协调的运作，有计划、有步骤的进行人力储备。特设立本管理制度。</w:t>
+      </w:r>
+    </w:p>
+    <w:p>
+      <w:pPr>
+        <w:pStyle w:val="28"/>
+        <w:bidi w:val="0"/>
+        <w:rPr>
+          <w:rFonts w:hint="default"/>
+          <w:lang w:val="en-US" w:eastAsia="zh-CN"/>
+        </w:rPr>
+      </w:pPr>
+      <w:bookmarkStart w:id="5" w:name="_Toc916"/>
+      <w:r>
+        <w:rPr>
+          <w:rFonts w:hint="default"/>
+          <w:lang w:val="en-US" w:eastAsia="zh-CN"/>
+        </w:rPr>
+        <w:t>适用范围</w:t>
       </w:r>
       <w:bookmarkEnd w:id="5"/>
     </w:p>
     <w:p>
       <w:pPr>
-        <w:pStyle w:val="a1"/>
+        <w:pStyle w:val="29"/>
         <w:bidi w:val="0"/>
         <w:rPr>
           <w:rFonts w:hint="default"/>
@@ -3516,31 +3577,31 @@
           <w:rFonts w:hint="default"/>
           <w:lang w:val="en-US" w:eastAsia="zh-CN"/>
         </w:rPr>
-        <w:t>为了确保能够为公司发展提供充足的后备保障，基于公司整体战略基础，结合各部门的年度储备需求，事先做好各岗位候选人的规划、招聘、培训、晋升和考核，实现科学的留才、育才、用才，使公司人力资源与公司的发展战略同步、稳定、协调的运作，有计划、有步骤的进行人力储备。特设立本管理制度。</w:t>
+        <w:t>本制度适用于公司所有员工。</w:t>
       </w:r>
     </w:p>
     <w:p>
       <w:pPr>
-        <w:pStyle w:val="1"/>
+        <w:pStyle w:val="28"/>
         <w:bidi w:val="0"/>
         <w:rPr>
           <w:rFonts w:hint="default"/>
           <w:lang w:val="en-US" w:eastAsia="zh-CN"/>
         </w:rPr>
       </w:pPr>
-      <w:bookmarkStart w:id="6" w:name="_Toc12424"/>
+      <w:bookmarkStart w:id="6" w:name="_Toc22162"/>
       <w:r>
         <w:rPr>
           <w:rFonts w:hint="default"/>
           <w:lang w:val="en-US" w:eastAsia="zh-CN"/>
         </w:rPr>
-        <w:t>适用范围</w:t>
+        <w:t>人员储备规划管理</w:t>
       </w:r>
       <w:bookmarkEnd w:id="6"/>
     </w:p>
     <w:p>
       <w:pPr>
-        <w:pStyle w:val="a1"/>
+        <w:pStyle w:val="29"/>
         <w:bidi w:val="0"/>
         <w:rPr>
           <w:rFonts w:hint="default"/>
@@ -3552,31 +3613,31 @@
           <w:rFonts w:hint="default"/>
           <w:lang w:val="en-US" w:eastAsia="zh-CN"/>
         </w:rPr>
-        <w:t>本制度适用于公司所有员工。</w:t>
+        <w:t>人员储备规划必须建立在公司整体战略、业务规划、公司现状的基础上，以公司中长期规划、年度计划及短期补充需求三个阶段进行。</w:t>
       </w:r>
     </w:p>
     <w:p>
       <w:pPr>
-        <w:pStyle w:val="1"/>
+        <w:pStyle w:val="30"/>
         <w:bidi w:val="0"/>
         <w:rPr>
           <w:rFonts w:hint="default"/>
           <w:lang w:val="en-US" w:eastAsia="zh-CN"/>
         </w:rPr>
       </w:pPr>
-      <w:bookmarkStart w:id="7" w:name="_Toc3275"/>
+      <w:bookmarkStart w:id="7" w:name="_Toc13397"/>
       <w:r>
         <w:rPr>
           <w:rFonts w:hint="default"/>
           <w:lang w:val="en-US" w:eastAsia="zh-CN"/>
         </w:rPr>
-        <w:t>人员储备规划管理</w:t>
+        <w:t>中长期规划</w:t>
       </w:r>
       <w:bookmarkEnd w:id="7"/>
     </w:p>
     <w:p>
       <w:pPr>
-        <w:pStyle w:val="a1"/>
+        <w:pStyle w:val="29"/>
         <w:bidi w:val="0"/>
         <w:rPr>
           <w:rFonts w:hint="default"/>
@@ -3588,31 +3649,31 @@
           <w:rFonts w:hint="default"/>
           <w:lang w:val="en-US" w:eastAsia="zh-CN"/>
         </w:rPr>
-        <w:t>人员储备规划必须建立在公司整体战略、业务规划、公司现状的基础上，以公司中长期规划、年度计划及短期补充需求三个阶段进行。</w:t>
+        <w:t>结合公司的中长期的业务发展规划，产品方向，建立人力资源的中长期人员储备规划。招聘制度、培训制度、绩效管理制度等是公司人员储备规划落地实施的具体保障措施；引入、选拔、培训、激励、任用是“保持”公司人员储备工作的具体方式。</w:t>
       </w:r>
     </w:p>
     <w:p>
       <w:pPr>
-        <w:pStyle w:val="2"/>
+        <w:pStyle w:val="30"/>
         <w:bidi w:val="0"/>
         <w:rPr>
           <w:rFonts w:hint="default"/>
           <w:lang w:val="en-US" w:eastAsia="zh-CN"/>
         </w:rPr>
       </w:pPr>
-      <w:bookmarkStart w:id="8" w:name="_Toc4172"/>
+      <w:bookmarkStart w:id="8" w:name="_Toc19788"/>
       <w:r>
         <w:rPr>
           <w:rFonts w:hint="default"/>
           <w:lang w:val="en-US" w:eastAsia="zh-CN"/>
         </w:rPr>
-        <w:t>中长期规划</w:t>
+        <w:t>年度计划</w:t>
       </w:r>
       <w:bookmarkEnd w:id="8"/>
     </w:p>
     <w:p>
       <w:pPr>
-        <w:pStyle w:val="a1"/>
+        <w:pStyle w:val="29"/>
         <w:bidi w:val="0"/>
         <w:rPr>
           <w:rFonts w:hint="default"/>
@@ -3624,31 +3685,31 @@
           <w:rFonts w:hint="default"/>
           <w:lang w:val="en-US" w:eastAsia="zh-CN"/>
         </w:rPr>
-        <w:t>结合公司的中长期的业务发展规划，产品方向，建立人力资源的中长期人员储备规划。招聘制度、培训制度、绩效管理制度等是公司人员储备规划落地实施的具体保障措施；引入、选拔、培训、激励、任用是“保持”公司人员储备工作的具体方式。</w:t>
+        <w:t>公司根据在职人员与业务发展情况，结合人力资源市场状况，依据各部门提交的需求缺口，对公司人员储备进行年度计划，作为全年人员储备工作实施的依据。</w:t>
       </w:r>
     </w:p>
     <w:p>
       <w:pPr>
-        <w:pStyle w:val="2"/>
+        <w:pStyle w:val="30"/>
         <w:bidi w:val="0"/>
         <w:rPr>
           <w:rFonts w:hint="default"/>
           <w:lang w:val="en-US" w:eastAsia="zh-CN"/>
         </w:rPr>
       </w:pPr>
-      <w:bookmarkStart w:id="9" w:name="_Toc7128"/>
+      <w:bookmarkStart w:id="9" w:name="_Toc2136"/>
       <w:r>
         <w:rPr>
           <w:rFonts w:hint="default"/>
           <w:lang w:val="en-US" w:eastAsia="zh-CN"/>
         </w:rPr>
-        <w:t>年度计划</w:t>
+        <w:t>短期补充计划</w:t>
       </w:r>
       <w:bookmarkEnd w:id="9"/>
     </w:p>
     <w:p>
       <w:pPr>
-        <w:pStyle w:val="a1"/>
+        <w:pStyle w:val="29"/>
         <w:bidi w:val="0"/>
         <w:rPr>
           <w:rFonts w:hint="default"/>
@@ -3660,67 +3721,31 @@
           <w:rFonts w:hint="default"/>
           <w:lang w:val="en-US" w:eastAsia="zh-CN"/>
         </w:rPr>
-        <w:t>公司每年根据在职人员与业务发展情况，结合人力资源市场状况，依据各部门提交的需求缺口，对公司人员储备进行年度计划，作为全年人员储备工作实施的依据。</w:t>
+        <w:t>根据公司业务状态及人员流动情况，对出现和可能出现的人才短缺状况。进行补充，包括人才引入、培训、内部选聘等方式，进行及时有效的补充。</w:t>
       </w:r>
     </w:p>
     <w:p>
       <w:pPr>
-        <w:pStyle w:val="2"/>
+        <w:pStyle w:val="30"/>
         <w:bidi w:val="0"/>
         <w:rPr>
           <w:rFonts w:hint="default"/>
           <w:lang w:val="en-US" w:eastAsia="zh-CN"/>
         </w:rPr>
       </w:pPr>
-      <w:bookmarkStart w:id="10" w:name="_Toc23097"/>
+      <w:bookmarkStart w:id="10" w:name="_Toc12109"/>
       <w:r>
         <w:rPr>
           <w:rFonts w:hint="default"/>
           <w:lang w:val="en-US" w:eastAsia="zh-CN"/>
         </w:rPr>
-        <w:t>短期补充计划</w:t>
+        <w:t>储备策略</w:t>
       </w:r>
       <w:bookmarkEnd w:id="10"/>
     </w:p>
     <w:p>
       <w:pPr>
-        <w:pStyle w:val="a1"/>
-        <w:bidi w:val="0"/>
-        <w:rPr>
-          <w:rFonts w:hint="default"/>
-          <w:lang w:val="en-US" w:eastAsia="zh-CN"/>
-        </w:rPr>
-      </w:pPr>
-      <w:r>
-        <w:rPr>
-          <w:rFonts w:hint="default"/>
-          <w:lang w:val="en-US" w:eastAsia="zh-CN"/>
-        </w:rPr>
-        <w:t>根据公司业务状态及人员流动情况，对出现和可能出现的人才短缺状况。进行补充，包括人才引入、培训、内部选聘等方式，进行及时有效的补充。</w:t>
-      </w:r>
-    </w:p>
-    <w:p>
-      <w:pPr>
-        <w:pStyle w:val="2"/>
-        <w:bidi w:val="0"/>
-        <w:rPr>
-          <w:rFonts w:hint="default"/>
-          <w:lang w:val="en-US" w:eastAsia="zh-CN"/>
-        </w:rPr>
-      </w:pPr>
-      <w:bookmarkStart w:id="11" w:name="_Toc21117"/>
-      <w:r>
-        <w:rPr>
-          <w:rFonts w:hint="default"/>
-          <w:lang w:val="en-US" w:eastAsia="zh-CN"/>
-        </w:rPr>
-        <w:t>储备策略</w:t>
-      </w:r>
-      <w:bookmarkEnd w:id="11"/>
-    </w:p>
-    <w:p>
-      <w:pPr>
-        <w:pStyle w:val="a1"/>
+        <w:pStyle w:val="29"/>
         <w:bidi w:val="0"/>
       </w:pPr>
       <w:r>
@@ -3729,7 +3754,7 @@
     </w:p>
     <w:p>
       <w:pPr>
-        <w:pStyle w:val="a1"/>
+        <w:pStyle w:val="29"/>
         <w:bidi w:val="0"/>
         <w:rPr>
           <w:rFonts w:hint="eastAsia"/>
@@ -3746,17 +3771,18 @@
     </w:p>
     <w:tbl>
       <w:tblPr>
-        <w:tblStyle w:val="TableGrid"/>
+        <w:tblStyle w:val="21"/>
         <w:tblW w:w="0" w:type="auto"/>
         <w:tblInd w:w="0" w:type="dxa"/>
         <w:tblBorders>
-          <w:top w:val="single" w:sz="4" w:space="0" w:color="auto"/>
-          <w:left w:val="single" w:sz="4" w:space="0" w:color="auto"/>
-          <w:bottom w:val="single" w:sz="4" w:space="0" w:color="auto"/>
-          <w:right w:val="single" w:sz="4" w:space="0" w:color="auto"/>
-          <w:insideH w:val="single" w:sz="4" w:space="0" w:color="auto"/>
-          <w:insideV w:val="single" w:sz="4" w:space="0" w:color="auto"/>
+          <w:top w:val="single" w:color="auto" w:sz="4" w:space="0"/>
+          <w:left w:val="single" w:color="auto" w:sz="4" w:space="0"/>
+          <w:bottom w:val="single" w:color="auto" w:sz="4" w:space="0"/>
+          <w:right w:val="single" w:color="auto" w:sz="4" w:space="0"/>
+          <w:insideH w:val="single" w:color="auto" w:sz="4" w:space="0"/>
+          <w:insideV w:val="single" w:color="auto" w:sz="4" w:space="0"/>
         </w:tblBorders>
+        <w:tblLayout w:type="autofit"/>
         <w:tblCellMar>
           <w:top w:w="0" w:type="dxa"/>
           <w:left w:w="108" w:type="dxa"/>
@@ -3771,15 +3797,13 @@
       </w:tblGrid>
       <w:tr>
         <w:tblPrEx>
-          <w:tblW w:w="0" w:type="auto"/>
-          <w:tblInd w:w="0" w:type="dxa"/>
           <w:tblBorders>
-            <w:top w:val="single" w:sz="4" w:space="0" w:color="auto"/>
-            <w:left w:val="single" w:sz="4" w:space="0" w:color="auto"/>
-            <w:bottom w:val="single" w:sz="4" w:space="0" w:color="auto"/>
-            <w:right w:val="single" w:sz="4" w:space="0" w:color="auto"/>
-            <w:insideH w:val="single" w:sz="4" w:space="0" w:color="auto"/>
-            <w:insideV w:val="single" w:sz="4" w:space="0" w:color="auto"/>
+            <w:top w:val="single" w:color="auto" w:sz="4" w:space="0"/>
+            <w:left w:val="single" w:color="auto" w:sz="4" w:space="0"/>
+            <w:bottom w:val="single" w:color="auto" w:sz="4" w:space="0"/>
+            <w:right w:val="single" w:color="auto" w:sz="4" w:space="0"/>
+            <w:insideH w:val="single" w:color="auto" w:sz="4" w:space="0"/>
+            <w:insideV w:val="single" w:color="auto" w:sz="4" w:space="0"/>
           </w:tblBorders>
           <w:tblCellMar>
             <w:top w:w="0" w:type="dxa"/>
@@ -3794,7 +3818,7 @@
           </w:tcPr>
           <w:p>
             <w:pPr>
-              <w:pStyle w:val="a1"/>
+              <w:pStyle w:val="29"/>
               <w:widowControl w:val="0"/>
               <w:bidi w:val="0"/>
               <w:rPr>
@@ -3819,7 +3843,7 @@
           </w:tcPr>
           <w:p>
             <w:pPr>
-              <w:pStyle w:val="a1"/>
+              <w:pStyle w:val="29"/>
               <w:widowControl w:val="0"/>
               <w:bidi w:val="0"/>
               <w:rPr>
@@ -3844,7 +3868,7 @@
           </w:tcPr>
           <w:p>
             <w:pPr>
-              <w:pStyle w:val="a1"/>
+              <w:pStyle w:val="29"/>
               <w:widowControl w:val="0"/>
               <w:bidi w:val="0"/>
               <w:rPr>
@@ -3866,8 +3890,14 @@
       </w:tr>
       <w:tr>
         <w:tblPrEx>
-          <w:tblW w:w="0" w:type="auto"/>
-          <w:tblInd w:w="0" w:type="dxa"/>
+          <w:tblBorders>
+            <w:top w:val="single" w:color="auto" w:sz="4" w:space="0"/>
+            <w:left w:val="single" w:color="auto" w:sz="4" w:space="0"/>
+            <w:bottom w:val="single" w:color="auto" w:sz="4" w:space="0"/>
+            <w:right w:val="single" w:color="auto" w:sz="4" w:space="0"/>
+            <w:insideH w:val="single" w:color="auto" w:sz="4" w:space="0"/>
+            <w:insideV w:val="single" w:color="auto" w:sz="4" w:space="0"/>
+          </w:tblBorders>
           <w:tblCellMar>
             <w:top w:w="0" w:type="dxa"/>
             <w:left w:w="108" w:type="dxa"/>
@@ -3882,7 +3912,7 @@
           </w:tcPr>
           <w:p>
             <w:pPr>
-              <w:pStyle w:val="a1"/>
+              <w:pStyle w:val="29"/>
               <w:widowControl w:val="0"/>
               <w:bidi w:val="0"/>
               <w:rPr>
@@ -3907,7 +3937,7 @@
           </w:tcPr>
           <w:p>
             <w:pPr>
-              <w:pStyle w:val="a1"/>
+              <w:pStyle w:val="29"/>
               <w:widowControl w:val="0"/>
               <w:bidi w:val="0"/>
               <w:rPr>
@@ -3932,7 +3962,7 @@
           </w:tcPr>
           <w:p>
             <w:pPr>
-              <w:pStyle w:val="a1"/>
+              <w:pStyle w:val="29"/>
               <w:widowControl w:val="0"/>
               <w:bidi w:val="0"/>
               <w:rPr>
@@ -3943,7 +3973,7 @@
             </w:pPr>
             <w:r>
               <w:rPr>
-                <w:rFonts w:ascii="Segoe UI" w:eastAsia="Segoe UI" w:hAnsi="Segoe UI" w:cs="Segoe UI"/>
+                <w:rFonts w:ascii="Segoe UI" w:hAnsi="Segoe UI" w:eastAsia="Segoe UI" w:cs="Segoe UI"/>
                 <w:i w:val="0"/>
                 <w:iCs w:val="0"/>
                 <w:caps w:val="0"/>
@@ -3960,8 +3990,14 @@
       </w:tr>
       <w:tr>
         <w:tblPrEx>
-          <w:tblW w:w="0" w:type="auto"/>
-          <w:tblInd w:w="0" w:type="dxa"/>
+          <w:tblBorders>
+            <w:top w:val="single" w:color="auto" w:sz="4" w:space="0"/>
+            <w:left w:val="single" w:color="auto" w:sz="4" w:space="0"/>
+            <w:bottom w:val="single" w:color="auto" w:sz="4" w:space="0"/>
+            <w:right w:val="single" w:color="auto" w:sz="4" w:space="0"/>
+            <w:insideH w:val="single" w:color="auto" w:sz="4" w:space="0"/>
+            <w:insideV w:val="single" w:color="auto" w:sz="4" w:space="0"/>
+          </w:tblBorders>
           <w:tblCellMar>
             <w:top w:w="0" w:type="dxa"/>
             <w:left w:w="108" w:type="dxa"/>
@@ -3972,11 +4008,11 @@
         <w:tc>
           <w:tcPr>
             <w:tcW w:w="2840" w:type="dxa"/>
-            <w:vMerge/>
-          </w:tcPr>
-          <w:p>
-            <w:pPr>
-              <w:pStyle w:val="a1"/>
+            <w:vMerge w:val="continue"/>
+          </w:tcPr>
+          <w:p>
+            <w:pPr>
+              <w:pStyle w:val="29"/>
               <w:widowControl w:val="0"/>
               <w:bidi w:val="0"/>
               <w:rPr>
@@ -3993,7 +4029,7 @@
           </w:tcPr>
           <w:p>
             <w:pPr>
-              <w:pStyle w:val="a1"/>
+              <w:pStyle w:val="29"/>
               <w:widowControl w:val="0"/>
               <w:bidi w:val="0"/>
               <w:rPr>
@@ -4018,7 +4054,7 @@
           </w:tcPr>
           <w:p>
             <w:pPr>
-              <w:pStyle w:val="a1"/>
+              <w:pStyle w:val="29"/>
               <w:widowControl w:val="0"/>
               <w:bidi w:val="0"/>
               <w:rPr>
@@ -4029,7 +4065,7 @@
             </w:pPr>
             <w:r>
               <w:rPr>
-                <w:rFonts w:ascii="Segoe UI" w:eastAsia="Segoe UI" w:hAnsi="Segoe UI" w:cs="Segoe UI"/>
+                <w:rFonts w:ascii="Segoe UI" w:hAnsi="Segoe UI" w:eastAsia="Segoe UI" w:cs="Segoe UI"/>
                 <w:i w:val="0"/>
                 <w:iCs w:val="0"/>
                 <w:caps w:val="0"/>
@@ -4046,8 +4082,14 @@
       </w:tr>
       <w:tr>
         <w:tblPrEx>
-          <w:tblW w:w="0" w:type="auto"/>
-          <w:tblInd w:w="0" w:type="dxa"/>
+          <w:tblBorders>
+            <w:top w:val="single" w:color="auto" w:sz="4" w:space="0"/>
+            <w:left w:val="single" w:color="auto" w:sz="4" w:space="0"/>
+            <w:bottom w:val="single" w:color="auto" w:sz="4" w:space="0"/>
+            <w:right w:val="single" w:color="auto" w:sz="4" w:space="0"/>
+            <w:insideH w:val="single" w:color="auto" w:sz="4" w:space="0"/>
+            <w:insideV w:val="single" w:color="auto" w:sz="4" w:space="0"/>
+          </w:tblBorders>
           <w:tblCellMar>
             <w:top w:w="0" w:type="dxa"/>
             <w:left w:w="108" w:type="dxa"/>
@@ -4058,11 +4100,11 @@
         <w:tc>
           <w:tcPr>
             <w:tcW w:w="2840" w:type="dxa"/>
-            <w:vMerge/>
-          </w:tcPr>
-          <w:p>
-            <w:pPr>
-              <w:pStyle w:val="a1"/>
+            <w:vMerge w:val="continue"/>
+          </w:tcPr>
+          <w:p>
+            <w:pPr>
+              <w:pStyle w:val="29"/>
               <w:widowControl w:val="0"/>
               <w:bidi w:val="0"/>
               <w:rPr>
@@ -4079,7 +4121,7 @@
           </w:tcPr>
           <w:p>
             <w:pPr>
-              <w:pStyle w:val="a1"/>
+              <w:pStyle w:val="29"/>
               <w:widowControl w:val="0"/>
               <w:bidi w:val="0"/>
               <w:rPr>
@@ -4096,7 +4138,7 @@
           </w:tcPr>
           <w:p>
             <w:pPr>
-              <w:pStyle w:val="a1"/>
+              <w:pStyle w:val="29"/>
               <w:widowControl w:val="0"/>
               <w:bidi w:val="0"/>
               <w:rPr>
@@ -4107,7 +4149,7 @@
             </w:pPr>
             <w:r>
               <w:rPr>
-                <w:rFonts w:ascii="Segoe UI" w:eastAsia="Segoe UI" w:hAnsi="Segoe UI" w:cs="Segoe UI"/>
+                <w:rFonts w:ascii="Segoe UI" w:hAnsi="Segoe UI" w:eastAsia="Segoe UI" w:cs="Segoe UI"/>
                 <w:i w:val="0"/>
                 <w:iCs w:val="0"/>
                 <w:caps w:val="0"/>
@@ -4124,8 +4166,14 @@
       </w:tr>
       <w:tr>
         <w:tblPrEx>
-          <w:tblW w:w="0" w:type="auto"/>
-          <w:tblInd w:w="0" w:type="dxa"/>
+          <w:tblBorders>
+            <w:top w:val="single" w:color="auto" w:sz="4" w:space="0"/>
+            <w:left w:val="single" w:color="auto" w:sz="4" w:space="0"/>
+            <w:bottom w:val="single" w:color="auto" w:sz="4" w:space="0"/>
+            <w:right w:val="single" w:color="auto" w:sz="4" w:space="0"/>
+            <w:insideH w:val="single" w:color="auto" w:sz="4" w:space="0"/>
+            <w:insideV w:val="single" w:color="auto" w:sz="4" w:space="0"/>
+          </w:tblBorders>
           <w:tblCellMar>
             <w:top w:w="0" w:type="dxa"/>
             <w:left w:w="108" w:type="dxa"/>
@@ -4136,11 +4184,11 @@
         <w:tc>
           <w:tcPr>
             <w:tcW w:w="2840" w:type="dxa"/>
-            <w:vMerge/>
-          </w:tcPr>
-          <w:p>
-            <w:pPr>
-              <w:pStyle w:val="a1"/>
+            <w:vMerge w:val="continue"/>
+          </w:tcPr>
+          <w:p>
+            <w:pPr>
+              <w:pStyle w:val="29"/>
               <w:widowControl w:val="0"/>
               <w:bidi w:val="0"/>
               <w:rPr>
@@ -4157,7 +4205,7 @@
           </w:tcPr>
           <w:p>
             <w:pPr>
-              <w:pStyle w:val="a1"/>
+              <w:pStyle w:val="29"/>
               <w:widowControl w:val="0"/>
               <w:bidi w:val="0"/>
               <w:rPr>
@@ -4174,7 +4222,7 @@
           </w:tcPr>
           <w:p>
             <w:pPr>
-              <w:pStyle w:val="a1"/>
+              <w:pStyle w:val="29"/>
               <w:widowControl w:val="0"/>
               <w:bidi w:val="0"/>
               <w:rPr>
@@ -4185,7 +4233,7 @@
             </w:pPr>
             <w:r>
               <w:rPr>
-                <w:rFonts w:ascii="Segoe UI" w:eastAsia="Segoe UI" w:hAnsi="Segoe UI" w:cs="Segoe UI"/>
+                <w:rFonts w:ascii="Segoe UI" w:hAnsi="Segoe UI" w:eastAsia="Segoe UI" w:cs="Segoe UI"/>
                 <w:i w:val="0"/>
                 <w:iCs w:val="0"/>
                 <w:caps w:val="0"/>
@@ -4202,8 +4250,14 @@
       </w:tr>
       <w:tr>
         <w:tblPrEx>
-          <w:tblW w:w="0" w:type="auto"/>
-          <w:tblInd w:w="0" w:type="dxa"/>
+          <w:tblBorders>
+            <w:top w:val="single" w:color="auto" w:sz="4" w:space="0"/>
+            <w:left w:val="single" w:color="auto" w:sz="4" w:space="0"/>
+            <w:bottom w:val="single" w:color="auto" w:sz="4" w:space="0"/>
+            <w:right w:val="single" w:color="auto" w:sz="4" w:space="0"/>
+            <w:insideH w:val="single" w:color="auto" w:sz="4" w:space="0"/>
+            <w:insideV w:val="single" w:color="auto" w:sz="4" w:space="0"/>
+          </w:tblBorders>
           <w:tblCellMar>
             <w:top w:w="0" w:type="dxa"/>
             <w:left w:w="108" w:type="dxa"/>
@@ -4214,11 +4268,11 @@
         <w:tc>
           <w:tcPr>
             <w:tcW w:w="2840" w:type="dxa"/>
-            <w:vMerge/>
-          </w:tcPr>
-          <w:p>
-            <w:pPr>
-              <w:pStyle w:val="a1"/>
+            <w:vMerge w:val="continue"/>
+          </w:tcPr>
+          <w:p>
+            <w:pPr>
+              <w:pStyle w:val="29"/>
               <w:widowControl w:val="0"/>
               <w:bidi w:val="0"/>
               <w:rPr>
@@ -4235,7 +4289,7 @@
           </w:tcPr>
           <w:p>
             <w:pPr>
-              <w:pStyle w:val="a1"/>
+              <w:pStyle w:val="29"/>
               <w:widowControl w:val="0"/>
               <w:bidi w:val="0"/>
               <w:rPr>
@@ -4252,7 +4306,7 @@
           </w:tcPr>
           <w:p>
             <w:pPr>
-              <w:pStyle w:val="a1"/>
+              <w:pStyle w:val="29"/>
               <w:widowControl w:val="0"/>
               <w:bidi w:val="0"/>
               <w:rPr>
@@ -4263,7 +4317,7 @@
             </w:pPr>
             <w:r>
               <w:rPr>
-                <w:rFonts w:ascii="Segoe UI" w:eastAsia="Segoe UI" w:hAnsi="Segoe UI" w:cs="Segoe UI"/>
+                <w:rFonts w:ascii="Segoe UI" w:hAnsi="Segoe UI" w:eastAsia="Segoe UI" w:cs="Segoe UI"/>
                 <w:i w:val="0"/>
                 <w:iCs w:val="0"/>
                 <w:caps w:val="0"/>
@@ -4281,26 +4335,62 @@
     </w:tbl>
     <w:p>
       <w:pPr>
-        <w:pStyle w:val="1"/>
+        <w:pStyle w:val="28"/>
         <w:bidi w:val="0"/>
         <w:rPr>
           <w:rFonts w:hint="default"/>
           <w:lang w:val="en-US" w:eastAsia="zh-CN"/>
         </w:rPr>
       </w:pPr>
-      <w:bookmarkStart w:id="12" w:name="_Toc3113"/>
+      <w:bookmarkStart w:id="11" w:name="_Toc13391"/>
       <w:r>
         <w:rPr>
           <w:rFonts w:hint="default"/>
           <w:lang w:val="en-US" w:eastAsia="zh-CN"/>
         </w:rPr>
         <w:t>人员储备引入渠道</w:t>
+      </w:r>
+      <w:bookmarkEnd w:id="11"/>
+    </w:p>
+    <w:p>
+      <w:pPr>
+        <w:pStyle w:val="29"/>
+        <w:bidi w:val="0"/>
+        <w:rPr>
+          <w:rFonts w:hint="default"/>
+          <w:lang w:val="en-US" w:eastAsia="zh-CN"/>
+        </w:rPr>
+      </w:pPr>
+      <w:r>
+        <w:rPr>
+          <w:rFonts w:hint="default"/>
+          <w:lang w:val="en-US" w:eastAsia="zh-CN"/>
+        </w:rPr>
+        <w:t>按人才来源方向分为外部招聘和内部选聘：</w:t>
+      </w:r>
+    </w:p>
+    <w:p>
+      <w:pPr>
+        <w:pStyle w:val="30"/>
+        <w:bidi w:val="0"/>
+        <w:rPr>
+          <w:rFonts w:hint="default"/>
+          <w:lang w:val="en-US" w:eastAsia="zh-CN"/>
+        </w:rPr>
+      </w:pPr>
+      <w:bookmarkStart w:id="12" w:name="_Toc28953"/>
+      <w:r>
+        <w:rPr>
+          <w:rFonts w:hint="default"/>
+          <w:lang w:val="en-US" w:eastAsia="zh-CN"/>
+        </w:rPr>
+        <w:t>外部招聘</w:t>
       </w:r>
       <w:bookmarkEnd w:id="12"/>
     </w:p>
     <w:p>
       <w:pPr>
-        <w:pStyle w:val="a1"/>
+        <w:pStyle w:val="29"/>
         <w:bidi w:val="0"/>
         <w:rPr>
           <w:rFonts w:hint="default"/>
@@ -4312,31 +4402,65 @@
           <w:rFonts w:hint="default"/>
           <w:lang w:val="en-US" w:eastAsia="zh-CN"/>
         </w:rPr>
-        <w:t>按人才来源方向分为外部招聘和内部选聘：</w:t>
+        <w:t>外部招聘原则根据岗位职责和任职条件，双向选择，择优录取。</w:t>
       </w:r>
     </w:p>
     <w:p>
       <w:pPr>
-        <w:pStyle w:val="2"/>
+        <w:pStyle w:val="29"/>
         <w:bidi w:val="0"/>
         <w:rPr>
           <w:rFonts w:hint="default"/>
           <w:lang w:val="en-US" w:eastAsia="zh-CN"/>
         </w:rPr>
       </w:pPr>
-      <w:bookmarkStart w:id="13" w:name="_Toc423"/>
       <w:r>
         <w:rPr>
           <w:rFonts w:hint="default"/>
           <w:lang w:val="en-US" w:eastAsia="zh-CN"/>
         </w:rPr>
-        <w:t>外部招聘</w:t>
+        <w:t>外部渠道进行人员引入的方式，主要包括：校园招聘、人才市场招聘、广告招聘、员工自荐、网上招聘等，参照公司《招聘管理制度》执行。</w:t>
+      </w:r>
+    </w:p>
+    <w:p>
+      <w:pPr>
+        <w:pStyle w:val="29"/>
+        <w:bidi w:val="0"/>
+        <w:rPr>
+          <w:rFonts w:hint="default"/>
+          <w:lang w:val="en-US" w:eastAsia="zh-CN"/>
+        </w:rPr>
+      </w:pPr>
+      <w:r>
+        <w:rPr>
+          <w:rFonts w:hint="default"/>
+          <w:lang w:val="en-US" w:eastAsia="zh-CN"/>
+        </w:rPr>
+        <w:t>外部招聘根据公司的年度储备计划和短期需求计划进行，主要是引入公司内部短缺及急需的专业技术人才、特殊性人才或可塑性强的人员，满足业务部门的人员需求。</w:t>
+      </w:r>
+    </w:p>
+    <w:p>
+      <w:pPr>
+        <w:pStyle w:val="30"/>
+        <w:bidi w:val="0"/>
+        <w:rPr>
+          <w:rFonts w:hint="default"/>
+          <w:lang w:val="en-US" w:eastAsia="zh-CN"/>
+        </w:rPr>
+      </w:pPr>
+      <w:bookmarkStart w:id="13" w:name="_Toc27385"/>
+      <w:r>
+        <w:rPr>
+          <w:rFonts w:hint="default"/>
+          <w:lang w:val="en-US" w:eastAsia="zh-CN"/>
+        </w:rPr>
+        <w:t>内部选聘</w:t>
       </w:r>
       <w:bookmarkEnd w:id="13"/>
     </w:p>
     <w:p>
       <w:pPr>
-        <w:pStyle w:val="a1"/>
+        <w:pStyle w:val="29"/>
         <w:bidi w:val="0"/>
         <w:rPr>
           <w:rFonts w:hint="default"/>
@@ -4348,12 +4472,12 @@
           <w:rFonts w:hint="default"/>
           <w:lang w:val="en-US" w:eastAsia="zh-CN"/>
         </w:rPr>
-        <w:t>外部招聘原则根据岗位职责和任职条件，双向选择，择优录取。</w:t>
+        <w:t>鉴于内部员工比较了解企业业务的实际情况，对企业的忠诚度较高，内部招聘可以快速改善人力资源的配置状况，提高员工的积极性，并有效降低公司招聘成本，公司进行人才招聘应优先考虑内部招聘。</w:t>
       </w:r>
     </w:p>
     <w:p>
       <w:pPr>
-        <w:pStyle w:val="a1"/>
+        <w:pStyle w:val="29"/>
         <w:bidi w:val="0"/>
         <w:rPr>
           <w:rFonts w:hint="default"/>
@@ -4365,12 +4489,12 @@
           <w:rFonts w:hint="default"/>
           <w:lang w:val="en-US" w:eastAsia="zh-CN"/>
         </w:rPr>
-        <w:t>外部渠道进行人员引入的方式，主要包括：校园招聘、人才市场招聘、广告招聘、员工自荐、网上招聘等，参照公司《招聘管理制度》执行。</w:t>
+        <w:t>内部招聘，主要通过人才举荐、员工自荐、内部选拔等方式进行。</w:t>
       </w:r>
     </w:p>
     <w:p>
       <w:pPr>
-        <w:pStyle w:val="a1"/>
+        <w:pStyle w:val="29"/>
         <w:bidi w:val="0"/>
         <w:rPr>
           <w:rFonts w:hint="default"/>
@@ -4382,120 +4506,86 @@
           <w:rFonts w:hint="default"/>
           <w:lang w:val="en-US" w:eastAsia="zh-CN"/>
         </w:rPr>
-        <w:t>外部招聘根据公司的年度储备计划和短期需求计划进行，主要是引入公司内部短缺及急需的专业技术人才、特殊性人才或可塑性强的人员，满足业务部门的人员需求。</w:t>
+        <w:t>帮助员工做出理想的职业生涯规划，结合公司业务发展需求和员工个人职业发展生涯，优化人员储备结构：一是针对人员分工结构分布需求，实现员工个人职业生涯与现任岗位的一致性；二是坚持应急业务项目人员需求优先储备原则；三是战略性业务人员提前长期储备原则。</w:t>
       </w:r>
     </w:p>
     <w:p>
       <w:pPr>
-        <w:pStyle w:val="2"/>
+        <w:pStyle w:val="28"/>
         <w:bidi w:val="0"/>
         <w:rPr>
           <w:rFonts w:hint="default"/>
           <w:lang w:val="en-US" w:eastAsia="zh-CN"/>
         </w:rPr>
       </w:pPr>
-      <w:bookmarkStart w:id="14" w:name="_Toc23509"/>
+      <w:bookmarkStart w:id="14" w:name="_Toc29076"/>
       <w:r>
         <w:rPr>
           <w:rFonts w:hint="default"/>
           <w:lang w:val="en-US" w:eastAsia="zh-CN"/>
         </w:rPr>
-        <w:t>内部选聘</w:t>
+        <w:t>培养和塑造储备人才</w:t>
       </w:r>
       <w:bookmarkEnd w:id="14"/>
     </w:p>
     <w:p>
       <w:pPr>
-        <w:pStyle w:val="a1"/>
+        <w:pStyle w:val="30"/>
         <w:bidi w:val="0"/>
         <w:rPr>
           <w:rFonts w:hint="default"/>
           <w:lang w:val="en-US" w:eastAsia="zh-CN"/>
         </w:rPr>
       </w:pPr>
+      <w:bookmarkStart w:id="15" w:name="_Toc12867"/>
       <w:r>
         <w:rPr>
           <w:rFonts w:hint="default"/>
           <w:lang w:val="en-US" w:eastAsia="zh-CN"/>
         </w:rPr>
-        <w:t>鉴于内部员工比较了解企业业务的实际情况，对企业的忠诚度较高，内部招聘可以快速改善人力资源的配置状况，提高员工的积极性，并有效降低公司招聘成本，公司进行人才招聘应优先考虑内部招聘。</w:t>
-      </w:r>
-    </w:p>
-    <w:p>
-      <w:pPr>
-        <w:pStyle w:val="a1"/>
-        <w:bidi w:val="0"/>
-        <w:rPr>
-          <w:rFonts w:hint="default"/>
-          <w:lang w:val="en-US" w:eastAsia="zh-CN"/>
-        </w:rPr>
-      </w:pPr>
-      <w:r>
-        <w:rPr>
-          <w:rFonts w:hint="default"/>
-          <w:lang w:val="en-US" w:eastAsia="zh-CN"/>
-        </w:rPr>
-        <w:t>内部招聘，主要通过人才举荐、员工自荐、内部选拔等方式进行。</w:t>
-      </w:r>
-    </w:p>
-    <w:p>
-      <w:pPr>
-        <w:pStyle w:val="a1"/>
-        <w:bidi w:val="0"/>
-        <w:rPr>
-          <w:rFonts w:hint="default"/>
-          <w:lang w:val="en-US" w:eastAsia="zh-CN"/>
-        </w:rPr>
-      </w:pPr>
-      <w:r>
-        <w:rPr>
-          <w:rFonts w:hint="default"/>
-          <w:lang w:val="en-US" w:eastAsia="zh-CN"/>
-        </w:rPr>
-        <w:t>帮助员工做出理想的职业生涯规划，结合公司业务发展需求和员工个人职业发展生涯，优化人员储备结构：一是针对人员分工结构分布需求，实现员工个人职业生涯与现任岗位的一致性；二是坚持应急业务项目人员需求优先储备原则；三是战略性业务人员提前长期储备原则。</w:t>
-      </w:r>
-    </w:p>
-    <w:p>
-      <w:pPr>
-        <w:pStyle w:val="1"/>
-        <w:bidi w:val="0"/>
-        <w:rPr>
-          <w:rFonts w:hint="default"/>
-          <w:lang w:val="en-US" w:eastAsia="zh-CN"/>
-        </w:rPr>
-      </w:pPr>
-      <w:bookmarkStart w:id="15" w:name="_Toc30405"/>
-      <w:r>
-        <w:rPr>
-          <w:rFonts w:hint="default"/>
-          <w:lang w:val="en-US" w:eastAsia="zh-CN"/>
-        </w:rPr>
-        <w:t>培养和塑造储备人才</w:t>
+        <w:t>建立长效的培训机制</w:t>
       </w:r>
       <w:bookmarkEnd w:id="15"/>
     </w:p>
     <w:p>
       <w:pPr>
-        <w:pStyle w:val="2"/>
+        <w:pStyle w:val="29"/>
         <w:bidi w:val="0"/>
         <w:rPr>
           <w:rFonts w:hint="default"/>
           <w:lang w:val="en-US" w:eastAsia="zh-CN"/>
         </w:rPr>
       </w:pPr>
-      <w:bookmarkStart w:id="16" w:name="_Toc23866"/>
       <w:r>
         <w:rPr>
           <w:rFonts w:hint="default"/>
           <w:lang w:val="en-US" w:eastAsia="zh-CN"/>
         </w:rPr>
-        <w:t>建立长效的培训机制</w:t>
+        <w:t>使各岗位员工掌握相关的技术业务，加强知识管理，打造学习型团队，树立优秀员工榜样，提高整体协同配合能力，并根据“管理岗、技术岗、操作岗”等不同岗位对技能要求的特点，有针对性的进行企业内部培训、外派培训、员工自学、经验分享，并相互结合、补充，以此作为人员储备的重要手段。</w:t>
+      </w:r>
+    </w:p>
+    <w:p>
+      <w:pPr>
+        <w:pStyle w:val="30"/>
+        <w:bidi w:val="0"/>
+        <w:rPr>
+          <w:rFonts w:hint="default"/>
+          <w:lang w:val="en-US" w:eastAsia="zh-CN"/>
+        </w:rPr>
+      </w:pPr>
+      <w:bookmarkStart w:id="16" w:name="_Toc7972"/>
+      <w:r>
+        <w:rPr>
+          <w:rFonts w:hint="default"/>
+          <w:lang w:val="en-US" w:eastAsia="zh-CN"/>
+        </w:rPr>
+        <w:t>鼓励继续教育及技能认证</w:t>
       </w:r>
       <w:bookmarkEnd w:id="16"/>
     </w:p>
     <w:p>
       <w:pPr>
-        <w:pStyle w:val="a1"/>
+        <w:pStyle w:val="29"/>
         <w:bidi w:val="0"/>
         <w:rPr>
           <w:rFonts w:hint="default"/>
@@ -4507,67 +4597,31 @@
           <w:rFonts w:hint="default"/>
           <w:lang w:val="en-US" w:eastAsia="zh-CN"/>
         </w:rPr>
-        <w:t>使各岗位员工掌握相关的技术业务，加强知识管理，打造学习型团队，树立优秀员工榜样，提高整体协同配合能力，并根据“管理岗、技术岗、操作岗”等不同岗位对技能要求的特点，有针对性的进行企业内部培训、外派培训、员工自学、经验分享，并相互结合、补充，以此作为人员储备的重要手段。</w:t>
+        <w:t>通过激励制度及企业扶持，鼓励员工进行各种形式的继续教育及职业技能认证，包括：学历教育、专业技术人员继续教育、职业技术认证培训等；培训形式包括自我培训、内部培训、外部培训。鼓励员工自我增值，同时公司予以激励及扶持，达到员工自我价值实现，企业效能提升的双赢局面。</w:t>
       </w:r>
     </w:p>
     <w:p>
       <w:pPr>
-        <w:pStyle w:val="2"/>
+        <w:pStyle w:val="28"/>
         <w:bidi w:val="0"/>
         <w:rPr>
           <w:rFonts w:hint="default"/>
           <w:lang w:val="en-US" w:eastAsia="zh-CN"/>
         </w:rPr>
       </w:pPr>
-      <w:bookmarkStart w:id="17" w:name="_Toc10493"/>
+      <w:bookmarkStart w:id="17" w:name="_Toc1636"/>
       <w:r>
         <w:rPr>
           <w:rFonts w:hint="default"/>
           <w:lang w:val="en-US" w:eastAsia="zh-CN"/>
         </w:rPr>
-        <w:t>鼓励继续教育及技能认证</w:t>
+        <w:t>保证人力资源持续稳定的激励机制</w:t>
       </w:r>
       <w:bookmarkEnd w:id="17"/>
     </w:p>
     <w:p>
       <w:pPr>
-        <w:pStyle w:val="a1"/>
-        <w:bidi w:val="0"/>
-        <w:rPr>
-          <w:rFonts w:hint="default"/>
-          <w:lang w:val="en-US" w:eastAsia="zh-CN"/>
-        </w:rPr>
-      </w:pPr>
-      <w:r>
-        <w:rPr>
-          <w:rFonts w:hint="default"/>
-          <w:lang w:val="en-US" w:eastAsia="zh-CN"/>
-        </w:rPr>
-        <w:t>通过激励制度及企业扶持，鼓励员工进行各种形式的继续教育及职业技能认证，包括：学历教育、专业技术人员继续教育、职业技术认证培训等；培训形式包括自我培训、内部培训、外部培训。鼓励员工自我增值，同时公司予以激励及扶持，达到员工自我价值实现，企业效能提升的双赢局面。</w:t>
-      </w:r>
-    </w:p>
-    <w:p>
-      <w:pPr>
-        <w:pStyle w:val="1"/>
-        <w:bidi w:val="0"/>
-        <w:rPr>
-          <w:rFonts w:hint="default"/>
-          <w:lang w:val="en-US" w:eastAsia="zh-CN"/>
-        </w:rPr>
-      </w:pPr>
-      <w:bookmarkStart w:id="18" w:name="_Toc6526"/>
-      <w:r>
-        <w:rPr>
-          <w:rFonts w:hint="default"/>
-          <w:lang w:val="en-US" w:eastAsia="zh-CN"/>
-        </w:rPr>
-        <w:t>保证人力资源持续稳定的激励机制</w:t>
-      </w:r>
-      <w:bookmarkEnd w:id="18"/>
-    </w:p>
-    <w:p>
-      <w:pPr>
-        <w:pStyle w:val="a1"/>
+        <w:pStyle w:val="29"/>
         <w:bidi w:val="0"/>
         <w:rPr>
           <w:rFonts w:hint="default"/>
@@ -4584,7 +4638,7 @@
     </w:p>
     <w:p>
       <w:pPr>
-        <w:pStyle w:val="a1"/>
+        <w:pStyle w:val="29"/>
         <w:bidi w:val="0"/>
         <w:rPr>
           <w:rFonts w:hint="default"/>
@@ -4601,7 +4655,7 @@
     </w:p>
     <w:p>
       <w:pPr>
-        <w:pStyle w:val="a1"/>
+        <w:pStyle w:val="29"/>
         <w:bidi w:val="0"/>
         <w:rPr>
           <w:rFonts w:hint="default"/>
@@ -4618,14 +4672,14 @@
     </w:p>
     <w:p>
       <w:pPr>
-        <w:pStyle w:val="1"/>
+        <w:pStyle w:val="28"/>
         <w:bidi w:val="0"/>
         <w:rPr>
           <w:rFonts w:hint="default"/>
           <w:lang w:val="en-US" w:eastAsia="zh-CN"/>
         </w:rPr>
       </w:pPr>
-      <w:bookmarkStart w:id="19" w:name="_Toc6416"/>
+      <w:bookmarkStart w:id="18" w:name="_Toc22252"/>
       <w:r>
         <w:rPr>
           <w:rFonts w:hint="eastAsia"/>
@@ -4633,21 +4687,22 @@
         </w:rPr>
         <w:t>KPI指标</w:t>
       </w:r>
-      <w:bookmarkEnd w:id="19"/>
+      <w:bookmarkEnd w:id="18"/>
     </w:p>
     <w:tbl>
       <w:tblPr>
-        <w:tblStyle w:val="TableGrid"/>
-        <w:tblW w:w="0" w:type="auto"/>
-        <w:tblInd w:w="0" w:type="dxa"/>
+        <w:tblStyle w:val="21"/>
+        <w:tblW w:w="8519" w:type="dxa"/>
+        <w:jc w:val="center"/>
         <w:tblBorders>
-          <w:top w:val="single" w:sz="4" w:space="0" w:color="auto"/>
-          <w:left w:val="single" w:sz="4" w:space="0" w:color="auto"/>
-          <w:bottom w:val="single" w:sz="4" w:space="0" w:color="auto"/>
-          <w:right w:val="single" w:sz="4" w:space="0" w:color="auto"/>
-          <w:insideH w:val="single" w:sz="4" w:space="0" w:color="auto"/>
-          <w:insideV w:val="single" w:sz="4" w:space="0" w:color="auto"/>
+          <w:top w:val="none" w:color="auto" w:sz="4" w:space="0"/>
+          <w:left w:val="none" w:color="auto" w:sz="4" w:space="0"/>
+          <w:bottom w:val="none" w:color="auto" w:sz="4" w:space="0"/>
+          <w:right w:val="none" w:color="auto" w:sz="4" w:space="0"/>
+          <w:insideH w:val="none" w:color="auto" w:sz="4" w:space="0"/>
+          <w:insideV w:val="none" w:color="auto" w:sz="4" w:space="0"/>
         </w:tblBorders>
+        <w:tblLayout w:type="autofit"/>
         <w:tblCellMar>
           <w:top w:w="0" w:type="dxa"/>
           <w:left w:w="108" w:type="dxa"/>
@@ -4656,22 +4711,20 @@
         </w:tblCellMar>
       </w:tblPr>
       <w:tblGrid>
-        <w:gridCol w:w="1813"/>
-        <w:gridCol w:w="3206"/>
-        <w:gridCol w:w="1372"/>
-        <w:gridCol w:w="2131"/>
+        <w:gridCol w:w="1851"/>
+        <w:gridCol w:w="3716"/>
+        <w:gridCol w:w="1476"/>
+        <w:gridCol w:w="1476"/>
       </w:tblGrid>
       <w:tr>
         <w:tblPrEx>
-          <w:tblW w:w="0" w:type="auto"/>
-          <w:tblInd w:w="0" w:type="dxa"/>
           <w:tblBorders>
-            <w:top w:val="single" w:sz="4" w:space="0" w:color="auto"/>
-            <w:left w:val="single" w:sz="4" w:space="0" w:color="auto"/>
-            <w:bottom w:val="single" w:sz="4" w:space="0" w:color="auto"/>
-            <w:right w:val="single" w:sz="4" w:space="0" w:color="auto"/>
-            <w:insideH w:val="single" w:sz="4" w:space="0" w:color="auto"/>
-            <w:insideV w:val="single" w:sz="4" w:space="0" w:color="auto"/>
+            <w:top w:val="none" w:color="auto" w:sz="4" w:space="0"/>
+            <w:left w:val="none" w:color="auto" w:sz="4" w:space="0"/>
+            <w:bottom w:val="none" w:color="auto" w:sz="4" w:space="0"/>
+            <w:right w:val="none" w:color="auto" w:sz="4" w:space="0"/>
+            <w:insideH w:val="none" w:color="auto" w:sz="4" w:space="0"/>
+            <w:insideV w:val="none" w:color="auto" w:sz="4" w:space="0"/>
           </w:tblBorders>
           <w:tblCellMar>
             <w:top w:w="0" w:type="dxa"/>
@@ -4680,16 +4733,40 @@
             <w:right w:w="108" w:type="dxa"/>
           </w:tblCellMar>
         </w:tblPrEx>
-        <w:tc>
-          <w:tcPr>
-            <w:tcW w:w="1813" w:type="dxa"/>
-          </w:tcPr>
-          <w:p>
-            <w:pPr>
-              <w:pStyle w:val="a1"/>
-              <w:widowControl w:val="0"/>
+        <w:trPr>
+          <w:trHeight w:val="0" w:hRule="atLeast"/>
+          <w:tblHeader/>
+          <w:jc w:val="center"/>
+        </w:trPr>
+        <w:tc>
+          <w:tcPr>
+            <w:tcW w:w="0" w:type="auto"/>
+            <w:tcBorders>
+              <w:top w:val="single" w:color="auto" w:sz="12" w:space="0"/>
+              <w:left w:val="single" w:color="auto" w:sz="12" w:space="0"/>
+              <w:bottom w:val="nil"/>
+              <w:right w:val="nil"/>
+            </w:tcBorders>
+            <w:noWrap w:val="0"/>
+            <w:tcMar>
+              <w:top w:w="-1" w:type="dxa"/>
+              <w:left w:w="-1" w:type="dxa"/>
+              <w:bottom w:w="-1" w:type="dxa"/>
+              <w:right w:w="-1" w:type="dxa"/>
+            </w:tcMar>
+            <w:vAlign w:val="center"/>
+          </w:tcPr>
+          <w:p>
+            <w:pPr>
+              <w:pStyle w:val="29"/>
+              <w:widowControl w:val="0"/>
+              <w:snapToGrid w:val="0"/>
+              <w:spacing w:line="240" w:lineRule="auto"/>
+              <w:ind w:left="0" w:leftChars="0" w:right="0" w:rightChars="0" w:firstLine="0" w:firstLineChars="0"/>
+              <w:jc w:val="center"/>
               <w:rPr>
                 <w:rFonts w:hint="default"/>
+                <w:b/>
                 <w:vertAlign w:val="baseline"/>
                 <w:lang w:val="en-US" w:eastAsia="zh-CN"/>
               </w:rPr>
@@ -4697,6 +4774,7 @@
             <w:r>
               <w:rPr>
                 <w:rFonts w:hint="eastAsia"/>
+                <w:b/>
                 <w:vertAlign w:val="baseline"/>
                 <w:lang w:val="en-US" w:eastAsia="zh-CN"/>
               </w:rPr>
@@ -4706,14 +4784,33 @@
         </w:tc>
         <w:tc>
           <w:tcPr>
-            <w:tcW w:w="3206" w:type="dxa"/>
-          </w:tcPr>
-          <w:p>
-            <w:pPr>
-              <w:pStyle w:val="a1"/>
-              <w:widowControl w:val="0"/>
+            <w:tcW w:w="0" w:type="auto"/>
+            <w:tcBorders>
+              <w:top w:val="single" w:color="auto" w:sz="12" w:space="0"/>
+              <w:left w:val="single" w:color="auto" w:sz="4" w:space="0"/>
+              <w:bottom w:val="nil"/>
+              <w:right w:val="nil"/>
+            </w:tcBorders>
+            <w:noWrap w:val="0"/>
+            <w:tcMar>
+              <w:top w:w="-1" w:type="dxa"/>
+              <w:left w:w="-1" w:type="dxa"/>
+              <w:bottom w:w="-1" w:type="dxa"/>
+              <w:right w:w="-1" w:type="dxa"/>
+            </w:tcMar>
+            <w:vAlign w:val="center"/>
+          </w:tcPr>
+          <w:p>
+            <w:pPr>
+              <w:pStyle w:val="29"/>
+              <w:widowControl w:val="0"/>
+              <w:snapToGrid w:val="0"/>
+              <w:spacing w:line="240" w:lineRule="auto"/>
+              <w:ind w:left="0" w:leftChars="0" w:right="0" w:rightChars="0" w:firstLine="0" w:firstLineChars="0"/>
+              <w:jc w:val="center"/>
               <w:rPr>
                 <w:rFonts w:hint="default"/>
+                <w:b/>
                 <w:vertAlign w:val="baseline"/>
                 <w:lang w:val="en-US" w:eastAsia="zh-CN"/>
               </w:rPr>
@@ -4721,6 +4818,7 @@
             <w:r>
               <w:rPr>
                 <w:rFonts w:hint="eastAsia"/>
+                <w:b/>
                 <w:vertAlign w:val="baseline"/>
                 <w:lang w:val="en-US" w:eastAsia="zh-CN"/>
               </w:rPr>
@@ -4730,15 +4828,33 @@
         </w:tc>
         <w:tc>
           <w:tcPr>
-            <w:tcW w:w="1372" w:type="dxa"/>
-          </w:tcPr>
-          <w:p>
-            <w:pPr>
-              <w:pStyle w:val="a1"/>
-              <w:widowControl w:val="0"/>
-              <w:ind w:left="0" w:firstLine="0" w:leftChars="0" w:firstLineChars="0"/>
+            <w:tcW w:w="0" w:type="auto"/>
+            <w:tcBorders>
+              <w:top w:val="single" w:color="auto" w:sz="12" w:space="0"/>
+              <w:left w:val="single" w:color="auto" w:sz="4" w:space="0"/>
+              <w:bottom w:val="nil"/>
+              <w:right w:val="nil"/>
+            </w:tcBorders>
+            <w:noWrap w:val="0"/>
+            <w:tcMar>
+              <w:top w:w="-1" w:type="dxa"/>
+              <w:left w:w="-1" w:type="dxa"/>
+              <w:bottom w:w="-1" w:type="dxa"/>
+              <w:right w:w="-1" w:type="dxa"/>
+            </w:tcMar>
+            <w:vAlign w:val="center"/>
+          </w:tcPr>
+          <w:p>
+            <w:pPr>
+              <w:pStyle w:val="29"/>
+              <w:widowControl w:val="0"/>
+              <w:snapToGrid w:val="0"/>
+              <w:spacing w:line="240" w:lineRule="auto"/>
+              <w:ind w:left="0" w:leftChars="0" w:right="0" w:rightChars="0" w:firstLine="0" w:firstLineChars="0"/>
+              <w:jc w:val="center"/>
               <w:rPr>
                 <w:rFonts w:hint="default"/>
+                <w:b/>
                 <w:vertAlign w:val="baseline"/>
                 <w:lang w:val="en-US" w:eastAsia="zh-CN"/>
               </w:rPr>
@@ -4746,6 +4862,7 @@
             <w:r>
               <w:rPr>
                 <w:rFonts w:hint="eastAsia"/>
+                <w:b/>
                 <w:vertAlign w:val="baseline"/>
                 <w:lang w:val="en-US" w:eastAsia="zh-CN"/>
               </w:rPr>
@@ -4755,14 +4872,33 @@
         </w:tc>
         <w:tc>
           <w:tcPr>
-            <w:tcW w:w="2131" w:type="dxa"/>
-          </w:tcPr>
-          <w:p>
-            <w:pPr>
-              <w:pStyle w:val="a1"/>
-              <w:widowControl w:val="0"/>
+            <w:tcW w:w="1476" w:type="dxa"/>
+            <w:tcBorders>
+              <w:top w:val="single" w:color="auto" w:sz="12" w:space="0"/>
+              <w:left w:val="single" w:color="auto" w:sz="4" w:space="0"/>
+              <w:bottom w:val="nil"/>
+              <w:right w:val="single" w:color="auto" w:sz="12" w:space="0"/>
+            </w:tcBorders>
+            <w:noWrap w:val="0"/>
+            <w:tcMar>
+              <w:top w:w="-1" w:type="dxa"/>
+              <w:left w:w="-1" w:type="dxa"/>
+              <w:bottom w:w="-1" w:type="dxa"/>
+              <w:right w:w="-1" w:type="dxa"/>
+            </w:tcMar>
+            <w:vAlign w:val="center"/>
+          </w:tcPr>
+          <w:p>
+            <w:pPr>
+              <w:pStyle w:val="29"/>
+              <w:widowControl w:val="0"/>
+              <w:snapToGrid w:val="0"/>
+              <w:spacing w:line="240" w:lineRule="auto"/>
+              <w:ind w:left="0" w:leftChars="0" w:right="0" w:rightChars="0" w:firstLine="0" w:firstLineChars="0"/>
+              <w:jc w:val="center"/>
               <w:rPr>
                 <w:rFonts w:hint="default"/>
+                <w:b/>
                 <w:vertAlign w:val="baseline"/>
                 <w:lang w:val="en-US" w:eastAsia="zh-CN"/>
               </w:rPr>
@@ -4770,6 +4906,7 @@
             <w:r>
               <w:rPr>
                 <w:rFonts w:hint="eastAsia"/>
+                <w:b/>
                 <w:vertAlign w:val="baseline"/>
                 <w:lang w:val="en-US" w:eastAsia="zh-CN"/>
               </w:rPr>
@@ -4780,8 +4917,14 @@
       </w:tr>
       <w:tr>
         <w:tblPrEx>
-          <w:tblW w:w="0" w:type="auto"/>
-          <w:tblInd w:w="0" w:type="dxa"/>
+          <w:tblBorders>
+            <w:top w:val="none" w:color="auto" w:sz="4" w:space="0"/>
+            <w:left w:val="none" w:color="auto" w:sz="4" w:space="0"/>
+            <w:bottom w:val="none" w:color="auto" w:sz="4" w:space="0"/>
+            <w:right w:val="none" w:color="auto" w:sz="4" w:space="0"/>
+            <w:insideH w:val="none" w:color="auto" w:sz="4" w:space="0"/>
+            <w:insideV w:val="none" w:color="auto" w:sz="4" w:space="0"/>
+          </w:tblBorders>
           <w:tblCellMar>
             <w:top w:w="0" w:type="dxa"/>
             <w:left w:w="108" w:type="dxa"/>
@@ -4789,24 +4932,46 @@
             <w:right w:w="108" w:type="dxa"/>
           </w:tblCellMar>
         </w:tblPrEx>
-        <w:tc>
-          <w:tcPr>
-            <w:tcW w:w="1813" w:type="dxa"/>
-          </w:tcPr>
-          <w:p>
-            <w:pPr>
-              <w:pStyle w:val="a1"/>
-              <w:widowControl w:val="0"/>
-              <w:ind w:left="0" w:firstLine="0" w:leftChars="0" w:firstLineChars="0"/>
-              <w:rPr>
-                <w:rFonts w:hint="default"/>
+        <w:trPr>
+          <w:trHeight w:val="0" w:hRule="atLeast"/>
+          <w:jc w:val="center"/>
+        </w:trPr>
+        <w:tc>
+          <w:tcPr>
+            <w:tcW w:w="1851" w:type="dxa"/>
+            <w:tcBorders>
+              <w:top w:val="single" w:color="auto" w:sz="4" w:space="0"/>
+              <w:left w:val="single" w:color="auto" w:sz="12" w:space="0"/>
+              <w:bottom w:val="single" w:color="auto" w:sz="12" w:space="0"/>
+              <w:right w:val="nil"/>
+            </w:tcBorders>
+            <w:noWrap w:val="0"/>
+            <w:tcMar>
+              <w:top w:w="-1" w:type="dxa"/>
+              <w:left w:w="-1" w:type="dxa"/>
+              <w:bottom w:w="-1" w:type="dxa"/>
+              <w:right w:w="-1" w:type="dxa"/>
+            </w:tcMar>
+            <w:vAlign w:val="center"/>
+          </w:tcPr>
+          <w:p>
+            <w:pPr>
+              <w:pStyle w:val="29"/>
+              <w:widowControl w:val="0"/>
+              <w:snapToGrid w:val="0"/>
+              <w:spacing w:line="240" w:lineRule="auto"/>
+              <w:ind w:left="0" w:leftChars="0" w:right="0" w:rightChars="0" w:firstLine="0" w:firstLineChars="0"/>
+              <w:jc w:val="center"/>
+              <w:rPr>
+                <w:rFonts w:hint="default" w:ascii="Segoe UI" w:eastAsia="Segoe UI"/>
+                <w:sz w:val="18"/>
                 <w:vertAlign w:val="baseline"/>
                 <w:lang w:val="en-US" w:eastAsia="zh-CN"/>
               </w:rPr>
             </w:pPr>
             <w:r>
               <w:rPr>
-                <w:rFonts w:ascii="Segoe UI" w:eastAsia="Segoe UI" w:hAnsi="Segoe UI" w:cs="Segoe UI"/>
+                <w:rFonts w:ascii="Segoe UI" w:hAnsi="Segoe UI" w:eastAsia="Segoe UI" w:cs="Segoe UI"/>
                 <w:i w:val="0"/>
                 <w:iCs w:val="0"/>
                 <w:caps w:val="0"/>
@@ -4822,22 +4987,40 @@
         </w:tc>
         <w:tc>
           <w:tcPr>
-            <w:tcW w:w="3206" w:type="dxa"/>
-          </w:tcPr>
-          <w:p>
-            <w:pPr>
-              <w:pStyle w:val="a1"/>
-              <w:widowControl w:val="0"/>
-              <w:ind w:left="0" w:firstLine="0" w:leftChars="0" w:firstLineChars="0"/>
-              <w:rPr>
-                <w:rFonts w:hint="default"/>
+            <w:tcW w:w="3716" w:type="dxa"/>
+            <w:tcBorders>
+              <w:top w:val="single" w:color="auto" w:sz="4" w:space="0"/>
+              <w:left w:val="single" w:color="auto" w:sz="4" w:space="0"/>
+              <w:bottom w:val="single" w:color="auto" w:sz="12" w:space="0"/>
+              <w:right w:val="nil"/>
+            </w:tcBorders>
+            <w:noWrap w:val="0"/>
+            <w:tcMar>
+              <w:top w:w="-1" w:type="dxa"/>
+              <w:left w:w="-1" w:type="dxa"/>
+              <w:bottom w:w="-1" w:type="dxa"/>
+              <w:right w:w="-1" w:type="dxa"/>
+            </w:tcMar>
+            <w:vAlign w:val="center"/>
+          </w:tcPr>
+          <w:p>
+            <w:pPr>
+              <w:pStyle w:val="29"/>
+              <w:widowControl w:val="0"/>
+              <w:snapToGrid w:val="0"/>
+              <w:spacing w:line="240" w:lineRule="auto"/>
+              <w:ind w:left="0" w:leftChars="0" w:right="0" w:rightChars="0" w:firstLine="0" w:firstLineChars="0"/>
+              <w:jc w:val="center"/>
+              <w:rPr>
+                <w:rFonts w:hint="default" w:ascii="Segoe UI" w:eastAsia="Segoe UI"/>
+                <w:sz w:val="18"/>
                 <w:vertAlign w:val="baseline"/>
                 <w:lang w:val="en-US" w:eastAsia="zh-CN"/>
               </w:rPr>
             </w:pPr>
             <w:r>
               <w:rPr>
-                <w:rFonts w:ascii="Segoe UI" w:eastAsia="Segoe UI" w:hAnsi="Segoe UI" w:cs="Segoe UI"/>
+                <w:rFonts w:ascii="Segoe UI" w:hAnsi="Segoe UI" w:eastAsia="Segoe UI" w:cs="Segoe UI"/>
                 <w:i w:val="0"/>
                 <w:iCs w:val="0"/>
                 <w:caps w:val="0"/>
@@ -4853,22 +5036,40 @@
         </w:tc>
         <w:tc>
           <w:tcPr>
-            <w:tcW w:w="1372" w:type="dxa"/>
-          </w:tcPr>
-          <w:p>
-            <w:pPr>
-              <w:pStyle w:val="a1"/>
-              <w:widowControl w:val="0"/>
-              <w:ind w:left="0" w:firstLine="0" w:leftChars="0" w:firstLineChars="0"/>
-              <w:rPr>
-                <w:rFonts w:hint="default"/>
+            <w:tcW w:w="1476" w:type="dxa"/>
+            <w:tcBorders>
+              <w:top w:val="single" w:color="auto" w:sz="4" w:space="0"/>
+              <w:left w:val="single" w:color="auto" w:sz="4" w:space="0"/>
+              <w:bottom w:val="single" w:color="auto" w:sz="12" w:space="0"/>
+              <w:right w:val="nil"/>
+            </w:tcBorders>
+            <w:noWrap w:val="0"/>
+            <w:tcMar>
+              <w:top w:w="-1" w:type="dxa"/>
+              <w:left w:w="-1" w:type="dxa"/>
+              <w:bottom w:w="-1" w:type="dxa"/>
+              <w:right w:w="-1" w:type="dxa"/>
+            </w:tcMar>
+            <w:vAlign w:val="center"/>
+          </w:tcPr>
+          <w:p>
+            <w:pPr>
+              <w:pStyle w:val="29"/>
+              <w:widowControl w:val="0"/>
+              <w:snapToGrid w:val="0"/>
+              <w:spacing w:line="240" w:lineRule="auto"/>
+              <w:ind w:left="0" w:leftChars="0" w:right="0" w:rightChars="0" w:firstLine="0" w:firstLineChars="0"/>
+              <w:jc w:val="center"/>
+              <w:rPr>
+                <w:rFonts w:hint="default" w:ascii="Segoe UI" w:eastAsia="Segoe UI"/>
+                <w:sz w:val="18"/>
                 <w:vertAlign w:val="baseline"/>
                 <w:lang w:val="en-US" w:eastAsia="zh-CN"/>
               </w:rPr>
             </w:pPr>
             <w:r>
               <w:rPr>
-                <w:rFonts w:ascii="Segoe UI" w:eastAsia="Segoe UI" w:hAnsi="Segoe UI" w:cs="Segoe UI"/>
+                <w:rFonts w:ascii="Segoe UI" w:hAnsi="Segoe UI" w:eastAsia="Segoe UI" w:cs="Segoe UI"/>
                 <w:i w:val="0"/>
                 <w:iCs w:val="0"/>
                 <w:caps w:val="0"/>
@@ -4884,21 +5085,41 @@
         </w:tc>
         <w:tc>
           <w:tcPr>
-            <w:tcW w:w="2131" w:type="dxa"/>
-          </w:tcPr>
-          <w:p>
-            <w:pPr>
-              <w:pStyle w:val="a1"/>
-              <w:widowControl w:val="0"/>
-              <w:rPr>
-                <w:rFonts w:hint="default"/>
+            <w:tcW w:w="1476" w:type="dxa"/>
+            <w:tcBorders>
+              <w:top w:val="single" w:color="auto" w:sz="4" w:space="0"/>
+              <w:left w:val="single" w:color="auto" w:sz="4" w:space="0"/>
+              <w:bottom w:val="single" w:color="auto" w:sz="12" w:space="0"/>
+              <w:right w:val="single" w:color="auto" w:sz="12" w:space="0"/>
+            </w:tcBorders>
+            <w:noWrap w:val="0"/>
+            <w:tcMar>
+              <w:top w:w="-1" w:type="dxa"/>
+              <w:left w:w="-1" w:type="dxa"/>
+              <w:bottom w:w="-1" w:type="dxa"/>
+              <w:right w:w="-1" w:type="dxa"/>
+            </w:tcMar>
+            <w:vAlign w:val="center"/>
+          </w:tcPr>
+          <w:p>
+            <w:pPr>
+              <w:pStyle w:val="29"/>
+              <w:widowControl w:val="0"/>
+              <w:snapToGrid w:val="0"/>
+              <w:spacing w:line="240" w:lineRule="auto"/>
+              <w:ind w:left="0" w:leftChars="0" w:right="0" w:rightChars="0" w:firstLine="0" w:firstLineChars="0"/>
+              <w:jc w:val="center"/>
+              <w:rPr>
+                <w:rFonts w:hint="default" w:ascii="Segoe UI" w:eastAsia="Segoe UI"/>
+                <w:sz w:val="18"/>
                 <w:vertAlign w:val="baseline"/>
                 <w:lang w:val="en-US" w:eastAsia="zh-CN"/>
               </w:rPr>
             </w:pPr>
             <w:r>
               <w:rPr>
-                <w:rFonts w:hint="eastAsia"/>
+                <w:rFonts w:hint="eastAsia" w:ascii="Segoe UI" w:eastAsia="Segoe UI"/>
+                <w:sz w:val="18"/>
                 <w:vertAlign w:val="baseline"/>
                 <w:lang w:val="en-US" w:eastAsia="zh-CN"/>
               </w:rPr>
@@ -4910,21 +5131,21 @@
     </w:tbl>
     <w:p>
       <w:pPr>
-        <w:pStyle w:val="1"/>
+        <w:pStyle w:val="28"/>
         <w:bidi w:val="0"/>
       </w:pPr>
-      <w:bookmarkStart w:id="20" w:name="_Toc453"/>
+      <w:bookmarkStart w:id="19" w:name="_Toc25264"/>
       <w:r>
         <w:rPr>
           <w:rFonts w:hint="default"/>
         </w:rPr>
         <w:t>相关记录</w:t>
       </w:r>
-      <w:bookmarkEnd w:id="20"/>
+      <w:bookmarkEnd w:id="19"/>
     </w:p>
     <w:p>
       <w:pPr>
-        <w:pStyle w:val="a3"/>
+        <w:pStyle w:val="39"/>
         <w:bidi w:val="0"/>
       </w:pPr>
       <w:r>
@@ -4936,7 +5157,7 @@
     </w:p>
     <w:p>
       <w:pPr>
-        <w:pStyle w:val="a3"/>
+        <w:pStyle w:val="39"/>
         <w:bidi w:val="0"/>
       </w:pPr>
       <w:r>
@@ -4945,10 +5166,12 @@
         </w:rPr>
         <w:t>《年度人力资源工作总结报告》</w:t>
       </w:r>
+      <w:bookmarkStart w:id="20" w:name="_GoBack"/>
+      <w:bookmarkEnd w:id="20"/>
     </w:p>
     <w:p>
       <w:pPr>
-        <w:pStyle w:val="a1"/>
+        <w:pStyle w:val="29"/>
         <w:rPr>
           <w:rFonts w:hint="default"/>
           <w:lang w:val="en-US" w:eastAsia="zh-CN"/>
@@ -4958,23 +5181,73 @@
     <w:sectPr>
       <w:pgSz w:w="11906" w:h="16838"/>
       <w:pgMar w:top="1440" w:right="1800" w:bottom="1440" w:left="1800" w:header="851" w:footer="992" w:gutter="0"/>
-      <w:cols w:num="1" w:space="425"/>
+      <w:cols w:space="425" w:num="1"/>
       <w:docGrid w:type="lines" w:linePitch="312" w:charSpace="0"/>
     </w:sectPr>
   </w:body>
 </w:document>
 </file>
 
+<file path=word/endnotes.xml><?xml version="1.0" encoding="utf-8"?>
+<w:endnotes xmlns:wpc="http://schemas.microsoft.com/office/word/2010/wordprocessingCanvas" xmlns:mc="http://schemas.openxmlformats.org/markup-compatibility/2006" xmlns:o="urn:schemas-microsoft-com:office:office" xmlns:r="http://schemas.openxmlformats.org/officeDocument/2006/relationships" xmlns:m="http://schemas.openxmlformats.org/officeDocument/2006/math" xmlns:v="urn:schemas-microsoft-com:vml" xmlns:wp14="http://schemas.microsoft.com/office/word/2010/wordprocessingDrawing" xmlns:wp="http://schemas.openxmlformats.org/drawingml/2006/wordprocessingDrawing" xmlns:w="http://schemas.openxmlformats.org/wordprocessingml/2006/main" xmlns:w14="http://schemas.microsoft.com/office/word/2010/wordml" xmlns:w15="http://schemas.microsoft.com/office/word/2012/wordml" xmlns:w10="urn:schemas-microsoft-com:office:word" xmlns:wpg="http://schemas.microsoft.com/office/word/2010/wordprocessingGroup" xmlns:wpi="http://schemas.microsoft.com/office/word/2010/wordprocessingInk" xmlns:wne="http://schemas.microsoft.com/office/word/2006/wordml" xmlns:wps="http://schemas.microsoft.com/office/word/2010/wordprocessingShape" xmlns:wpsCustomData="http://www.wps.cn/officeDocument/2013/wpsCustomData" mc:Ignorable="w14 w15 wp14">
+  <w:endnote w:type="separator" w:id="0">
+    <w:p>
+      <w:pPr>
+        <w:spacing w:line="240" w:lineRule="auto"/>
+      </w:pPr>
+      <w:r>
+        <w:separator/>
+      </w:r>
+    </w:p>
+  </w:endnote>
+  <w:endnote w:type="continuationSeparator" w:id="1">
+    <w:p>
+      <w:pPr>
+        <w:spacing w:line="240" w:lineRule="auto"/>
+      </w:pPr>
+      <w:r>
+        <w:continuationSeparator/>
+      </w:r>
+    </w:p>
+  </w:endnote>
+</w:endnotes>
+</file>
+
+<file path=word/footnotes.xml><?xml version="1.0" encoding="utf-8"?>
+<w:footnotes xmlns:wpc="http://schemas.microsoft.com/office/word/2010/wordprocessingCanvas" xmlns:mc="http://schemas.openxmlformats.org/markup-compatibility/2006" xmlns:o="urn:schemas-microsoft-com:office:office" xmlns:r="http://schemas.openxmlformats.org/officeDocument/2006/relationships" xmlns:m="http://schemas.openxmlformats.org/officeDocument/2006/math" xmlns:v="urn:schemas-microsoft-com:vml" xmlns:wp14="http://schemas.microsoft.com/office/word/2010/wordprocessingDrawing" xmlns:wp="http://schemas.openxmlformats.org/drawingml/2006/wordprocessingDrawing" xmlns:w="http://schemas.openxmlformats.org/wordprocessingml/2006/main" xmlns:w14="http://schemas.microsoft.com/office/word/2010/wordml" xmlns:w15="http://schemas.microsoft.com/office/word/2012/wordml" xmlns:w10="urn:schemas-microsoft-com:office:word" xmlns:wpg="http://schemas.microsoft.com/office/word/2010/wordprocessingGroup" xmlns:wpi="http://schemas.microsoft.com/office/word/2010/wordprocessingInk" xmlns:wne="http://schemas.microsoft.com/office/word/2006/wordml" xmlns:wps="http://schemas.microsoft.com/office/word/2010/wordprocessingShape" xmlns:wpsCustomData="http://www.wps.cn/officeDocument/2013/wpsCustomData" mc:Ignorable="w14 w15 wp14">
+  <w:footnote w:type="separator" w:id="0">
+    <w:p>
+      <w:pPr>
+        <w:spacing w:line="360" w:lineRule="auto"/>
+      </w:pPr>
+      <w:r>
+        <w:separator/>
+      </w:r>
+    </w:p>
+  </w:footnote>
+  <w:footnote w:type="continuationSeparator" w:id="1">
+    <w:p>
+      <w:pPr>
+        <w:spacing w:line="360" w:lineRule="auto"/>
+      </w:pPr>
+      <w:r>
+        <w:continuationSeparator/>
+      </w:r>
+    </w:p>
+  </w:footnote>
+</w:footnotes>
+</file>
+
 <file path=word/numbering.xml><?xml version="1.0" encoding="utf-8"?>
-<w:numbering xmlns:wpc="http://schemas.microsoft.com/office/word/2010/wordprocessingCanvas" xmlns:mc="http://schemas.openxmlformats.org/markup-compatibility/2006" xmlns:o="urn:schemas-microsoft-com:office:office" xmlns:r="http://schemas.openxmlformats.org/officeDocument/2006/relationships" xmlns:m="http://schemas.openxmlformats.org/officeDocument/2006/math" xmlns:v="urn:schemas-microsoft-com:vml" xmlns:wp14="http://schemas.microsoft.com/office/word/2010/wordprocessingDrawing" xmlns:wp="http://schemas.openxmlformats.org/drawingml/2006/wordprocessingDrawing" xmlns:w10="urn:schemas-microsoft-com:office:word" xmlns:w="http://schemas.openxmlformats.org/wordprocessingml/2006/main" xmlns:w14="http://schemas.microsoft.com/office/word/2010/wordml" xmlns:w15="http://schemas.microsoft.com/office/word/2012/wordml" xmlns:wne="http://schemas.microsoft.com/office/word/2006/wordml" xmlns:wpg="http://schemas.microsoft.com/office/word/2010/wordprocessingGroup" xmlns:wpi="http://schemas.microsoft.com/office/word/2010/wordprocessingInk" xmlns:wps="http://schemas.microsoft.com/office/word/2010/wordprocessingShape" mc:Ignorable="w14 w15 wp14">
+<w:numbering xmlns:wpc="http://schemas.microsoft.com/office/word/2010/wordprocessingCanvas" xmlns:mc="http://schemas.openxmlformats.org/markup-compatibility/2006" xmlns:o="urn:schemas-microsoft-com:office:office" xmlns:r="http://schemas.openxmlformats.org/officeDocument/2006/relationships" xmlns:m="http://schemas.openxmlformats.org/officeDocument/2006/math" xmlns:v="urn:schemas-microsoft-com:vml" xmlns:wp14="http://schemas.microsoft.com/office/word/2010/wordprocessingDrawing" xmlns:wp="http://schemas.openxmlformats.org/drawingml/2006/wordprocessingDrawing" xmlns:w10="urn:schemas-microsoft-com:office:word" xmlns:w="http://schemas.openxmlformats.org/wordprocessingml/2006/main" xmlns:w14="http://schemas.microsoft.com/office/word/2010/wordml" xmlns:wpg="http://schemas.microsoft.com/office/word/2010/wordprocessingGroup" xmlns:wpi="http://schemas.microsoft.com/office/word/2010/wordprocessingInk" xmlns:wne="http://schemas.microsoft.com/office/word/2006/wordml" xmlns:wps="http://schemas.microsoft.com/office/word/2010/wordprocessingShape" xmlns:wpsCustomData="http://www.wps.cn/officeDocument/2013/wpsCustomData" mc:Ignorable="w14 wp14">
   <w:abstractNum w:abstractNumId="0">
     <w:nsid w:val="8E964DCE"/>
     <w:multiLevelType w:val="multilevel"/>
     <w:tmpl w:val="8E964DCE"/>
-    <w:lvl w:ilvl="0">
+    <w:lvl w:ilvl="0" w:tentative="0">
       <w:start w:val="1"/>
       <w:numFmt w:val="decimal"/>
-      <w:pStyle w:val="Heading1"/>
+      <w:pStyle w:val="2"/>
       <w:lvlText w:val="%1."/>
       <w:lvlJc w:val="left"/>
       <w:pPr>
@@ -4984,10 +5257,10 @@
         <w:rFonts w:hint="default"/>
       </w:rPr>
     </w:lvl>
-    <w:lvl w:ilvl="1">
+    <w:lvl w:ilvl="1" w:tentative="0">
       <w:start w:val="1"/>
       <w:numFmt w:val="decimal"/>
-      <w:pStyle w:val="Heading2"/>
+      <w:pStyle w:val="3"/>
       <w:lvlText w:val="%1.%2."/>
       <w:lvlJc w:val="left"/>
       <w:pPr>
@@ -4997,10 +5270,10 @@
         <w:rFonts w:hint="default"/>
       </w:rPr>
     </w:lvl>
-    <w:lvl w:ilvl="2">
+    <w:lvl w:ilvl="2" w:tentative="0">
       <w:start w:val="1"/>
       <w:numFmt w:val="decimal"/>
-      <w:pStyle w:val="Heading3"/>
+      <w:pStyle w:val="4"/>
       <w:lvlText w:val="%1.%2.%3."/>
       <w:lvlJc w:val="left"/>
       <w:pPr>
@@ -5010,10 +5283,10 @@
         <w:rFonts w:hint="default"/>
       </w:rPr>
     </w:lvl>
-    <w:lvl w:ilvl="3">
+    <w:lvl w:ilvl="3" w:tentative="0">
       <w:start w:val="1"/>
       <w:numFmt w:val="decimal"/>
-      <w:pStyle w:val="Heading4"/>
+      <w:pStyle w:val="5"/>
       <w:lvlText w:val="%1.%2.%3.%4."/>
       <w:lvlJc w:val="left"/>
       <w:pPr>
@@ -5023,10 +5296,10 @@
         <w:rFonts w:hint="default"/>
       </w:rPr>
     </w:lvl>
-    <w:lvl w:ilvl="4">
+    <w:lvl w:ilvl="4" w:tentative="0">
       <w:start w:val="1"/>
       <w:numFmt w:val="decimal"/>
-      <w:pStyle w:val="Heading5"/>
+      <w:pStyle w:val="6"/>
       <w:lvlText w:val="%1.%2.%3.%4.%5."/>
       <w:lvlJc w:val="left"/>
       <w:pPr>
@@ -5036,10 +5309,10 @@
         <w:rFonts w:hint="default"/>
       </w:rPr>
     </w:lvl>
-    <w:lvl w:ilvl="5">
+    <w:lvl w:ilvl="5" w:tentative="0">
       <w:start w:val="1"/>
       <w:numFmt w:val="decimal"/>
-      <w:pStyle w:val="Heading6"/>
+      <w:pStyle w:val="7"/>
       <w:lvlText w:val="%1.%2.%3.%4.%5.%6."/>
       <w:lvlJc w:val="left"/>
       <w:pPr>
@@ -5049,10 +5322,10 @@
         <w:rFonts w:hint="default"/>
       </w:rPr>
     </w:lvl>
-    <w:lvl w:ilvl="6">
+    <w:lvl w:ilvl="6" w:tentative="0">
       <w:start w:val="1"/>
       <w:numFmt w:val="decimal"/>
-      <w:pStyle w:val="Heading7"/>
+      <w:pStyle w:val="8"/>
       <w:lvlText w:val="%1.%2.%3.%4.%5.%6.%7."/>
       <w:lvlJc w:val="left"/>
       <w:pPr>
@@ -5062,10 +5335,10 @@
         <w:rFonts w:hint="default"/>
       </w:rPr>
     </w:lvl>
-    <w:lvl w:ilvl="7">
+    <w:lvl w:ilvl="7" w:tentative="0">
       <w:start w:val="1"/>
       <w:numFmt w:val="decimal"/>
-      <w:pStyle w:val="Heading8"/>
+      <w:pStyle w:val="9"/>
       <w:lvlText w:val="%1.%2.%3.%4.%5.%6.%7.%8."/>
       <w:lvlJc w:val="left"/>
       <w:pPr>
@@ -5075,10 +5348,10 @@
         <w:rFonts w:hint="default"/>
       </w:rPr>
     </w:lvl>
-    <w:lvl w:ilvl="8">
+    <w:lvl w:ilvl="8" w:tentative="0">
       <w:start w:val="1"/>
       <w:numFmt w:val="decimal"/>
-      <w:pStyle w:val="Heading9"/>
+      <w:pStyle w:val="10"/>
       <w:lvlText w:val="%1.%2.%3.%4.%5.%6.%7.%8.%9."/>
       <w:lvlJc w:val="left"/>
       <w:pPr>
@@ -5096,267 +5369,269 @@
 </file>
 
 <file path=word/styles.xml><?xml version="1.0" encoding="utf-8"?>
-<w:styles xmlns:mc="http://schemas.openxmlformats.org/markup-compatibility/2006" xmlns:r="http://schemas.openxmlformats.org/officeDocument/2006/relationships" xmlns:w="http://schemas.openxmlformats.org/wordprocessingml/2006/main" xmlns:w14="http://schemas.microsoft.com/office/word/2010/wordml" xmlns:w15="http://schemas.microsoft.com/office/word/2012/wordml" mc:Ignorable="w14 w15">
+<w:styles xmlns:mc="http://schemas.openxmlformats.org/markup-compatibility/2006" xmlns:o="urn:schemas-microsoft-com:office:office" xmlns:r="http://schemas.openxmlformats.org/officeDocument/2006/relationships" xmlns:m="http://schemas.openxmlformats.org/officeDocument/2006/math" xmlns:v="urn:schemas-microsoft-com:vml" xmlns:w="http://schemas.openxmlformats.org/wordprocessingml/2006/main" xmlns:w14="http://schemas.microsoft.com/office/word/2010/wordml" xmlns:w10="urn:schemas-microsoft-com:office:word" xmlns:sl="http://schemas.openxmlformats.org/schemaLibrary/2006/main" xmlns:wpsCustomData="http://www.wps.cn/officeDocument/2013/wpsCustomData" mc:Ignorable="w14">
   <w:docDefaults>
     <w:rPrDefault>
       <w:rPr>
-        <w:rFonts w:ascii="Times New Roman" w:eastAsia="宋体" w:hAnsi="Times New Roman" w:cs="Times New Roman"/>
+        <w:rFonts w:ascii="Times New Roman" w:hAnsi="Times New Roman" w:eastAsia="宋体" w:cs="Times New Roman"/>
       </w:rPr>
     </w:rPrDefault>
     <w:pPrDefault/>
   </w:docDefaults>
-  <w:latentStyles w:defLockedState="0" w:defUIPriority="99" w:defSemiHidden="1" w:defUnhideWhenUsed="1" w:defQFormat="0" w:count="260">
-    <w:lsdException w:name="Normal" w:semiHidden="0" w:uiPriority="0" w:unhideWhenUsed="0" w:qFormat="1"/>
-    <w:lsdException w:name="heading 1" w:semiHidden="0" w:uiPriority="0" w:unhideWhenUsed="0" w:qFormat="1"/>
-    <w:lsdException w:name="heading 2" w:semiHidden="0" w:uiPriority="0" w:qFormat="1"/>
-    <w:lsdException w:name="heading 3" w:uiPriority="0" w:qFormat="1"/>
-    <w:lsdException w:name="heading 4" w:semiHidden="0" w:uiPriority="0" w:qFormat="1"/>
-    <w:lsdException w:name="heading 5" w:uiPriority="0" w:qFormat="1"/>
-    <w:lsdException w:name="heading 6" w:uiPriority="0" w:qFormat="1"/>
-    <w:lsdException w:name="heading 7" w:uiPriority="0" w:qFormat="1"/>
-    <w:lsdException w:name="heading 8" w:uiPriority="0" w:qFormat="1"/>
-    <w:lsdException w:name="heading 9" w:uiPriority="0" w:qFormat="1"/>
-    <w:lsdException w:name="index 1" w:semiHidden="0" w:uiPriority="0" w:unhideWhenUsed="0"/>
-    <w:lsdException w:name="index 2" w:semiHidden="0" w:uiPriority="0" w:unhideWhenUsed="0"/>
-    <w:lsdException w:name="index 3" w:semiHidden="0" w:uiPriority="0" w:unhideWhenUsed="0"/>
-    <w:lsdException w:name="index 4" w:semiHidden="0" w:uiPriority="0" w:unhideWhenUsed="0"/>
-    <w:lsdException w:name="index 5" w:semiHidden="0" w:uiPriority="0" w:unhideWhenUsed="0"/>
-    <w:lsdException w:name="index 6" w:semiHidden="0" w:uiPriority="0" w:unhideWhenUsed="0"/>
-    <w:lsdException w:name="index 7" w:semiHidden="0" w:uiPriority="0" w:unhideWhenUsed="0"/>
-    <w:lsdException w:name="index 8" w:semiHidden="0" w:uiPriority="0" w:unhideWhenUsed="0"/>
-    <w:lsdException w:name="index 9" w:semiHidden="0" w:uiPriority="0" w:unhideWhenUsed="0"/>
-    <w:lsdException w:name="toc 1" w:semiHidden="0" w:uiPriority="0" w:unhideWhenUsed="0" w:qFormat="1"/>
-    <w:lsdException w:name="toc 2" w:semiHidden="0" w:uiPriority="0" w:unhideWhenUsed="0" w:qFormat="1"/>
-    <w:lsdException w:name="toc 3" w:semiHidden="0" w:uiPriority="0" w:unhideWhenUsed="0" w:qFormat="1"/>
-    <w:lsdException w:name="toc 4" w:semiHidden="0" w:uiPriority="0" w:unhideWhenUsed="0"/>
-    <w:lsdException w:name="toc 5" w:semiHidden="0" w:uiPriority="0" w:unhideWhenUsed="0"/>
-    <w:lsdException w:name="toc 6" w:semiHidden="0" w:uiPriority="0" w:unhideWhenUsed="0"/>
-    <w:lsdException w:name="toc 7" w:semiHidden="0" w:uiPriority="0" w:unhideWhenUsed="0"/>
-    <w:lsdException w:name="toc 8" w:semiHidden="0" w:uiPriority="0" w:unhideWhenUsed="0"/>
-    <w:lsdException w:name="toc 9" w:semiHidden="0" w:uiPriority="0" w:unhideWhenUsed="0"/>
-    <w:lsdException w:name="Normal Indent" w:semiHidden="0" w:uiPriority="0" w:unhideWhenUsed="0"/>
-    <w:lsdException w:name="footnote text" w:semiHidden="0" w:uiPriority="0" w:unhideWhenUsed="0"/>
-    <w:lsdException w:name="annotation text" w:semiHidden="0" w:uiPriority="0" w:unhideWhenUsed="0" w:qFormat="1"/>
-    <w:lsdException w:name="header" w:semiHidden="0" w:uiPriority="0" w:unhideWhenUsed="0" w:qFormat="1"/>
-    <w:lsdException w:name="footer" w:semiHidden="0" w:uiPriority="0" w:unhideWhenUsed="0" w:qFormat="1"/>
-    <w:lsdException w:name="index heading" w:semiHidden="0" w:uiPriority="0" w:unhideWhenUsed="0"/>
-    <w:lsdException w:name="caption" w:uiPriority="0" w:qFormat="1"/>
-    <w:lsdException w:name="table of figures" w:semiHidden="0" w:uiPriority="0" w:unhideWhenUsed="0"/>
-    <w:lsdException w:name="envelope address" w:semiHidden="0" w:uiPriority="0" w:unhideWhenUsed="0"/>
-    <w:lsdException w:name="envelope return" w:semiHidden="0" w:uiPriority="0" w:unhideWhenUsed="0"/>
-    <w:lsdException w:name="footnote reference" w:semiHidden="0" w:uiPriority="0" w:unhideWhenUsed="0"/>
-    <w:lsdException w:name="annotation reference" w:semiHidden="0" w:uiPriority="0" w:unhideWhenUsed="0"/>
-    <w:lsdException w:name="line number" w:semiHidden="0" w:uiPriority="0" w:unhideWhenUsed="0"/>
-    <w:lsdException w:name="page number" w:semiHidden="0" w:uiPriority="0" w:unhideWhenUsed="0"/>
-    <w:lsdException w:name="endnote reference" w:semiHidden="0" w:uiPriority="0" w:unhideWhenUsed="0"/>
-    <w:lsdException w:name="endnote text" w:semiHidden="0" w:uiPriority="0" w:unhideWhenUsed="0"/>
-    <w:lsdException w:name="table of authorities" w:semiHidden="0" w:uiPriority="0" w:unhideWhenUsed="0"/>
-    <w:lsdException w:name="macro" w:semiHidden="0" w:uiPriority="0" w:unhideWhenUsed="0"/>
-    <w:lsdException w:name="toa heading" w:semiHidden="0" w:uiPriority="0" w:unhideWhenUsed="0"/>
-    <w:lsdException w:name="List" w:semiHidden="0" w:uiPriority="0" w:unhideWhenUsed="0"/>
-    <w:lsdException w:name="List Bullet" w:semiHidden="0" w:uiPriority="0" w:unhideWhenUsed="0"/>
-    <w:lsdException w:name="List Number" w:semiHidden="0" w:uiPriority="0" w:unhideWhenUsed="0"/>
-    <w:lsdException w:name="List 2" w:semiHidden="0" w:uiPriority="0" w:unhideWhenUsed="0"/>
-    <w:lsdException w:name="List 3" w:semiHidden="0" w:uiPriority="0" w:unhideWhenUsed="0"/>
-    <w:lsdException w:name="List 4" w:semiHidden="0" w:uiPriority="0" w:unhideWhenUsed="0"/>
-    <w:lsdException w:name="List 5" w:semiHidden="0" w:uiPriority="0" w:unhideWhenUsed="0"/>
-    <w:lsdException w:name="List Bullet 2" w:semiHidden="0" w:uiPriority="0" w:unhideWhenUsed="0"/>
-    <w:lsdException w:name="List Bullet 3" w:semiHidden="0" w:uiPriority="0" w:unhideWhenUsed="0"/>
-    <w:lsdException w:name="List Bullet 4" w:semiHidden="0" w:uiPriority="0" w:unhideWhenUsed="0"/>
-    <w:lsdException w:name="List Bullet 5" w:semiHidden="0" w:uiPriority="0" w:unhideWhenUsed="0"/>
-    <w:lsdException w:name="List Number 2" w:semiHidden="0" w:uiPriority="0" w:unhideWhenUsed="0"/>
-    <w:lsdException w:name="List Number 3" w:semiHidden="0" w:uiPriority="0" w:unhideWhenUsed="0"/>
-    <w:lsdException w:name="List Number 4" w:semiHidden="0" w:uiPriority="0" w:unhideWhenUsed="0"/>
-    <w:lsdException w:name="List Number 5" w:semiHidden="0" w:uiPriority="0" w:unhideWhenUsed="0"/>
-    <w:lsdException w:name="Title" w:semiHidden="0" w:uiPriority="0" w:unhideWhenUsed="0" w:qFormat="1"/>
-    <w:lsdException w:name="Closing" w:semiHidden="0" w:uiPriority="0" w:unhideWhenUsed="0"/>
-    <w:lsdException w:name="Signature" w:semiHidden="0" w:uiPriority="0" w:unhideWhenUsed="0"/>
-    <w:lsdException w:name="Default Paragraph Font" w:uiPriority="0" w:unhideWhenUsed="0" w:qFormat="1"/>
-    <w:lsdException w:name="Body Text" w:uiPriority="0" w:unhideWhenUsed="0" w:qFormat="1"/>
-    <w:lsdException w:name="Body Text Indent" w:semiHidden="0" w:uiPriority="0" w:unhideWhenUsed="0"/>
-    <w:lsdException w:name="List Continue" w:semiHidden="0" w:uiPriority="0" w:unhideWhenUsed="0"/>
-    <w:lsdException w:name="List Continue 2" w:semiHidden="0" w:uiPriority="0" w:unhideWhenUsed="0"/>
-    <w:lsdException w:name="List Continue 3" w:semiHidden="0" w:uiPriority="0" w:unhideWhenUsed="0"/>
-    <w:lsdException w:name="List Continue 4" w:semiHidden="0" w:uiPriority="0" w:unhideWhenUsed="0"/>
-    <w:lsdException w:name="List Continue 5" w:semiHidden="0" w:uiPriority="0" w:unhideWhenUsed="0"/>
-    <w:lsdException w:name="Message Header" w:semiHidden="0" w:uiPriority="0" w:unhideWhenUsed="0"/>
-    <w:lsdException w:name="Subtitle" w:semiHidden="0" w:uiPriority="0" w:unhideWhenUsed="0" w:qFormat="1"/>
-    <w:lsdException w:name="Salutation" w:semiHidden="0" w:uiPriority="0" w:unhideWhenUsed="0"/>
-    <w:lsdException w:name="Date" w:semiHidden="0" w:uiPriority="0" w:unhideWhenUsed="0"/>
-    <w:lsdException w:name="Body Text First Indent" w:semiHidden="0" w:uiPriority="0" w:unhideWhenUsed="0"/>
-    <w:lsdException w:name="Body Text First Indent 2" w:semiHidden="0" w:uiPriority="0" w:unhideWhenUsed="0"/>
-    <w:lsdException w:name="Body Text 2" w:semiHidden="0" w:uiPriority="0" w:unhideWhenUsed="0"/>
-    <w:lsdException w:name="Body Text 3" w:semiHidden="0" w:uiPriority="0" w:unhideWhenUsed="0"/>
-    <w:lsdException w:name="Body Text Indent 2" w:semiHidden="0" w:uiPriority="0" w:unhideWhenUsed="0"/>
-    <w:lsdException w:name="Body Text Indent 3" w:semiHidden="0" w:uiPriority="0" w:unhideWhenUsed="0"/>
-    <w:lsdException w:name="Block Text" w:semiHidden="0" w:uiPriority="0" w:unhideWhenUsed="0"/>
-    <w:lsdException w:name="Hyperlink" w:semiHidden="0" w:uiPriority="0" w:unhideWhenUsed="0"/>
-    <w:lsdException w:name="FollowedHyperlink" w:semiHidden="0" w:uiPriority="0" w:unhideWhenUsed="0"/>
-    <w:lsdException w:name="Strong" w:semiHidden="0" w:uiPriority="0" w:unhideWhenUsed="0" w:qFormat="1"/>
-    <w:lsdException w:name="Emphasis" w:semiHidden="0" w:uiPriority="0" w:unhideWhenUsed="0" w:qFormat="1"/>
-    <w:lsdException w:name="Document Map" w:semiHidden="0" w:uiPriority="0" w:unhideWhenUsed="0"/>
-    <w:lsdException w:name="Plain Text" w:semiHidden="0" w:uiPriority="0" w:unhideWhenUsed="0"/>
-    <w:lsdException w:name="E-mail Signature" w:semiHidden="0" w:uiPriority="0" w:unhideWhenUsed="0"/>
-    <w:lsdException w:name="Normal (Web)" w:semiHidden="0" w:uiPriority="0" w:unhideWhenUsed="0" w:qFormat="1"/>
-    <w:lsdException w:name="HTML Acronym" w:semiHidden="0" w:uiPriority="0" w:unhideWhenUsed="0"/>
-    <w:lsdException w:name="HTML Address" w:semiHidden="0" w:uiPriority="0" w:unhideWhenUsed="0"/>
-    <w:lsdException w:name="HTML Cite" w:semiHidden="0" w:uiPriority="0" w:unhideWhenUsed="0"/>
-    <w:lsdException w:name="HTML Code" w:semiHidden="0" w:uiPriority="0" w:unhideWhenUsed="0"/>
-    <w:lsdException w:name="HTML Definition" w:semiHidden="0" w:uiPriority="0" w:unhideWhenUsed="0"/>
-    <w:lsdException w:name="HTML Keyboard" w:semiHidden="0" w:uiPriority="0" w:unhideWhenUsed="0"/>
-    <w:lsdException w:name="HTML Preformatted" w:semiHidden="0" w:uiPriority="0" w:unhideWhenUsed="0"/>
-    <w:lsdException w:name="HTML Sample" w:semiHidden="0" w:uiPriority="0" w:unhideWhenUsed="0"/>
-    <w:lsdException w:name="HTML Typewriter" w:semiHidden="0" w:uiPriority="0" w:unhideWhenUsed="0"/>
-    <w:lsdException w:name="HTML Variable" w:semiHidden="0" w:uiPriority="0" w:unhideWhenUsed="0"/>
-    <w:lsdException w:name="Normal Table" w:uiPriority="0" w:unhideWhenUsed="0" w:qFormat="1"/>
-    <w:lsdException w:name="annotation subject" w:semiHidden="0" w:uiPriority="0" w:unhideWhenUsed="0"/>
-    <w:lsdException w:name="Table Simple 1" w:semiHidden="0" w:uiPriority="0" w:unhideWhenUsed="0"/>
-    <w:lsdException w:name="Table Simple 2" w:semiHidden="0" w:uiPriority="0" w:unhideWhenUsed="0"/>
-    <w:lsdException w:name="Table Simple 3" w:semiHidden="0" w:uiPriority="0" w:unhideWhenUsed="0"/>
-    <w:lsdException w:name="Table Classic 1" w:semiHidden="0" w:uiPriority="0" w:unhideWhenUsed="0"/>
-    <w:lsdException w:name="Table Classic 2" w:semiHidden="0" w:uiPriority="0" w:unhideWhenUsed="0"/>
-    <w:lsdException w:name="Table Classic 3" w:semiHidden="0" w:uiPriority="0" w:unhideWhenUsed="0"/>
-    <w:lsdException w:name="Table Classic 4" w:semiHidden="0" w:uiPriority="0" w:unhideWhenUsed="0"/>
-    <w:lsdException w:name="Table Colorful 1" w:semiHidden="0" w:uiPriority="0" w:unhideWhenUsed="0"/>
-    <w:lsdException w:name="Table Colorful 2" w:semiHidden="0" w:uiPriority="0" w:unhideWhenUsed="0"/>
-    <w:lsdException w:name="Table Colorful 3" w:semiHidden="0" w:uiPriority="0" w:unhideWhenUsed="0"/>
-    <w:lsdException w:name="Table Columns 1" w:semiHidden="0" w:uiPriority="0" w:unhideWhenUsed="0"/>
-    <w:lsdException w:name="Table Columns 2" w:semiHidden="0" w:uiPriority="0" w:unhideWhenUsed="0"/>
-    <w:lsdException w:name="Table Columns 3" w:semiHidden="0" w:uiPriority="0" w:unhideWhenUsed="0"/>
-    <w:lsdException w:name="Table Columns 4" w:semiHidden="0" w:uiPriority="0" w:unhideWhenUsed="0"/>
-    <w:lsdException w:name="Table Columns 5" w:semiHidden="0" w:uiPriority="0" w:unhideWhenUsed="0"/>
-    <w:lsdException w:name="Table Grid 1" w:semiHidden="0" w:uiPriority="0" w:unhideWhenUsed="0"/>
-    <w:lsdException w:name="Table Grid 2" w:semiHidden="0" w:uiPriority="0" w:unhideWhenUsed="0"/>
-    <w:lsdException w:name="Table Grid 3" w:semiHidden="0" w:uiPriority="0" w:unhideWhenUsed="0"/>
-    <w:lsdException w:name="Table Grid 4" w:semiHidden="0" w:uiPriority="0" w:unhideWhenUsed="0"/>
-    <w:lsdException w:name="Table Grid 5" w:semiHidden="0" w:uiPriority="0" w:unhideWhenUsed="0"/>
-    <w:lsdException w:name="Table Grid 6" w:semiHidden="0" w:uiPriority="0" w:unhideWhenUsed="0"/>
-    <w:lsdException w:name="Table Grid 7" w:semiHidden="0" w:uiPriority="0" w:unhideWhenUsed="0"/>
-    <w:lsdException w:name="Table Grid 8" w:semiHidden="0" w:uiPriority="0" w:unhideWhenUsed="0"/>
-    <w:lsdException w:name="Table List 1" w:semiHidden="0" w:uiPriority="0" w:unhideWhenUsed="0"/>
-    <w:lsdException w:name="Table List 2" w:semiHidden="0" w:uiPriority="0" w:unhideWhenUsed="0"/>
-    <w:lsdException w:name="Table List 3" w:semiHidden="0" w:uiPriority="0" w:unhideWhenUsed="0"/>
-    <w:lsdException w:name="Table List 4" w:semiHidden="0" w:uiPriority="0" w:unhideWhenUsed="0"/>
-    <w:lsdException w:name="Table List 5" w:semiHidden="0" w:uiPriority="0" w:unhideWhenUsed="0"/>
-    <w:lsdException w:name="Table List 6" w:semiHidden="0" w:uiPriority="0" w:unhideWhenUsed="0"/>
-    <w:lsdException w:name="Table List 7" w:semiHidden="0" w:uiPriority="0" w:unhideWhenUsed="0"/>
-    <w:lsdException w:name="Table List 8" w:semiHidden="0" w:uiPriority="0" w:unhideWhenUsed="0"/>
-    <w:lsdException w:name="Table 3D effects 1" w:semiHidden="0" w:uiPriority="0" w:unhideWhenUsed="0"/>
-    <w:lsdException w:name="Table 3D effects 2" w:semiHidden="0" w:uiPriority="0" w:unhideWhenUsed="0"/>
-    <w:lsdException w:name="Table 3D effects 3" w:semiHidden="0" w:uiPriority="0" w:unhideWhenUsed="0"/>
-    <w:lsdException w:name="Table Contemporary" w:semiHidden="0" w:uiPriority="0" w:unhideWhenUsed="0"/>
-    <w:lsdException w:name="Table Elegant" w:semiHidden="0" w:uiPriority="0" w:unhideWhenUsed="0"/>
-    <w:lsdException w:name="Table Professional" w:semiHidden="0" w:uiPriority="0" w:unhideWhenUsed="0"/>
-    <w:lsdException w:name="Table Subtle 1" w:semiHidden="0" w:uiPriority="0" w:unhideWhenUsed="0"/>
-    <w:lsdException w:name="Table Subtle 2" w:semiHidden="0" w:uiPriority="0" w:unhideWhenUsed="0"/>
-    <w:lsdException w:name="Table Web 1" w:semiHidden="0" w:uiPriority="0" w:unhideWhenUsed="0"/>
-    <w:lsdException w:name="Table Web 2" w:semiHidden="0" w:uiPriority="0" w:unhideWhenUsed="0"/>
-    <w:lsdException w:name="Table Web 3" w:semiHidden="0" w:uiPriority="0" w:unhideWhenUsed="0"/>
-    <w:lsdException w:name="Balloon Text" w:semiHidden="0" w:uiPriority="0" w:unhideWhenUsed="0"/>
-    <w:lsdException w:name="Table Grid" w:semiHidden="0" w:uiPriority="0" w:unhideWhenUsed="0" w:qFormat="1"/>
-    <w:lsdException w:name="Table Theme" w:semiHidden="0" w:uiPriority="0" w:unhideWhenUsed="0"/>
-    <w:lsdException w:name="Light Shading" w:semiHidden="0" w:uiPriority="60" w:unhideWhenUsed="0"/>
-    <w:lsdException w:name="Light List" w:semiHidden="0" w:uiPriority="61" w:unhideWhenUsed="0"/>
-    <w:lsdException w:name="Light Grid" w:semiHidden="0" w:uiPriority="62" w:unhideWhenUsed="0"/>
-    <w:lsdException w:name="Medium Shading 1" w:semiHidden="0" w:uiPriority="63" w:unhideWhenUsed="0"/>
-    <w:lsdException w:name="Medium Shading 2" w:semiHidden="0" w:uiPriority="64" w:unhideWhenUsed="0"/>
-    <w:lsdException w:name="Medium List 1" w:semiHidden="0" w:uiPriority="65" w:unhideWhenUsed="0"/>
-    <w:lsdException w:name="Medium List 2" w:semiHidden="0" w:uiPriority="66" w:unhideWhenUsed="0"/>
-    <w:lsdException w:name="Medium Grid 1" w:semiHidden="0" w:uiPriority="67" w:unhideWhenUsed="0"/>
-    <w:lsdException w:name="Medium Grid 2" w:semiHidden="0" w:uiPriority="68" w:unhideWhenUsed="0"/>
-    <w:lsdException w:name="Medium Grid 3" w:semiHidden="0" w:uiPriority="69" w:unhideWhenUsed="0"/>
-    <w:lsdException w:name="Dark List" w:semiHidden="0" w:uiPriority="70" w:unhideWhenUsed="0"/>
-    <w:lsdException w:name="Colorful Shading" w:semiHidden="0" w:uiPriority="71" w:unhideWhenUsed="0"/>
-    <w:lsdException w:name="Colorful List" w:semiHidden="0" w:uiPriority="72" w:unhideWhenUsed="0"/>
-    <w:lsdException w:name="Colorful Grid" w:semiHidden="0" w:uiPriority="73" w:unhideWhenUsed="0"/>
-    <w:lsdException w:name="Light Shading Accent 1" w:semiHidden="0" w:uiPriority="60" w:unhideWhenUsed="0"/>
-    <w:lsdException w:name="Light List Accent 1" w:semiHidden="0" w:uiPriority="61" w:unhideWhenUsed="0"/>
-    <w:lsdException w:name="Light Grid Accent 1" w:semiHidden="0" w:uiPriority="62" w:unhideWhenUsed="0"/>
-    <w:lsdException w:name="Medium Shading 1 Accent 1" w:semiHidden="0" w:uiPriority="63" w:unhideWhenUsed="0"/>
-    <w:lsdException w:name="Medium Shading 2 Accent 1" w:semiHidden="0" w:uiPriority="64" w:unhideWhenUsed="0"/>
-    <w:lsdException w:name="Medium List 1 Accent 1" w:semiHidden="0" w:uiPriority="65" w:unhideWhenUsed="0"/>
-    <w:lsdException w:name="Medium List 2 Accent 1" w:semiHidden="0" w:uiPriority="66" w:unhideWhenUsed="0"/>
-    <w:lsdException w:name="Medium Grid 1 Accent 1" w:semiHidden="0" w:uiPriority="67" w:unhideWhenUsed="0"/>
-    <w:lsdException w:name="Medium Grid 2 Accent 1" w:semiHidden="0" w:uiPriority="68" w:unhideWhenUsed="0"/>
-    <w:lsdException w:name="Medium Grid 3 Accent 1" w:semiHidden="0" w:uiPriority="69" w:unhideWhenUsed="0"/>
-    <w:lsdException w:name="Dark List Accent 1" w:semiHidden="0" w:uiPriority="70" w:unhideWhenUsed="0"/>
-    <w:lsdException w:name="Colorful Shading Accent 1" w:semiHidden="0" w:uiPriority="71" w:unhideWhenUsed="0"/>
-    <w:lsdException w:name="Colorful List Accent 1" w:semiHidden="0" w:uiPriority="72" w:unhideWhenUsed="0"/>
-    <w:lsdException w:name="Colorful Grid Accent 1" w:semiHidden="0" w:uiPriority="73" w:unhideWhenUsed="0"/>
-    <w:lsdException w:name="Light Shading Accent 2" w:semiHidden="0" w:uiPriority="60" w:unhideWhenUsed="0"/>
-    <w:lsdException w:name="Light List Accent 2" w:semiHidden="0" w:uiPriority="61" w:unhideWhenUsed="0"/>
-    <w:lsdException w:name="Light Grid Accent 2" w:semiHidden="0" w:uiPriority="62" w:unhideWhenUsed="0"/>
-    <w:lsdException w:name="Medium Shading 1 Accent 2" w:semiHidden="0" w:uiPriority="63" w:unhideWhenUsed="0"/>
-    <w:lsdException w:name="Medium Shading 2 Accent 2" w:semiHidden="0" w:uiPriority="64" w:unhideWhenUsed="0"/>
-    <w:lsdException w:name="Medium List 1 Accent 2" w:semiHidden="0" w:uiPriority="65" w:unhideWhenUsed="0"/>
-    <w:lsdException w:name="Medium List 2 Accent 2" w:semiHidden="0" w:uiPriority="66" w:unhideWhenUsed="0"/>
-    <w:lsdException w:name="Medium Grid 1 Accent 2" w:semiHidden="0" w:uiPriority="67" w:unhideWhenUsed="0"/>
-    <w:lsdException w:name="Medium Grid 2 Accent 2" w:semiHidden="0" w:uiPriority="68" w:unhideWhenUsed="0"/>
-    <w:lsdException w:name="Medium Grid 3 Accent 2" w:semiHidden="0" w:uiPriority="69" w:unhideWhenUsed="0"/>
-    <w:lsdException w:name="Dark List Accent 2" w:semiHidden="0" w:uiPriority="70" w:unhideWhenUsed="0"/>
-    <w:lsdException w:name="Colorful Shading Accent 2" w:semiHidden="0" w:uiPriority="71" w:unhideWhenUsed="0"/>
-    <w:lsdException w:name="Colorful List Accent 2" w:semiHidden="0" w:uiPriority="72" w:unhideWhenUsed="0"/>
-    <w:lsdException w:name="Colorful Grid Accent 2" w:semiHidden="0" w:uiPriority="73" w:unhideWhenUsed="0"/>
-    <w:lsdException w:name="Light Shading Accent 3" w:semiHidden="0" w:uiPriority="60" w:unhideWhenUsed="0"/>
-    <w:lsdException w:name="Light List Accent 3" w:semiHidden="0" w:uiPriority="61" w:unhideWhenUsed="0"/>
-    <w:lsdException w:name="Light Grid Accent 3" w:semiHidden="0" w:uiPriority="62" w:unhideWhenUsed="0"/>
-    <w:lsdException w:name="Medium Shading 1 Accent 3" w:semiHidden="0" w:uiPriority="63" w:unhideWhenUsed="0"/>
-    <w:lsdException w:name="Medium Shading 2 Accent 3" w:semiHidden="0" w:uiPriority="64" w:unhideWhenUsed="0"/>
-    <w:lsdException w:name="Medium List 1 Accent 3" w:semiHidden="0" w:uiPriority="65" w:unhideWhenUsed="0"/>
-    <w:lsdException w:name="Medium List 2 Accent 3" w:semiHidden="0" w:uiPriority="66" w:unhideWhenUsed="0"/>
-    <w:lsdException w:name="Medium Grid 1 Accent 3" w:semiHidden="0" w:uiPriority="67" w:unhideWhenUsed="0"/>
-    <w:lsdException w:name="Medium Grid 2 Accent 3" w:semiHidden="0" w:uiPriority="68" w:unhideWhenUsed="0"/>
-    <w:lsdException w:name="Medium Grid 3 Accent 3" w:semiHidden="0" w:uiPriority="69" w:unhideWhenUsed="0"/>
-    <w:lsdException w:name="Dark List Accent 3" w:semiHidden="0" w:uiPriority="70" w:unhideWhenUsed="0"/>
-    <w:lsdException w:name="Colorful Shading Accent 3" w:semiHidden="0" w:uiPriority="71" w:unhideWhenUsed="0"/>
-    <w:lsdException w:name="Colorful List Accent 3" w:semiHidden="0" w:uiPriority="72" w:unhideWhenUsed="0"/>
-    <w:lsdException w:name="Colorful Grid Accent 3" w:semiHidden="0" w:uiPriority="73" w:unhideWhenUsed="0"/>
-    <w:lsdException w:name="Light Shading Accent 4" w:semiHidden="0" w:uiPriority="60" w:unhideWhenUsed="0"/>
-    <w:lsdException w:name="Light List Accent 4" w:semiHidden="0" w:uiPriority="61" w:unhideWhenUsed="0"/>
-    <w:lsdException w:name="Light Grid Accent 4" w:semiHidden="0" w:uiPriority="62" w:unhideWhenUsed="0"/>
-    <w:lsdException w:name="Medium Shading 1 Accent 4" w:semiHidden="0" w:uiPriority="63" w:unhideWhenUsed="0"/>
-    <w:lsdException w:name="Medium Shading 2 Accent 4" w:semiHidden="0" w:uiPriority="64" w:unhideWhenUsed="0"/>
-    <w:lsdException w:name="Medium List 1 Accent 4" w:semiHidden="0" w:uiPriority="65" w:unhideWhenUsed="0"/>
-    <w:lsdException w:name="Medium List 2 Accent 4" w:semiHidden="0" w:uiPriority="66" w:unhideWhenUsed="0"/>
-    <w:lsdException w:name="Medium Grid 1 Accent 4" w:semiHidden="0" w:uiPriority="67" w:unhideWhenUsed="0"/>
-    <w:lsdException w:name="Medium Grid 2 Accent 4" w:semiHidden="0" w:uiPriority="68" w:unhideWhenUsed="0"/>
-    <w:lsdException w:name="Medium Grid 3 Accent 4" w:semiHidden="0" w:uiPriority="69" w:unhideWhenUsed="0"/>
-    <w:lsdException w:name="Dark List Accent 4" w:semiHidden="0" w:uiPriority="70" w:unhideWhenUsed="0"/>
-    <w:lsdException w:name="Colorful Shading Accent 4" w:semiHidden="0" w:uiPriority="71" w:unhideWhenUsed="0"/>
-    <w:lsdException w:name="Colorful List Accent 4" w:semiHidden="0" w:uiPriority="72" w:unhideWhenUsed="0"/>
-    <w:lsdException w:name="Colorful Grid Accent 4" w:semiHidden="0" w:uiPriority="73" w:unhideWhenUsed="0"/>
-    <w:lsdException w:name="Light Shading Accent 5" w:semiHidden="0" w:uiPriority="60" w:unhideWhenUsed="0"/>
-    <w:lsdException w:name="Light List Accent 5" w:semiHidden="0" w:uiPriority="61" w:unhideWhenUsed="0"/>
-    <w:lsdException w:name="Light Grid Accent 5" w:semiHidden="0" w:uiPriority="62" w:unhideWhenUsed="0"/>
-    <w:lsdException w:name="Medium Shading 1 Accent 5" w:semiHidden="0" w:uiPriority="63" w:unhideWhenUsed="0"/>
-    <w:lsdException w:name="Medium Shading 2 Accent 5" w:semiHidden="0" w:uiPriority="64" w:unhideWhenUsed="0"/>
-    <w:lsdException w:name="Medium List 1 Accent 5" w:semiHidden="0" w:uiPriority="65" w:unhideWhenUsed="0"/>
-    <w:lsdException w:name="Medium List 2 Accent 5" w:semiHidden="0" w:uiPriority="66" w:unhideWhenUsed="0"/>
-    <w:lsdException w:name="Medium Grid 1 Accent 5" w:semiHidden="0" w:uiPriority="67" w:unhideWhenUsed="0"/>
-    <w:lsdException w:name="Medium Grid 2 Accent 5" w:semiHidden="0" w:uiPriority="68" w:unhideWhenUsed="0"/>
-    <w:lsdException w:name="Medium Grid 3 Accent 5" w:semiHidden="0" w:uiPriority="69" w:unhideWhenUsed="0"/>
-    <w:lsdException w:name="Dark List Accent 5" w:semiHidden="0" w:uiPriority="70" w:unhideWhenUsed="0"/>
-    <w:lsdException w:name="Colorful Shading Accent 5" w:semiHidden="0" w:uiPriority="71" w:unhideWhenUsed="0"/>
-    <w:lsdException w:name="Colorful List Accent 5" w:semiHidden="0" w:uiPriority="72" w:unhideWhenUsed="0"/>
-    <w:lsdException w:name="Colorful Grid Accent 5" w:semiHidden="0" w:uiPriority="73" w:unhideWhenUsed="0"/>
-    <w:lsdException w:name="Light Shading Accent 6" w:semiHidden="0" w:uiPriority="60" w:unhideWhenUsed="0"/>
-    <w:lsdException w:name="Light List Accent 6" w:semiHidden="0" w:uiPriority="61" w:unhideWhenUsed="0"/>
-    <w:lsdException w:name="Light Grid Accent 6" w:semiHidden="0" w:uiPriority="62" w:unhideWhenUsed="0"/>
-    <w:lsdException w:name="Medium Shading 1 Accent 6" w:semiHidden="0" w:uiPriority="63" w:unhideWhenUsed="0"/>
-    <w:lsdException w:name="Medium Shading 2 Accent 6" w:semiHidden="0" w:uiPriority="64" w:unhideWhenUsed="0"/>
-    <w:lsdException w:name="Medium List 1 Accent 6" w:semiHidden="0" w:uiPriority="65" w:unhideWhenUsed="0"/>
-    <w:lsdException w:name="Medium List 2 Accent 6" w:semiHidden="0" w:uiPriority="66" w:unhideWhenUsed="0"/>
-    <w:lsdException w:name="Medium Grid 1 Accent 6" w:semiHidden="0" w:uiPriority="67" w:unhideWhenUsed="0"/>
-    <w:lsdException w:name="Medium Grid 2 Accent 6" w:semiHidden="0" w:uiPriority="68" w:unhideWhenUsed="0"/>
-    <w:lsdException w:name="Medium Grid 3 Accent 6" w:semiHidden="0" w:uiPriority="69" w:unhideWhenUsed="0"/>
-    <w:lsdException w:name="Dark List Accent 6" w:semiHidden="0" w:uiPriority="70" w:unhideWhenUsed="0"/>
-    <w:lsdException w:name="Colorful Shading Accent 6" w:semiHidden="0" w:uiPriority="71" w:unhideWhenUsed="0"/>
-    <w:lsdException w:name="Colorful List Accent 6" w:semiHidden="0" w:uiPriority="72" w:unhideWhenUsed="0"/>
-    <w:lsdException w:name="Colorful Grid Accent 6" w:semiHidden="0" w:uiPriority="73" w:unhideWhenUsed="0"/>
+  <w:latentStyles w:count="260" w:defQFormat="0" w:defUnhideWhenUsed="1" w:defSemiHidden="1" w:defUIPriority="99" w:defLockedState="0">
+    <w:lsdException w:qFormat="1" w:unhideWhenUsed="0" w:uiPriority="0" w:semiHidden="0" w:name="Normal"/>
+    <w:lsdException w:qFormat="1" w:unhideWhenUsed="0" w:uiPriority="0" w:semiHidden="0" w:name="heading 1"/>
+    <w:lsdException w:qFormat="1" w:uiPriority="0" w:semiHidden="0" w:name="heading 2"/>
+    <w:lsdException w:qFormat="1" w:uiPriority="0" w:name="heading 3"/>
+    <w:lsdException w:qFormat="1" w:uiPriority="0" w:semiHidden="0" w:name="heading 4"/>
+    <w:lsdException w:qFormat="1" w:uiPriority="0" w:name="heading 5"/>
+    <w:lsdException w:qFormat="1" w:uiPriority="0" w:name="heading 6"/>
+    <w:lsdException w:qFormat="1" w:uiPriority="0" w:name="heading 7"/>
+    <w:lsdException w:qFormat="1" w:uiPriority="0" w:name="heading 8"/>
+    <w:lsdException w:qFormat="1" w:uiPriority="0" w:name="heading 9"/>
+    <w:lsdException w:unhideWhenUsed="0" w:uiPriority="0" w:semiHidden="0" w:name="index 1"/>
+    <w:lsdException w:unhideWhenUsed="0" w:uiPriority="0" w:semiHidden="0" w:name="index 2"/>
+    <w:lsdException w:unhideWhenUsed="0" w:uiPriority="0" w:semiHidden="0" w:name="index 3"/>
+    <w:lsdException w:unhideWhenUsed="0" w:uiPriority="0" w:semiHidden="0" w:name="index 4"/>
+    <w:lsdException w:unhideWhenUsed="0" w:uiPriority="0" w:semiHidden="0" w:name="index 5"/>
+    <w:lsdException w:unhideWhenUsed="0" w:uiPriority="0" w:semiHidden="0" w:name="index 6"/>
+    <w:lsdException w:unhideWhenUsed="0" w:uiPriority="0" w:semiHidden="0" w:name="index 7"/>
+    <w:lsdException w:unhideWhenUsed="0" w:uiPriority="0" w:semiHidden="0" w:name="index 8"/>
+    <w:lsdException w:unhideWhenUsed="0" w:uiPriority="0" w:semiHidden="0" w:name="index 9"/>
+    <w:lsdException w:qFormat="1" w:unhideWhenUsed="0" w:uiPriority="0" w:semiHidden="0" w:name="toc 1"/>
+    <w:lsdException w:qFormat="1" w:unhideWhenUsed="0" w:uiPriority="0" w:semiHidden="0" w:name="toc 2"/>
+    <w:lsdException w:qFormat="1" w:unhideWhenUsed="0" w:uiPriority="0" w:semiHidden="0" w:name="toc 3"/>
+    <w:lsdException w:unhideWhenUsed="0" w:uiPriority="0" w:semiHidden="0" w:name="toc 4"/>
+    <w:lsdException w:unhideWhenUsed="0" w:uiPriority="0" w:semiHidden="0" w:name="toc 5"/>
+    <w:lsdException w:unhideWhenUsed="0" w:uiPriority="0" w:semiHidden="0" w:name="toc 6"/>
+    <w:lsdException w:unhideWhenUsed="0" w:uiPriority="0" w:semiHidden="0" w:name="toc 7"/>
+    <w:lsdException w:unhideWhenUsed="0" w:uiPriority="0" w:semiHidden="0" w:name="toc 8"/>
+    <w:lsdException w:unhideWhenUsed="0" w:uiPriority="0" w:semiHidden="0" w:name="toc 9"/>
+    <w:lsdException w:unhideWhenUsed="0" w:uiPriority="0" w:semiHidden="0" w:name="Normal Indent"/>
+    <w:lsdException w:unhideWhenUsed="0" w:uiPriority="0" w:semiHidden="0" w:name="footnote text"/>
+    <w:lsdException w:qFormat="1" w:unhideWhenUsed="0" w:uiPriority="0" w:semiHidden="0" w:name="annotation text"/>
+    <w:lsdException w:qFormat="1" w:unhideWhenUsed="0" w:uiPriority="0" w:semiHidden="0" w:name="header"/>
+    <w:lsdException w:qFormat="1" w:unhideWhenUsed="0" w:uiPriority="0" w:semiHidden="0" w:name="footer"/>
+    <w:lsdException w:unhideWhenUsed="0" w:uiPriority="0" w:semiHidden="0" w:name="index heading"/>
+    <w:lsdException w:qFormat="1" w:uiPriority="0" w:name="caption"/>
+    <w:lsdException w:unhideWhenUsed="0" w:uiPriority="0" w:semiHidden="0" w:name="table of figures"/>
+    <w:lsdException w:unhideWhenUsed="0" w:uiPriority="0" w:semiHidden="0" w:name="envelope address"/>
+    <w:lsdException w:unhideWhenUsed="0" w:uiPriority="0" w:semiHidden="0" w:name="envelope return"/>
+    <w:lsdException w:unhideWhenUsed="0" w:uiPriority="0" w:semiHidden="0" w:name="footnote reference"/>
+    <w:lsdException w:unhideWhenUsed="0" w:uiPriority="0" w:semiHidden="0" w:name="annotation reference"/>
+    <w:lsdException w:unhideWhenUsed="0" w:uiPriority="0" w:semiHidden="0" w:name="line number"/>
+    <w:lsdException w:unhideWhenUsed="0" w:uiPriority="0" w:semiHidden="0" w:name="page number"/>
+    <w:lsdException w:unhideWhenUsed="0" w:uiPriority="0" w:semiHidden="0" w:name="endnote reference"/>
+    <w:lsdException w:unhideWhenUsed="0" w:uiPriority="0" w:semiHidden="0" w:name="endnote text"/>
+    <w:lsdException w:unhideWhenUsed="0" w:uiPriority="0" w:semiHidden="0" w:name="table of authorities"/>
+    <w:lsdException w:unhideWhenUsed="0" w:uiPriority="0" w:semiHidden="0" w:name="macro"/>
+    <w:lsdException w:unhideWhenUsed="0" w:uiPriority="0" w:semiHidden="0" w:name="toa heading"/>
+    <w:lsdException w:unhideWhenUsed="0" w:uiPriority="0" w:semiHidden="0" w:name="List"/>
+    <w:lsdException w:unhideWhenUsed="0" w:uiPriority="0" w:semiHidden="0" w:name="List Bullet"/>
+    <w:lsdException w:unhideWhenUsed="0" w:uiPriority="0" w:semiHidden="0" w:name="List Number"/>
+    <w:lsdException w:unhideWhenUsed="0" w:uiPriority="0" w:semiHidden="0" w:name="List 2"/>
+    <w:lsdException w:unhideWhenUsed="0" w:uiPriority="0" w:semiHidden="0" w:name="List 3"/>
+    <w:lsdException w:unhideWhenUsed="0" w:uiPriority="0" w:semiHidden="0" w:name="List 4"/>
+    <w:lsdException w:unhideWhenUsed="0" w:uiPriority="0" w:semiHidden="0" w:name="List 5"/>
+    <w:lsdException w:unhideWhenUsed="0" w:uiPriority="0" w:semiHidden="0" w:name="List Bullet 2"/>
+    <w:lsdException w:unhideWhenUsed="0" w:uiPriority="0" w:semiHidden="0" w:name="List Bullet 3"/>
+    <w:lsdException w:unhideWhenUsed="0" w:uiPriority="0" w:semiHidden="0" w:name="List Bullet 4"/>
+    <w:lsdException w:unhideWhenUsed="0" w:uiPriority="0" w:semiHidden="0" w:name="List Bullet 5"/>
+    <w:lsdException w:unhideWhenUsed="0" w:uiPriority="0" w:semiHidden="0" w:name="List Number 2"/>
+    <w:lsdException w:unhideWhenUsed="0" w:uiPriority="0" w:semiHidden="0" w:name="List Number 3"/>
+    <w:lsdException w:unhideWhenUsed="0" w:uiPriority="0" w:semiHidden="0" w:name="List Number 4"/>
+    <w:lsdException w:unhideWhenUsed="0" w:uiPriority="0" w:semiHidden="0" w:name="List Number 5"/>
+    <w:lsdException w:qFormat="1" w:unhideWhenUsed="0" w:uiPriority="0" w:semiHidden="0" w:name="Title"/>
+    <w:lsdException w:unhideWhenUsed="0" w:uiPriority="0" w:semiHidden="0" w:name="Closing"/>
+    <w:lsdException w:unhideWhenUsed="0" w:uiPriority="0" w:semiHidden="0" w:name="Signature"/>
+    <w:lsdException w:qFormat="1" w:unhideWhenUsed="0" w:uiPriority="0" w:name="Default Paragraph Font"/>
+    <w:lsdException w:qFormat="1" w:unhideWhenUsed="0" w:uiPriority="0" w:name="Body Text"/>
+    <w:lsdException w:unhideWhenUsed="0" w:uiPriority="0" w:semiHidden="0" w:name="Body Text Indent"/>
+    <w:lsdException w:unhideWhenUsed="0" w:uiPriority="0" w:semiHidden="0" w:name="List Continue"/>
+    <w:lsdException w:unhideWhenUsed="0" w:uiPriority="0" w:semiHidden="0" w:name="List Continue 2"/>
+    <w:lsdException w:unhideWhenUsed="0" w:uiPriority="0" w:semiHidden="0" w:name="List Continue 3"/>
+    <w:lsdException w:unhideWhenUsed="0" w:uiPriority="0" w:semiHidden="0" w:name="List Continue 4"/>
+    <w:lsdException w:unhideWhenUsed="0" w:uiPriority="0" w:semiHidden="0" w:name="List Continue 5"/>
+    <w:lsdException w:unhideWhenUsed="0" w:uiPriority="0" w:semiHidden="0" w:name="Message Header"/>
+    <w:lsdException w:qFormat="1" w:unhideWhenUsed="0" w:uiPriority="0" w:semiHidden="0" w:name="Subtitle"/>
+    <w:lsdException w:unhideWhenUsed="0" w:uiPriority="0" w:semiHidden="0" w:name="Salutation"/>
+    <w:lsdException w:unhideWhenUsed="0" w:uiPriority="0" w:semiHidden="0" w:name="Date"/>
+    <w:lsdException w:unhideWhenUsed="0" w:uiPriority="0" w:semiHidden="0" w:name="Body Text First Indent"/>
+    <w:lsdException w:unhideWhenUsed="0" w:uiPriority="0" w:semiHidden="0" w:name="Body Text First Indent 2"/>
+    <w:lsdException w:uiPriority="99" w:name="Note Heading"/>
+    <w:lsdException w:unhideWhenUsed="0" w:uiPriority="0" w:semiHidden="0" w:name="Body Text 2"/>
+    <w:lsdException w:unhideWhenUsed="0" w:uiPriority="0" w:semiHidden="0" w:name="Body Text 3"/>
+    <w:lsdException w:unhideWhenUsed="0" w:uiPriority="0" w:semiHidden="0" w:name="Body Text Indent 2"/>
+    <w:lsdException w:unhideWhenUsed="0" w:uiPriority="0" w:semiHidden="0" w:name="Body Text Indent 3"/>
+    <w:lsdException w:unhideWhenUsed="0" w:uiPriority="0" w:semiHidden="0" w:name="Block Text"/>
+    <w:lsdException w:unhideWhenUsed="0" w:uiPriority="0" w:semiHidden="0" w:name="Hyperlink"/>
+    <w:lsdException w:unhideWhenUsed="0" w:uiPriority="0" w:semiHidden="0" w:name="FollowedHyperlink"/>
+    <w:lsdException w:qFormat="1" w:unhideWhenUsed="0" w:uiPriority="0" w:semiHidden="0" w:name="Strong"/>
+    <w:lsdException w:qFormat="1" w:unhideWhenUsed="0" w:uiPriority="0" w:semiHidden="0" w:name="Emphasis"/>
+    <w:lsdException w:unhideWhenUsed="0" w:uiPriority="0" w:semiHidden="0" w:name="Document Map"/>
+    <w:lsdException w:unhideWhenUsed="0" w:uiPriority="0" w:semiHidden="0" w:name="Plain Text"/>
+    <w:lsdException w:unhideWhenUsed="0" w:uiPriority="0" w:semiHidden="0" w:name="E-mail Signature"/>
+    <w:lsdException w:qFormat="1" w:unhideWhenUsed="0" w:uiPriority="0" w:semiHidden="0" w:name="Normal (Web)"/>
+    <w:lsdException w:unhideWhenUsed="0" w:uiPriority="0" w:semiHidden="0" w:name="HTML Acronym"/>
+    <w:lsdException w:unhideWhenUsed="0" w:uiPriority="0" w:semiHidden="0" w:name="HTML Address"/>
+    <w:lsdException w:unhideWhenUsed="0" w:uiPriority="0" w:semiHidden="0" w:name="HTML Cite"/>
+    <w:lsdException w:unhideWhenUsed="0" w:uiPriority="0" w:semiHidden="0" w:name="HTML Code"/>
+    <w:lsdException w:unhideWhenUsed="0" w:uiPriority="0" w:semiHidden="0" w:name="HTML Definition"/>
+    <w:lsdException w:unhideWhenUsed="0" w:uiPriority="0" w:semiHidden="0" w:name="HTML Keyboard"/>
+    <w:lsdException w:unhideWhenUsed="0" w:uiPriority="0" w:semiHidden="0" w:name="HTML Preformatted"/>
+    <w:lsdException w:unhideWhenUsed="0" w:uiPriority="0" w:semiHidden="0" w:name="HTML Sample"/>
+    <w:lsdException w:unhideWhenUsed="0" w:uiPriority="0" w:semiHidden="0" w:name="HTML Typewriter"/>
+    <w:lsdException w:unhideWhenUsed="0" w:uiPriority="0" w:semiHidden="0" w:name="HTML Variable"/>
+    <w:lsdException w:qFormat="1" w:unhideWhenUsed="0" w:uiPriority="0" w:name="Normal Table"/>
+    <w:lsdException w:unhideWhenUsed="0" w:uiPriority="0" w:semiHidden="0" w:name="annotation subject"/>
+    <w:lsdException w:unhideWhenUsed="0" w:uiPriority="0" w:semiHidden="0" w:name="Table Simple 1"/>
+    <w:lsdException w:unhideWhenUsed="0" w:uiPriority="0" w:semiHidden="0" w:name="Table Simple 2"/>
+    <w:lsdException w:unhideWhenUsed="0" w:uiPriority="0" w:semiHidden="0" w:name="Table Simple 3"/>
+    <w:lsdException w:unhideWhenUsed="0" w:uiPriority="0" w:semiHidden="0" w:name="Table Classic 1"/>
+    <w:lsdException w:unhideWhenUsed="0" w:uiPriority="0" w:semiHidden="0" w:name="Table Classic 2"/>
+    <w:lsdException w:unhideWhenUsed="0" w:uiPriority="0" w:semiHidden="0" w:name="Table Classic 3"/>
+    <w:lsdException w:unhideWhenUsed="0" w:uiPriority="0" w:semiHidden="0" w:name="Table Classic 4"/>
+    <w:lsdException w:unhideWhenUsed="0" w:uiPriority="0" w:semiHidden="0" w:name="Table Colorful 1"/>
+    <w:lsdException w:unhideWhenUsed="0" w:uiPriority="0" w:semiHidden="0" w:name="Table Colorful 2"/>
+    <w:lsdException w:unhideWhenUsed="0" w:uiPriority="0" w:semiHidden="0" w:name="Table Colorful 3"/>
+    <w:lsdException w:unhideWhenUsed="0" w:uiPriority="0" w:semiHidden="0" w:name="Table Columns 1"/>
+    <w:lsdException w:unhideWhenUsed="0" w:uiPriority="0" w:semiHidden="0" w:name="Table Columns 2"/>
+    <w:lsdException w:unhideWhenUsed="0" w:uiPriority="0" w:semiHidden="0" w:name="Table Columns 3"/>
+    <w:lsdException w:unhideWhenUsed="0" w:uiPriority="0" w:semiHidden="0" w:name="Table Columns 4"/>
+    <w:lsdException w:unhideWhenUsed="0" w:uiPriority="0" w:semiHidden="0" w:name="Table Columns 5"/>
+    <w:lsdException w:unhideWhenUsed="0" w:uiPriority="0" w:semiHidden="0" w:name="Table Grid 1"/>
+    <w:lsdException w:unhideWhenUsed="0" w:uiPriority="0" w:semiHidden="0" w:name="Table Grid 2"/>
+    <w:lsdException w:unhideWhenUsed="0" w:uiPriority="0" w:semiHidden="0" w:name="Table Grid 3"/>
+    <w:lsdException w:unhideWhenUsed="0" w:uiPriority="0" w:semiHidden="0" w:name="Table Grid 4"/>
+    <w:lsdException w:unhideWhenUsed="0" w:uiPriority="0" w:semiHidden="0" w:name="Table Grid 5"/>
+    <w:lsdException w:unhideWhenUsed="0" w:uiPriority="0" w:semiHidden="0" w:name="Table Grid 6"/>
+    <w:lsdException w:unhideWhenUsed="0" w:uiPriority="0" w:semiHidden="0" w:name="Table Grid 7"/>
+    <w:lsdException w:unhideWhenUsed="0" w:uiPriority="0" w:semiHidden="0" w:name="Table Grid 8"/>
+    <w:lsdException w:unhideWhenUsed="0" w:uiPriority="0" w:semiHidden="0" w:name="Table List 1"/>
+    <w:lsdException w:unhideWhenUsed="0" w:uiPriority="0" w:semiHidden="0" w:name="Table List 2"/>
+    <w:lsdException w:unhideWhenUsed="0" w:uiPriority="0" w:semiHidden="0" w:name="Table List 3"/>
+    <w:lsdException w:unhideWhenUsed="0" w:uiPriority="0" w:semiHidden="0" w:name="Table List 4"/>
+    <w:lsdException w:unhideWhenUsed="0" w:uiPriority="0" w:semiHidden="0" w:name="Table List 5"/>
+    <w:lsdException w:unhideWhenUsed="0" w:uiPriority="0" w:semiHidden="0" w:name="Table List 6"/>
+    <w:lsdException w:unhideWhenUsed="0" w:uiPriority="0" w:semiHidden="0" w:name="Table List 7"/>
+    <w:lsdException w:unhideWhenUsed="0" w:uiPriority="0" w:semiHidden="0" w:name="Table List 8"/>
+    <w:lsdException w:unhideWhenUsed="0" w:uiPriority="0" w:semiHidden="0" w:name="Table 3D effects 1"/>
+    <w:lsdException w:unhideWhenUsed="0" w:uiPriority="0" w:semiHidden="0" w:name="Table 3D effects 2"/>
+    <w:lsdException w:unhideWhenUsed="0" w:uiPriority="0" w:semiHidden="0" w:name="Table 3D effects 3"/>
+    <w:lsdException w:unhideWhenUsed="0" w:uiPriority="0" w:semiHidden="0" w:name="Table Contemporary"/>
+    <w:lsdException w:unhideWhenUsed="0" w:uiPriority="0" w:semiHidden="0" w:name="Table Elegant"/>
+    <w:lsdException w:unhideWhenUsed="0" w:uiPriority="0" w:semiHidden="0" w:name="Table Professional"/>
+    <w:lsdException w:unhideWhenUsed="0" w:uiPriority="0" w:semiHidden="0" w:name="Table Subtle 1"/>
+    <w:lsdException w:unhideWhenUsed="0" w:uiPriority="0" w:semiHidden="0" w:name="Table Subtle 2"/>
+    <w:lsdException w:unhideWhenUsed="0" w:uiPriority="0" w:semiHidden="0" w:name="Table Web 1"/>
+    <w:lsdException w:unhideWhenUsed="0" w:uiPriority="0" w:semiHidden="0" w:name="Table Web 2"/>
+    <w:lsdException w:unhideWhenUsed="0" w:uiPriority="0" w:semiHidden="0" w:name="Table Web 3"/>
+    <w:lsdException w:unhideWhenUsed="0" w:uiPriority="0" w:semiHidden="0" w:name="Balloon Text"/>
+    <w:lsdException w:qFormat="1" w:unhideWhenUsed="0" w:uiPriority="0" w:semiHidden="0" w:name="Table Grid"/>
+    <w:lsdException w:unhideWhenUsed="0" w:uiPriority="0" w:semiHidden="0" w:name="Table Theme"/>
+    <w:lsdException w:unhideWhenUsed="0" w:uiPriority="60" w:semiHidden="0" w:name="Light Shading"/>
+    <w:lsdException w:unhideWhenUsed="0" w:uiPriority="61" w:semiHidden="0" w:name="Light List"/>
+    <w:lsdException w:unhideWhenUsed="0" w:uiPriority="62" w:semiHidden="0" w:name="Light Grid"/>
+    <w:lsdException w:unhideWhenUsed="0" w:uiPriority="63" w:semiHidden="0" w:name="Medium Shading 1"/>
+    <w:lsdException w:unhideWhenUsed="0" w:uiPriority="64" w:semiHidden="0" w:name="Medium Shading 2"/>
+    <w:lsdException w:unhideWhenUsed="0" w:uiPriority="65" w:semiHidden="0" w:name="Medium List 1"/>
+    <w:lsdException w:unhideWhenUsed="0" w:uiPriority="66" w:semiHidden="0" w:name="Medium List 2"/>
+    <w:lsdException w:unhideWhenUsed="0" w:uiPriority="67" w:semiHidden="0" w:name="Medium Grid 1"/>
+    <w:lsdException w:unhideWhenUsed="0" w:uiPriority="68" w:semiHidden="0" w:name="Medium Grid 2"/>
+    <w:lsdException w:unhideWhenUsed="0" w:uiPriority="69" w:semiHidden="0" w:name="Medium Grid 3"/>
+    <w:lsdException w:unhideWhenUsed="0" w:uiPriority="70" w:semiHidden="0" w:name="Dark List"/>
+    <w:lsdException w:unhideWhenUsed="0" w:uiPriority="71" w:semiHidden="0" w:name="Colorful Shading"/>
+    <w:lsdException w:unhideWhenUsed="0" w:uiPriority="72" w:semiHidden="0" w:name="Colorful List"/>
+    <w:lsdException w:unhideWhenUsed="0" w:uiPriority="73" w:semiHidden="0" w:name="Colorful Grid"/>
+    <w:lsdException w:unhideWhenUsed="0" w:uiPriority="60" w:semiHidden="0" w:name="Light Shading Accent 1"/>
+    <w:lsdException w:unhideWhenUsed="0" w:uiPriority="61" w:semiHidden="0" w:name="Light List Accent 1"/>
+    <w:lsdException w:unhideWhenUsed="0" w:uiPriority="62" w:semiHidden="0" w:name="Light Grid Accent 1"/>
+    <w:lsdException w:unhideWhenUsed="0" w:uiPriority="63" w:semiHidden="0" w:name="Medium Shading 1 Accent 1"/>
+    <w:lsdException w:unhideWhenUsed="0" w:uiPriority="64" w:semiHidden="0" w:name="Medium Shading 2 Accent 1"/>
+    <w:lsdException w:unhideWhenUsed="0" w:uiPriority="65" w:semiHidden="0" w:name="Medium List 1 Accent 1"/>
+    <w:lsdException w:unhideWhenUsed="0" w:uiPriority="66" w:semiHidden="0" w:name="Medium List 2 Accent 1"/>
+    <w:lsdException w:unhideWhenUsed="0" w:uiPriority="67" w:semiHidden="0" w:name="Medium Grid 1 Accent 1"/>
+    <w:lsdException w:unhideWhenUsed="0" w:uiPriority="68" w:semiHidden="0" w:name="Medium Grid 2 Accent 1"/>
+    <w:lsdException w:unhideWhenUsed="0" w:uiPriority="69" w:semiHidden="0" w:name="Medium Grid 3 Accent 1"/>
+    <w:lsdException w:unhideWhenUsed="0" w:uiPriority="70" w:semiHidden="0" w:name="Dark List Accent 1"/>
+    <w:lsdException w:unhideWhenUsed="0" w:uiPriority="71" w:semiHidden="0" w:name="Colorful Shading Accent 1"/>
+    <w:lsdException w:unhideWhenUsed="0" w:uiPriority="72" w:semiHidden="0" w:name="Colorful List Accent 1"/>
+    <w:lsdException w:unhideWhenUsed="0" w:uiPriority="73" w:semiHidden="0" w:name="Colorful Grid Accent 1"/>
+    <w:lsdException w:unhideWhenUsed="0" w:uiPriority="60" w:semiHidden="0" w:name="Light Shading Accent 2"/>
+    <w:lsdException w:unhideWhenUsed="0" w:uiPriority="61" w:semiHidden="0" w:name="Light List Accent 2"/>
+    <w:lsdException w:unhideWhenUsed="0" w:uiPriority="62" w:semiHidden="0" w:name="Light Grid Accent 2"/>
+    <w:lsdException w:unhideWhenUsed="0" w:uiPriority="63" w:semiHidden="0" w:name="Medium Shading 1 Accent 2"/>
+    <w:lsdException w:unhideWhenUsed="0" w:uiPriority="64" w:semiHidden="0" w:name="Medium Shading 2 Accent 2"/>
+    <w:lsdException w:unhideWhenUsed="0" w:uiPriority="65" w:semiHidden="0" w:name="Medium List 1 Accent 2"/>
+    <w:lsdException w:unhideWhenUsed="0" w:uiPriority="66" w:semiHidden="0" w:name="Medium List 2 Accent 2"/>
+    <w:lsdException w:unhideWhenUsed="0" w:uiPriority="67" w:semiHidden="0" w:name="Medium Grid 1 Accent 2"/>
+    <w:lsdException w:unhideWhenUsed="0" w:uiPriority="68" w:semiHidden="0" w:name="Medium Grid 2 Accent 2"/>
+    <w:lsdException w:unhideWhenUsed="0" w:uiPriority="69" w:semiHidden="0" w:name="Medium Grid 3 Accent 2"/>
+    <w:lsdException w:unhideWhenUsed="0" w:uiPriority="70" w:semiHidden="0" w:name="Dark List Accent 2"/>
+    <w:lsdException w:unhideWhenUsed="0" w:uiPriority="71" w:semiHidden="0" w:name="Colorful Shading Accent 2"/>
+    <w:lsdException w:unhideWhenUsed="0" w:uiPriority="72" w:semiHidden="0" w:name="Colorful List Accent 2"/>
+    <w:lsdException w:unhideWhenUsed="0" w:uiPriority="73" w:semiHidden="0" w:name="Colorful Grid Accent 2"/>
+    <w:lsdException w:unhideWhenUsed="0" w:uiPriority="60" w:semiHidden="0" w:name="Light Shading Accent 3"/>
+    <w:lsdException w:unhideWhenUsed="0" w:uiPriority="61" w:semiHidden="0" w:name="Light List Accent 3"/>
+    <w:lsdException w:unhideWhenUsed="0" w:uiPriority="62" w:semiHidden="0" w:name="Light Grid Accent 3"/>
+    <w:lsdException w:unhideWhenUsed="0" w:uiPriority="63" w:semiHidden="0" w:name="Medium Shading 1 Accent 3"/>
+    <w:lsdException w:unhideWhenUsed="0" w:uiPriority="64" w:semiHidden="0" w:name="Medium Shading 2 Accent 3"/>
+    <w:lsdException w:unhideWhenUsed="0" w:uiPriority="65" w:semiHidden="0" w:name="Medium List 1 Accent 3"/>
+    <w:lsdException w:unhideWhenUsed="0" w:uiPriority="66" w:semiHidden="0" w:name="Medium List 2 Accent 3"/>
+    <w:lsdException w:unhideWhenUsed="0" w:uiPriority="67" w:semiHidden="0" w:name="Medium Grid 1 Accent 3"/>
+    <w:lsdException w:unhideWhenUsed="0" w:uiPriority="68" w:semiHidden="0" w:name="Medium Grid 2 Accent 3"/>
+    <w:lsdException w:unhideWhenUsed="0" w:uiPriority="69" w:semiHidden="0" w:name="Medium Grid 3 Accent 3"/>
+    <w:lsdException w:unhideWhenUsed="0" w:uiPriority="70" w:semiHidden="0" w:name="Dark List Accent 3"/>
+    <w:lsdException w:unhideWhenUsed="0" w:uiPriority="71" w:semiHidden="0" w:name="Colorful Shading Accent 3"/>
+    <w:lsdException w:unhideWhenUsed="0" w:uiPriority="72" w:semiHidden="0" w:name="Colorful List Accent 3"/>
+    <w:lsdException w:unhideWhenUsed="0" w:uiPriority="73" w:semiHidden="0" w:name="Colorful Grid Accent 3"/>
+    <w:lsdException w:unhideWhenUsed="0" w:uiPriority="60" w:semiHidden="0" w:name="Light Shading Accent 4"/>
+    <w:lsdException w:unhideWhenUsed="0" w:uiPriority="61" w:semiHidden="0" w:name="Light List Accent 4"/>
+    <w:lsdException w:unhideWhenUsed="0" w:uiPriority="62" w:semiHidden="0" w:name="Light Grid Accent 4"/>
+    <w:lsdException w:unhideWhenUsed="0" w:uiPriority="63" w:semiHidden="0" w:name="Medium Shading 1 Accent 4"/>
+    <w:lsdException w:unhideWhenUsed="0" w:uiPriority="64" w:semiHidden="0" w:name="Medium Shading 2 Accent 4"/>
+    <w:lsdException w:unhideWhenUsed="0" w:uiPriority="65" w:semiHidden="0" w:name="Medium List 1 Accent 4"/>
+    <w:lsdException w:unhideWhenUsed="0" w:uiPriority="66" w:semiHidden="0" w:name="Medium List 2 Accent 4"/>
+    <w:lsdException w:unhideWhenUsed="0" w:uiPriority="67" w:semiHidden="0" w:name="Medium Grid 1 Accent 4"/>
+    <w:lsdException w:unhideWhenUsed="0" w:uiPriority="68" w:semiHidden="0" w:name="Medium Grid 2 Accent 4"/>
+    <w:lsdException w:unhideWhenUsed="0" w:uiPriority="69" w:semiHidden="0" w:name="Medium Grid 3 Accent 4"/>
+    <w:lsdException w:unhideWhenUsed="0" w:uiPriority="70" w:semiHidden="0" w:name="Dark List Accent 4"/>
+    <w:lsdException w:unhideWhenUsed="0" w:uiPriority="71" w:semiHidden="0" w:name="Colorful Shading Accent 4"/>
+    <w:lsdException w:unhideWhenUsed="0" w:uiPriority="72" w:semiHidden="0" w:name="Colorful List Accent 4"/>
+    <w:lsdException w:unhideWhenUsed="0" w:uiPriority="73" w:semiHidden="0" w:name="Colorful Grid Accent 4"/>
+    <w:lsdException w:unhideWhenUsed="0" w:uiPriority="60" w:semiHidden="0" w:name="Light Shading Accent 5"/>
+    <w:lsdException w:unhideWhenUsed="0" w:uiPriority="61" w:semiHidden="0" w:name="Light List Accent 5"/>
+    <w:lsdException w:unhideWhenUsed="0" w:uiPriority="62" w:semiHidden="0" w:name="Light Grid Accent 5"/>
+    <w:lsdException w:unhideWhenUsed="0" w:uiPriority="63" w:semiHidden="0" w:name="Medium Shading 1 Accent 5"/>
+    <w:lsdException w:unhideWhenUsed="0" w:uiPriority="64" w:semiHidden="0" w:name="Medium Shading 2 Accent 5"/>
+    <w:lsdException w:unhideWhenUsed="0" w:uiPriority="65" w:semiHidden="0" w:name="Medium List 1 Accent 5"/>
+    <w:lsdException w:unhideWhenUsed="0" w:uiPriority="66" w:semiHidden="0" w:name="Medium List 2 Accent 5"/>
+    <w:lsdException w:unhideWhenUsed="0" w:uiPriority="67" w:semiHidden="0" w:name="Medium Grid 1 Accent 5"/>
+    <w:lsdException w:unhideWhenUsed="0" w:uiPriority="68" w:semiHidden="0" w:name="Medium Grid 2 Accent 5"/>
+    <w:lsdException w:unhideWhenUsed="0" w:uiPriority="69" w:semiHidden="0" w:name="Medium Grid 3 Accent 5"/>
+    <w:lsdException w:unhideWhenUsed="0" w:uiPriority="70" w:semiHidden="0" w:name="Dark List Accent 5"/>
+    <w:lsdException w:unhideWhenUsed="0" w:uiPriority="71" w:semiHidden="0" w:name="Colorful Shading Accent 5"/>
+    <w:lsdException w:unhideWhenUsed="0" w:uiPriority="72" w:semiHidden="0" w:name="Colorful List Accent 5"/>
+    <w:lsdException w:unhideWhenUsed="0" w:uiPriority="73" w:semiHidden="0" w:name="Colorful Grid Accent 5"/>
+    <w:lsdException w:unhideWhenUsed="0" w:uiPriority="60" w:semiHidden="0" w:name="Light Shading Accent 6"/>
+    <w:lsdException w:unhideWhenUsed="0" w:uiPriority="61" w:semiHidden="0" w:name="Light List Accent 6"/>
+    <w:lsdException w:unhideWhenUsed="0" w:uiPriority="62" w:semiHidden="0" w:name="Light Grid Accent 6"/>
+    <w:lsdException w:unhideWhenUsed="0" w:uiPriority="63" w:semiHidden="0" w:name="Medium Shading 1 Accent 6"/>
+    <w:lsdException w:unhideWhenUsed="0" w:uiPriority="64" w:semiHidden="0" w:name="Medium Shading 2 Accent 6"/>
+    <w:lsdException w:unhideWhenUsed="0" w:uiPriority="65" w:semiHidden="0" w:name="Medium List 1 Accent 6"/>
+    <w:lsdException w:unhideWhenUsed="0" w:uiPriority="66" w:semiHidden="0" w:name="Medium List 2 Accent 6"/>
+    <w:lsdException w:unhideWhenUsed="0" w:uiPriority="67" w:semiHidden="0" w:name="Medium Grid 1 Accent 6"/>
+    <w:lsdException w:unhideWhenUsed="0" w:uiPriority="68" w:semiHidden="0" w:name="Medium Grid 2 Accent 6"/>
+    <w:lsdException w:unhideWhenUsed="0" w:uiPriority="69" w:semiHidden="0" w:name="Medium Grid 3 Accent 6"/>
+    <w:lsdException w:unhideWhenUsed="0" w:uiPriority="70" w:semiHidden="0" w:name="Dark List Accent 6"/>
+    <w:lsdException w:unhideWhenUsed="0" w:uiPriority="71" w:semiHidden="0" w:name="Colorful Shading Accent 6"/>
+    <w:lsdException w:unhideWhenUsed="0" w:uiPriority="72" w:semiHidden="0" w:name="Colorful List Accent 6"/>
+    <w:lsdException w:unhideWhenUsed="0" w:uiPriority="73" w:semiHidden="0" w:name="Colorful Grid Accent 6"/>
   </w:latentStyles>
-  <w:style w:type="paragraph" w:default="1" w:styleId="Normal">
+  <w:style w:type="paragraph" w:default="1" w:styleId="1">
     <w:name w:val="Normal"/>
     <w:qFormat/>
+    <w:uiPriority w:val="0"/>
     <w:pPr>
       <w:kinsoku w:val="0"/>
       <w:autoSpaceDE w:val="0"/>
@@ -5368,7 +5643,7 @@
       <w:textAlignment w:val="baseline"/>
     </w:pPr>
     <w:rPr>
-      <w:rFonts w:ascii="Arial" w:eastAsia="宋体" w:hAnsi="Arial" w:cs="Arial"/>
+      <w:rFonts w:ascii="Arial" w:hAnsi="Arial" w:eastAsia="宋体" w:cs="Arial"/>
       <w:snapToGrid w:val="0"/>
       <w:color w:val="000000"/>
       <w:kern w:val="0"/>
@@ -5377,11 +5652,12 @@
       <w:lang w:val="en-US" w:eastAsia="en-US" w:bidi="ar-SA"/>
     </w:rPr>
   </w:style>
-  <w:style w:type="paragraph" w:styleId="Heading1">
+  <w:style w:type="paragraph" w:styleId="2">
     <w:name w:val="heading 1"/>
-    <w:basedOn w:val="Normal"/>
-    <w:next w:val="Normal"/>
+    <w:basedOn w:val="1"/>
+    <w:next w:val="1"/>
     <w:qFormat/>
+    <w:uiPriority w:val="0"/>
     <w:pPr>
       <w:keepNext/>
       <w:keepLines/>
@@ -5399,12 +5675,13 @@
       <w:sz w:val="44"/>
     </w:rPr>
   </w:style>
-  <w:style w:type="paragraph" w:styleId="Heading2">
+  <w:style w:type="paragraph" w:styleId="3">
     <w:name w:val="heading 2"/>
-    <w:basedOn w:val="Normal"/>
-    <w:next w:val="Normal"/>
+    <w:basedOn w:val="1"/>
+    <w:next w:val="1"/>
     <w:unhideWhenUsed/>
     <w:qFormat/>
+    <w:uiPriority w:val="0"/>
     <w:pPr>
       <w:keepNext/>
       <w:keepLines/>
@@ -5417,18 +5694,19 @@
       <w:outlineLvl w:val="1"/>
     </w:pPr>
     <w:rPr>
-      <w:rFonts w:ascii="Arial" w:eastAsia="黑体" w:hAnsi="Arial"/>
+      <w:rFonts w:ascii="Arial" w:hAnsi="Arial" w:eastAsia="黑体"/>
       <w:b/>
       <w:sz w:val="32"/>
     </w:rPr>
   </w:style>
-  <w:style w:type="paragraph" w:styleId="Heading3">
+  <w:style w:type="paragraph" w:styleId="4">
     <w:name w:val="heading 3"/>
-    <w:basedOn w:val="Normal"/>
-    <w:next w:val="Normal"/>
+    <w:basedOn w:val="1"/>
+    <w:next w:val="1"/>
     <w:semiHidden/>
     <w:unhideWhenUsed/>
     <w:qFormat/>
+    <w:uiPriority w:val="0"/>
     <w:pPr>
       <w:keepNext/>
       <w:keepLines/>
@@ -5445,12 +5723,13 @@
       <w:sz w:val="32"/>
     </w:rPr>
   </w:style>
-  <w:style w:type="paragraph" w:styleId="Heading4">
+  <w:style w:type="paragraph" w:styleId="5">
     <w:name w:val="heading 4"/>
-    <w:basedOn w:val="Normal"/>
-    <w:next w:val="Normal"/>
+    <w:basedOn w:val="1"/>
+    <w:next w:val="1"/>
     <w:unhideWhenUsed/>
     <w:qFormat/>
+    <w:uiPriority w:val="0"/>
     <w:pPr>
       <w:keepNext/>
       <w:keepLines/>
@@ -5463,18 +5742,19 @@
       <w:outlineLvl w:val="3"/>
     </w:pPr>
     <w:rPr>
-      <w:rFonts w:ascii="Arial" w:eastAsia="黑体" w:hAnsi="Arial"/>
+      <w:rFonts w:ascii="Arial" w:hAnsi="Arial" w:eastAsia="黑体"/>
       <w:b/>
       <w:sz w:val="28"/>
     </w:rPr>
   </w:style>
-  <w:style w:type="paragraph" w:styleId="Heading5">
+  <w:style w:type="paragraph" w:styleId="6">
     <w:name w:val="heading 5"/>
-    <w:basedOn w:val="Normal"/>
-    <w:next w:val="Normal"/>
+    <w:basedOn w:val="1"/>
+    <w:next w:val="1"/>
     <w:semiHidden/>
     <w:unhideWhenUsed/>
     <w:qFormat/>
+    <w:uiPriority w:val="0"/>
     <w:pPr>
       <w:keepNext/>
       <w:keepLines/>
@@ -5491,13 +5771,14 @@
       <w:sz w:val="28"/>
     </w:rPr>
   </w:style>
-  <w:style w:type="paragraph" w:styleId="Heading6">
+  <w:style w:type="paragraph" w:styleId="7">
     <w:name w:val="heading 6"/>
-    <w:basedOn w:val="Normal"/>
-    <w:next w:val="Normal"/>
+    <w:basedOn w:val="1"/>
+    <w:next w:val="1"/>
     <w:semiHidden/>
     <w:unhideWhenUsed/>
     <w:qFormat/>
+    <w:uiPriority w:val="0"/>
     <w:pPr>
       <w:keepNext/>
       <w:keepLines/>
@@ -5510,18 +5791,19 @@
       <w:outlineLvl w:val="5"/>
     </w:pPr>
     <w:rPr>
-      <w:rFonts w:ascii="Arial" w:eastAsia="黑体" w:hAnsi="Arial"/>
+      <w:rFonts w:ascii="Arial" w:hAnsi="Arial" w:eastAsia="黑体"/>
       <w:b/>
       <w:sz w:val="24"/>
     </w:rPr>
   </w:style>
-  <w:style w:type="paragraph" w:styleId="Heading7">
+  <w:style w:type="paragraph" w:styleId="8">
     <w:name w:val="heading 7"/>
-    <w:basedOn w:val="Normal"/>
-    <w:next w:val="Normal"/>
+    <w:basedOn w:val="1"/>
+    <w:next w:val="1"/>
     <w:semiHidden/>
     <w:unhideWhenUsed/>
     <w:qFormat/>
+    <w:uiPriority w:val="0"/>
     <w:pPr>
       <w:keepNext/>
       <w:keepLines/>
@@ -5538,13 +5820,14 @@
       <w:sz w:val="24"/>
     </w:rPr>
   </w:style>
-  <w:style w:type="paragraph" w:styleId="Heading8">
+  <w:style w:type="paragraph" w:styleId="9">
     <w:name w:val="heading 8"/>
-    <w:basedOn w:val="Normal"/>
-    <w:next w:val="Normal"/>
+    <w:basedOn w:val="1"/>
+    <w:next w:val="1"/>
     <w:semiHidden/>
     <w:unhideWhenUsed/>
     <w:qFormat/>
+    <w:uiPriority w:val="0"/>
     <w:pPr>
       <w:keepNext/>
       <w:keepLines/>
@@ -5557,17 +5840,18 @@
       <w:outlineLvl w:val="7"/>
     </w:pPr>
     <w:rPr>
-      <w:rFonts w:ascii="Arial" w:eastAsia="黑体" w:hAnsi="Arial"/>
+      <w:rFonts w:ascii="Arial" w:hAnsi="Arial" w:eastAsia="黑体"/>
       <w:sz w:val="24"/>
     </w:rPr>
   </w:style>
-  <w:style w:type="paragraph" w:styleId="Heading9">
+  <w:style w:type="paragraph" w:styleId="10">
     <w:name w:val="heading 9"/>
-    <w:basedOn w:val="Normal"/>
-    <w:next w:val="Normal"/>
+    <w:basedOn w:val="1"/>
+    <w:next w:val="1"/>
     <w:semiHidden/>
     <w:unhideWhenUsed/>
     <w:qFormat/>
+    <w:uiPriority w:val="0"/>
     <w:pPr>
       <w:keepNext/>
       <w:keepLines/>
@@ -5580,19 +5864,21 @@
       <w:outlineLvl w:val="8"/>
     </w:pPr>
     <w:rPr>
-      <w:rFonts w:ascii="Arial" w:eastAsia="黑体" w:hAnsi="Arial"/>
+      <w:rFonts w:ascii="Arial" w:hAnsi="Arial" w:eastAsia="黑体"/>
       <w:sz w:val="21"/>
     </w:rPr>
   </w:style>
-  <w:style w:type="character" w:default="1" w:styleId="DefaultParagraphFont">
+  <w:style w:type="character" w:default="1" w:styleId="22">
     <w:name w:val="Default Paragraph Font"/>
     <w:semiHidden/>
     <w:qFormat/>
+    <w:uiPriority w:val="0"/>
   </w:style>
-  <w:style w:type="table" w:default="1" w:styleId="TableNormal">
+  <w:style w:type="table" w:default="1" w:styleId="20">
     <w:name w:val="Normal Table"/>
     <w:semiHidden/>
     <w:qFormat/>
+    <w:uiPriority w:val="0"/>
     <w:tblPr>
       <w:tblCellMar>
         <w:top w:w="0" w:type="dxa"/>
@@ -5602,39 +5888,43 @@
       </w:tblCellMar>
     </w:tblPr>
   </w:style>
-  <w:style w:type="paragraph" w:styleId="CommentText">
+  <w:style w:type="paragraph" w:styleId="11">
     <w:name w:val="annotation text"/>
-    <w:basedOn w:val="Normal"/>
+    <w:basedOn w:val="1"/>
     <w:qFormat/>
+    <w:uiPriority w:val="0"/>
     <w:pPr>
       <w:jc w:val="left"/>
     </w:pPr>
   </w:style>
-  <w:style w:type="paragraph" w:styleId="BodyText">
+  <w:style w:type="paragraph" w:styleId="12">
     <w:name w:val="Body Text"/>
-    <w:basedOn w:val="Normal"/>
+    <w:basedOn w:val="1"/>
     <w:semiHidden/>
     <w:qFormat/>
+    <w:uiPriority w:val="0"/>
     <w:rPr>
-      <w:rFonts w:ascii="Arial" w:eastAsia="Arial" w:hAnsi="Arial" w:cs="Arial"/>
+      <w:rFonts w:ascii="Arial" w:hAnsi="Arial" w:eastAsia="Arial" w:cs="Arial"/>
       <w:sz w:val="21"/>
       <w:szCs w:val="21"/>
       <w:lang w:val="en-US" w:eastAsia="en-US" w:bidi="ar-SA"/>
     </w:rPr>
   </w:style>
-  <w:style w:type="paragraph" w:styleId="TOC3">
+  <w:style w:type="paragraph" w:styleId="13">
     <w:name w:val="toc 3"/>
-    <w:basedOn w:val="Normal"/>
-    <w:next w:val="Normal"/>
+    <w:basedOn w:val="1"/>
+    <w:next w:val="1"/>
     <w:qFormat/>
+    <w:uiPriority w:val="0"/>
     <w:pPr>
       <w:ind w:left="840" w:leftChars="400"/>
     </w:pPr>
   </w:style>
-  <w:style w:type="paragraph" w:styleId="Footer">
+  <w:style w:type="paragraph" w:styleId="14">
     <w:name w:val="footer"/>
-    <w:basedOn w:val="Normal"/>
+    <w:basedOn w:val="1"/>
     <w:qFormat/>
+    <w:uiPriority w:val="0"/>
     <w:pPr>
       <w:tabs>
         <w:tab w:val="center" w:pos="4153"/>
@@ -5647,16 +5937,17 @@
       <w:sz w:val="18"/>
     </w:rPr>
   </w:style>
-  <w:style w:type="paragraph" w:styleId="Header">
+  <w:style w:type="paragraph" w:styleId="15">
     <w:name w:val="header"/>
-    <w:basedOn w:val="Normal"/>
+    <w:basedOn w:val="1"/>
     <w:qFormat/>
+    <w:uiPriority w:val="0"/>
     <w:pPr>
       <w:pBdr>
-        <w:top w:val="nil"/>
-        <w:left w:val="nil"/>
-        <w:bottom w:val="nil"/>
-        <w:right w:val="nil"/>
+        <w:top w:val="none" w:color="auto" w:sz="0" w:space="0"/>
+        <w:left w:val="none" w:color="auto" w:sz="0" w:space="0"/>
+        <w:bottom w:val="none" w:color="auto" w:sz="0" w:space="0"/>
+        <w:right w:val="none" w:color="auto" w:sz="0" w:space="0"/>
       </w:pBdr>
       <w:tabs>
         <w:tab w:val="center" w:pos="4153"/>
@@ -5671,37 +5962,41 @@
       <w:sz w:val="18"/>
     </w:rPr>
   </w:style>
-  <w:style w:type="paragraph" w:styleId="TOC1">
+  <w:style w:type="paragraph" w:styleId="16">
     <w:name w:val="toc 1"/>
-    <w:basedOn w:val="Normal"/>
-    <w:next w:val="Normal"/>
+    <w:basedOn w:val="1"/>
+    <w:next w:val="1"/>
     <w:qFormat/>
+    <w:uiPriority w:val="0"/>
     <w:rPr>
-      <w:rFonts w:ascii="Arial" w:eastAsia="Microsoft JhengHei" w:hAnsi="Arial"/>
+      <w:rFonts w:ascii="Arial" w:hAnsi="Arial" w:eastAsia="Microsoft JhengHei"/>
       <w:sz w:val="24"/>
     </w:rPr>
   </w:style>
-  <w:style w:type="paragraph" w:styleId="TOC2">
+  <w:style w:type="paragraph" w:styleId="17">
     <w:name w:val="toc 2"/>
-    <w:basedOn w:val="Normal"/>
-    <w:next w:val="Normal"/>
+    <w:basedOn w:val="1"/>
+    <w:next w:val="1"/>
     <w:qFormat/>
+    <w:uiPriority w:val="0"/>
     <w:pPr>
       <w:ind w:left="420" w:leftChars="200"/>
     </w:pPr>
   </w:style>
-  <w:style w:type="paragraph" w:styleId="NormalWeb">
+  <w:style w:type="paragraph" w:styleId="18">
     <w:name w:val="Normal (Web)"/>
-    <w:basedOn w:val="Normal"/>
+    <w:basedOn w:val="1"/>
     <w:qFormat/>
+    <w:uiPriority w:val="0"/>
     <w:rPr>
       <w:sz w:val="24"/>
     </w:rPr>
   </w:style>
-  <w:style w:type="paragraph" w:styleId="Title">
+  <w:style w:type="paragraph" w:styleId="19">
     <w:name w:val="Title"/>
-    <w:basedOn w:val="Normal"/>
+    <w:basedOn w:val="1"/>
     <w:qFormat/>
+    <w:uiPriority w:val="0"/>
     <w:pPr>
       <w:spacing w:before="240" w:beforeLines="0" w:beforeAutospacing="0" w:after="60" w:afterLines="0" w:afterAutospacing="0"/>
       <w:jc w:val="center"/>
@@ -5713,68 +6008,73 @@
       <w:sz w:val="32"/>
     </w:rPr>
   </w:style>
-  <w:style w:type="table" w:styleId="TableGrid">
+  <w:style w:type="table" w:styleId="21">
     <w:name w:val="Table Grid"/>
-    <w:basedOn w:val="TableNormal"/>
+    <w:basedOn w:val="20"/>
     <w:qFormat/>
+    <w:uiPriority w:val="0"/>
     <w:pPr>
       <w:widowControl w:val="0"/>
       <w:jc w:val="both"/>
     </w:pPr>
     <w:tblPr>
       <w:tblBorders>
-        <w:top w:val="single" w:sz="4" w:space="0" w:color="auto"/>
-        <w:left w:val="single" w:sz="4" w:space="0" w:color="auto"/>
-        <w:bottom w:val="single" w:sz="4" w:space="0" w:color="auto"/>
-        <w:right w:val="single" w:sz="4" w:space="0" w:color="auto"/>
-        <w:insideH w:val="single" w:sz="4" w:space="0" w:color="auto"/>
-        <w:insideV w:val="single" w:sz="4" w:space="0" w:color="auto"/>
+        <w:top w:val="single" w:color="auto" w:sz="4" w:space="0"/>
+        <w:left w:val="single" w:color="auto" w:sz="4" w:space="0"/>
+        <w:bottom w:val="single" w:color="auto" w:sz="4" w:space="0"/>
+        <w:right w:val="single" w:color="auto" w:sz="4" w:space="0"/>
+        <w:insideH w:val="single" w:color="auto" w:sz="4" w:space="0"/>
+        <w:insideV w:val="single" w:color="auto" w:sz="4" w:space="0"/>
       </w:tblBorders>
     </w:tblPr>
   </w:style>
-  <w:style w:type="character" w:styleId="Strong">
+  <w:style w:type="character" w:styleId="23">
     <w:name w:val="Strong"/>
-    <w:basedOn w:val="DefaultParagraphFont"/>
+    <w:basedOn w:val="22"/>
     <w:qFormat/>
+    <w:uiPriority w:val="0"/>
     <w:rPr>
       <w:b/>
     </w:rPr>
   </w:style>
-  <w:style w:type="paragraph" w:customStyle="1" w:styleId="a">
+  <w:style w:type="paragraph" w:customStyle="1" w:styleId="24">
     <w:name w:val="柴_公司名"/>
-    <w:basedOn w:val="Title"/>
+    <w:basedOn w:val="19"/>
     <w:qFormat/>
+    <w:uiPriority w:val="0"/>
     <w:pPr>
       <w:spacing w:after="600" w:afterLines="600"/>
     </w:pPr>
     <w:rPr>
-      <w:rFonts w:ascii="宋体" w:eastAsia="宋体" w:hAnsi="宋体" w:cs="宋体" w:hint="eastAsia"/>
+      <w:rFonts w:hint="eastAsia" w:ascii="宋体" w:hAnsi="宋体" w:eastAsia="宋体" w:cs="宋体"/>
       <w:bCs/>
       <w:spacing w:val="-6"/>
       <w:sz w:val="52"/>
       <w:szCs w:val="52"/>
     </w:rPr>
   </w:style>
-  <w:style w:type="paragraph" w:customStyle="1" w:styleId="a0">
+  <w:style w:type="paragraph" w:customStyle="1" w:styleId="25">
     <w:name w:val="柴_文档名"/>
-    <w:basedOn w:val="Title"/>
+    <w:basedOn w:val="19"/>
     <w:qFormat/>
+    <w:uiPriority w:val="0"/>
     <w:pPr>
       <w:spacing w:after="900" w:afterLines="900"/>
     </w:pPr>
     <w:rPr>
-      <w:rFonts w:ascii="黑体" w:eastAsia="黑体" w:hAnsi="黑体" w:cs="黑体"/>
+      <w:rFonts w:ascii="黑体" w:hAnsi="黑体" w:eastAsia="黑体" w:cs="黑体"/>
       <w:bCs/>
       <w:spacing w:val="-7"/>
       <w:sz w:val="52"/>
       <w:szCs w:val="52"/>
     </w:rPr>
   </w:style>
-  <w:style w:type="table" w:customStyle="1" w:styleId="TableNormal0">
+  <w:style w:type="table" w:customStyle="1" w:styleId="26">
     <w:name w:val="Table Normal_0"/>
     <w:semiHidden/>
     <w:unhideWhenUsed/>
     <w:qFormat/>
+    <w:uiPriority w:val="0"/>
     <w:tblPr>
       <w:tblCellMar>
         <w:top w:w="0" w:type="dxa"/>
@@ -5784,81 +6084,87 @@
       </w:tblCellMar>
     </w:tblPr>
   </w:style>
-  <w:style w:type="paragraph" w:customStyle="1" w:styleId="TableText">
+  <w:style w:type="paragraph" w:customStyle="1" w:styleId="27">
     <w:name w:val="Table Text"/>
-    <w:basedOn w:val="Normal"/>
+    <w:basedOn w:val="1"/>
     <w:semiHidden/>
     <w:qFormat/>
+    <w:uiPriority w:val="0"/>
     <w:rPr>
-      <w:rFonts w:ascii="宋体" w:eastAsia="宋体" w:hAnsi="宋体" w:cs="宋体"/>
+      <w:rFonts w:ascii="宋体" w:hAnsi="宋体" w:eastAsia="宋体" w:cs="宋体"/>
       <w:sz w:val="21"/>
       <w:szCs w:val="21"/>
       <w:lang w:val="en-US" w:eastAsia="en-US" w:bidi="ar-SA"/>
     </w:rPr>
   </w:style>
-  <w:style w:type="paragraph" w:customStyle="1" w:styleId="1">
+  <w:style w:type="paragraph" w:customStyle="1" w:styleId="28">
     <w:name w:val="柴_标题1"/>
-    <w:basedOn w:val="Heading1"/>
-    <w:next w:val="a1"/>
-    <w:link w:val="1Char"/>
+    <w:basedOn w:val="2"/>
+    <w:next w:val="29"/>
+    <w:link w:val="38"/>
     <w:qFormat/>
+    <w:uiPriority w:val="0"/>
     <w:pPr>
       <w:spacing w:before="100" w:after="90" w:line="360" w:lineRule="auto"/>
     </w:pPr>
     <w:rPr>
-      <w:rFonts w:ascii="Arial" w:eastAsia="宋体" w:hAnsi="Arial"/>
+      <w:rFonts w:ascii="Arial" w:hAnsi="Arial" w:eastAsia="宋体"/>
       <w:sz w:val="32"/>
     </w:rPr>
   </w:style>
-  <w:style w:type="paragraph" w:customStyle="1" w:styleId="a1">
+  <w:style w:type="paragraph" w:customStyle="1" w:styleId="29">
     <w:name w:val="柴_正文"/>
-    <w:basedOn w:val="BodyText"/>
-    <w:link w:val="Char"/>
+    <w:basedOn w:val="12"/>
+    <w:link w:val="41"/>
     <w:qFormat/>
+    <w:uiPriority w:val="0"/>
     <w:pPr>
       <w:spacing w:line="360" w:lineRule="auto"/>
       <w:ind w:firstLine="470" w:firstLineChars="200"/>
     </w:pPr>
     <w:rPr>
-      <w:rFonts w:ascii="Arial" w:eastAsia="宋体" w:hAnsi="Arial"/>
+      <w:rFonts w:ascii="Arial" w:hAnsi="Arial" w:eastAsia="宋体"/>
       <w:sz w:val="24"/>
       <w:lang w:eastAsia="zh-CN"/>
     </w:rPr>
   </w:style>
-  <w:style w:type="paragraph" w:customStyle="1" w:styleId="2">
+  <w:style w:type="paragraph" w:customStyle="1" w:styleId="30">
     <w:name w:val="柴_标题2"/>
-    <w:basedOn w:val="Heading2"/>
-    <w:next w:val="a1"/>
+    <w:basedOn w:val="3"/>
+    <w:next w:val="29"/>
     <w:qFormat/>
+    <w:uiPriority w:val="0"/>
     <w:pPr>
       <w:spacing w:line="360" w:lineRule="auto"/>
     </w:pPr>
     <w:rPr>
-      <w:rFonts w:ascii="Arial" w:eastAsia="宋体" w:hAnsi="Arial"/>
+      <w:rFonts w:ascii="Arial" w:hAnsi="Arial" w:eastAsia="宋体"/>
       <w:sz w:val="28"/>
     </w:rPr>
   </w:style>
-  <w:style w:type="paragraph" w:customStyle="1" w:styleId="3">
+  <w:style w:type="paragraph" w:customStyle="1" w:styleId="31">
     <w:name w:val="柴_标题3"/>
-    <w:basedOn w:val="Heading3"/>
-    <w:next w:val="a1"/>
+    <w:basedOn w:val="4"/>
+    <w:next w:val="29"/>
     <w:qFormat/>
+    <w:uiPriority w:val="0"/>
     <w:pPr>
       <w:spacing w:line="360" w:lineRule="auto"/>
       <w:ind w:left="0" w:firstLine="472" w:firstLineChars="200"/>
     </w:pPr>
     <w:rPr>
-      <w:rFonts w:ascii="宋体" w:eastAsia="宋体" w:hAnsi="宋体" w:cs="宋体"/>
+      <w:rFonts w:ascii="宋体" w:hAnsi="宋体" w:eastAsia="宋体" w:cs="宋体"/>
       <w:spacing w:val="-2"/>
       <w:sz w:val="24"/>
       <w:szCs w:val="24"/>
     </w:rPr>
   </w:style>
-  <w:style w:type="paragraph" w:customStyle="1" w:styleId="a2">
+  <w:style w:type="paragraph" w:customStyle="1" w:styleId="32">
     <w:name w:val="柴_目录"/>
-    <w:basedOn w:val="Normal"/>
-    <w:next w:val="BodyText"/>
+    <w:basedOn w:val="1"/>
+    <w:next w:val="12"/>
     <w:qFormat/>
+    <w:uiPriority w:val="0"/>
     <w:pPr>
       <w:tabs>
         <w:tab w:val="right" w:leader="dot" w:pos="8442"/>
@@ -5866,59 +6172,64 @@
       <w:ind w:left="0" w:leftChars="0"/>
     </w:pPr>
     <w:rPr>
-      <w:rFonts w:ascii="Arial" w:eastAsia="Microsoft JhengHei" w:hAnsi="Arial"/>
+      <w:rFonts w:ascii="Arial" w:hAnsi="Arial" w:eastAsia="Microsoft JhengHei"/>
       <w:sz w:val="24"/>
     </w:rPr>
   </w:style>
-  <w:style w:type="paragraph" w:customStyle="1" w:styleId="WPSOffice1">
+  <w:style w:type="paragraph" w:customStyle="1" w:styleId="33">
     <w:name w:val="WPSOffice手动目录 1"/>
     <w:qFormat/>
+    <w:uiPriority w:val="0"/>
     <w:pPr>
       <w:ind w:leftChars="0"/>
     </w:pPr>
     <w:rPr>
-      <w:rFonts w:ascii="Times New Roman" w:eastAsia="宋体" w:hAnsi="Times New Roman" w:cs="Times New Roman"/>
+      <w:rFonts w:ascii="Times New Roman" w:hAnsi="Times New Roman" w:eastAsia="宋体" w:cs="Times New Roman"/>
       <w:sz w:val="20"/>
       <w:szCs w:val="20"/>
     </w:rPr>
   </w:style>
-  <w:style w:type="paragraph" w:customStyle="1" w:styleId="WPSOffice2">
+  <w:style w:type="paragraph" w:customStyle="1" w:styleId="34">
     <w:name w:val="WPSOffice手动目录 2"/>
     <w:qFormat/>
+    <w:uiPriority w:val="0"/>
     <w:pPr>
       <w:ind w:leftChars="200"/>
     </w:pPr>
     <w:rPr>
-      <w:rFonts w:ascii="Times New Roman" w:eastAsia="宋体" w:hAnsi="Times New Roman" w:cs="Times New Roman"/>
+      <w:rFonts w:ascii="Times New Roman" w:hAnsi="Times New Roman" w:eastAsia="宋体" w:cs="Times New Roman"/>
       <w:sz w:val="20"/>
       <w:szCs w:val="20"/>
     </w:rPr>
   </w:style>
-  <w:style w:type="paragraph" w:customStyle="1" w:styleId="WPSOffice3">
+  <w:style w:type="paragraph" w:customStyle="1" w:styleId="35">
     <w:name w:val="WPSOffice手动目录 3"/>
     <w:qFormat/>
+    <w:uiPriority w:val="0"/>
     <w:pPr>
       <w:ind w:leftChars="400"/>
     </w:pPr>
     <w:rPr>
-      <w:rFonts w:ascii="Times New Roman" w:eastAsia="宋体" w:hAnsi="Times New Roman" w:cs="Times New Roman"/>
+      <w:rFonts w:ascii="Times New Roman" w:hAnsi="Times New Roman" w:eastAsia="宋体" w:cs="Times New Roman"/>
       <w:sz w:val="20"/>
       <w:szCs w:val="20"/>
     </w:rPr>
   </w:style>
-  <w:style w:type="paragraph" w:customStyle="1" w:styleId="Compact">
+  <w:style w:type="paragraph" w:customStyle="1" w:styleId="36">
     <w:name w:val="Compact"/>
-    <w:basedOn w:val="BodyText"/>
+    <w:basedOn w:val="12"/>
     <w:qFormat/>
+    <w:uiPriority w:val="0"/>
     <w:pPr>
       <w:spacing w:before="36" w:after="36"/>
     </w:pPr>
   </w:style>
-  <w:style w:type="table" w:customStyle="1" w:styleId="Table">
+  <w:style w:type="table" w:customStyle="1" w:styleId="37">
     <w:name w:val="Table"/>
     <w:semiHidden/>
     <w:unhideWhenUsed/>
     <w:qFormat/>
+    <w:uiPriority w:val="0"/>
     <w:tblPr>
       <w:tblCellMar>
         <w:top w:w="0" w:type="dxa"/>
@@ -5930,25 +6241,27 @@
     <w:tblStylePr w:type="firstRow">
       <w:tcPr>
         <w:tcBorders>
-          <w:bottom w:val="single" w:sz="0" w:space="0" w:color="auto"/>
+          <w:bottom w:val="single" w:color="auto" w:sz="0" w:space="0"/>
         </w:tcBorders>
         <w:vAlign w:val="bottom"/>
       </w:tcPr>
     </w:tblStylePr>
   </w:style>
-  <w:style w:type="character" w:customStyle="1" w:styleId="1Char">
+  <w:style w:type="character" w:customStyle="1" w:styleId="38">
     <w:name w:val="柴_标题1 Char"/>
-    <w:link w:val="1"/>
+    <w:link w:val="28"/>
     <w:qFormat/>
+    <w:uiPriority w:val="0"/>
     <w:rPr>
-      <w:rFonts w:ascii="Arial" w:eastAsia="宋体" w:hAnsi="Arial"/>
+      <w:rFonts w:ascii="Arial" w:hAnsi="Arial" w:eastAsia="宋体"/>
       <w:sz w:val="32"/>
     </w:rPr>
   </w:style>
-  <w:style w:type="paragraph" w:customStyle="1" w:styleId="a3">
+  <w:style w:type="paragraph" w:customStyle="1" w:styleId="39">
     <w:name w:val="柴_正文_无缩进"/>
-    <w:basedOn w:val="Normal"/>
+    <w:basedOn w:val="1"/>
     <w:qFormat/>
+    <w:uiPriority w:val="0"/>
     <w:pPr>
       <w:ind w:firstLine="0" w:firstLineChars="0"/>
     </w:pPr>
@@ -5958,38 +6271,41 @@
       <w:lang w:eastAsia="zh-CN"/>
     </w:rPr>
   </w:style>
-  <w:style w:type="paragraph" w:customStyle="1" w:styleId="4">
+  <w:style w:type="paragraph" w:customStyle="1" w:styleId="40">
     <w:name w:val="柴_标题4"/>
-    <w:basedOn w:val="Heading4"/>
-    <w:next w:val="Normal"/>
+    <w:basedOn w:val="5"/>
+    <w:next w:val="1"/>
     <w:qFormat/>
+    <w:uiPriority w:val="0"/>
     <w:pPr>
       <w:widowControl w:val="0"/>
       <w:spacing w:before="160" w:line="360" w:lineRule="auto"/>
-      <w:ind w:left="981" w:hanging="862" w:leftChars="300"/>
+      <w:ind w:left="981" w:leftChars="300" w:hanging="862"/>
     </w:pPr>
     <w:rPr>
-      <w:rFonts w:ascii="Calibri" w:eastAsia="宋体" w:hAnsi="Calibri" w:cs="宋体" w:hint="eastAsia"/>
+      <w:rFonts w:hint="eastAsia" w:ascii="Calibri" w:hAnsi="Calibri" w:eastAsia="宋体" w:cs="宋体"/>
       <w:sz w:val="24"/>
       <w:szCs w:val="24"/>
       <w:lang w:eastAsia="zh-CN" w:bidi="zh-CN"/>
     </w:rPr>
   </w:style>
-  <w:style w:type="character" w:customStyle="1" w:styleId="Char">
+  <w:style w:type="character" w:customStyle="1" w:styleId="41">
     <w:name w:val="柴_正文 Char"/>
-    <w:link w:val="a1"/>
+    <w:link w:val="29"/>
     <w:qFormat/>
+    <w:uiPriority w:val="0"/>
     <w:rPr>
-      <w:rFonts w:ascii="Arial" w:eastAsia="宋体" w:hAnsi="Arial"/>
+      <w:rFonts w:ascii="Arial" w:hAnsi="Arial" w:eastAsia="宋体"/>
       <w:sz w:val="24"/>
       <w:lang w:eastAsia="zh-CN"/>
     </w:rPr>
   </w:style>
-  <w:style w:type="table" w:customStyle="1" w:styleId="TableNormal00">
+  <w:style w:type="table" w:customStyle="1" w:styleId="42">
     <w:name w:val="Table Normal_0_0"/>
     <w:semiHidden/>
     <w:unhideWhenUsed/>
     <w:qFormat/>
+    <w:uiPriority w:val="0"/>
     <w:tblPr>
       <w:tblCellMar>
         <w:top w:w="0" w:type="dxa"/>

--- a/5.人员管理/1.流程制度规范类文件/HXDL-ITSS-0503 人员储备管理制度.docx
+++ b/5.人员管理/1.流程制度规范类文件/HXDL-ITSS-0503 人员储备管理制度.docx
@@ -3965,6 +3965,7 @@
               <w:pStyle w:val="29"/>
               <w:widowControl w:val="0"/>
               <w:bidi w:val="0"/>
+              <w:ind w:left="0" w:leftChars="0" w:firstLine="0" w:firstLineChars="0"/>
               <w:rPr>
                 <w:rFonts w:hint="default"/>
                 <w:vertAlign w:val="baseline"/>
@@ -3973,17 +3974,11 @@
             </w:pPr>
             <w:r>
               <w:rPr>
-                <w:rFonts w:ascii="Segoe UI" w:hAnsi="Segoe UI" w:eastAsia="Segoe UI" w:cs="Segoe UI"/>
-                <w:i w:val="0"/>
-                <w:iCs w:val="0"/>
-                <w:caps w:val="0"/>
-                <w:color w:val="0F1115"/>
-                <w:spacing w:val="0"/>
-                <w:sz w:val="18"/>
-                <w:szCs w:val="18"/>
-                <w:shd w:val="clear" w:color="auto" w:fill="FFFFFF"/>
-              </w:rPr>
-              <w:t>应急通信运维工程师</w:t>
+                <w:rFonts w:hint="eastAsia"/>
+                <w:vertAlign w:val="baseline"/>
+                <w:lang w:val="en-US" w:eastAsia="zh-CN"/>
+              </w:rPr>
+              <w:t>基础环境运维工程师</w:t>
             </w:r>
           </w:p>
         </w:tc>
@@ -4005,6 +4000,9 @@
             <w:right w:w="108" w:type="dxa"/>
           </w:tblCellMar>
         </w:tblPrEx>
+        <w:trPr>
+          <w:trHeight w:val="497" w:hRule="atLeast"/>
+        </w:trPr>
         <w:tc>
           <w:tcPr>
             <w:tcW w:w="2840" w:type="dxa"/>
@@ -4057,6 +4055,7 @@
               <w:pStyle w:val="29"/>
               <w:widowControl w:val="0"/>
               <w:bidi w:val="0"/>
+              <w:ind w:left="0" w:leftChars="0" w:firstLine="0" w:firstLineChars="0"/>
               <w:rPr>
                 <w:rFonts w:hint="default"/>
                 <w:vertAlign w:val="baseline"/>
@@ -4065,17 +4064,11 @@
             </w:pPr>
             <w:r>
               <w:rPr>
-                <w:rFonts w:ascii="Segoe UI" w:hAnsi="Segoe UI" w:eastAsia="Segoe UI" w:cs="Segoe UI"/>
-                <w:i w:val="0"/>
-                <w:iCs w:val="0"/>
-                <w:caps w:val="0"/>
-                <w:color w:val="0F1115"/>
-                <w:spacing w:val="0"/>
-                <w:sz w:val="18"/>
-                <w:szCs w:val="18"/>
-                <w:shd w:val="clear" w:color="auto" w:fill="FFFFFF"/>
-              </w:rPr>
-              <w:t>传输设备运维工程师</w:t>
+                <w:rFonts w:hint="eastAsia"/>
+                <w:vertAlign w:val="baseline"/>
+                <w:lang w:val="en-US" w:eastAsia="zh-CN"/>
+              </w:rPr>
+              <w:t>硬件运维工程师</w:t>
             </w:r>
           </w:p>
         </w:tc>
@@ -4141,6 +4134,7 @@
               <w:pStyle w:val="29"/>
               <w:widowControl w:val="0"/>
               <w:bidi w:val="0"/>
+              <w:ind w:left="0" w:leftChars="0" w:firstLine="0" w:firstLineChars="0"/>
               <w:rPr>
                 <w:rFonts w:hint="default"/>
                 <w:vertAlign w:val="baseline"/>
@@ -4149,17 +4143,11 @@
             </w:pPr>
             <w:r>
               <w:rPr>
-                <w:rFonts w:ascii="Segoe UI" w:hAnsi="Segoe UI" w:eastAsia="Segoe UI" w:cs="Segoe UI"/>
-                <w:i w:val="0"/>
-                <w:iCs w:val="0"/>
-                <w:caps w:val="0"/>
-                <w:color w:val="0F1115"/>
-                <w:spacing w:val="0"/>
-                <w:sz w:val="18"/>
-                <w:szCs w:val="18"/>
-                <w:shd w:val="clear" w:color="auto" w:fill="FFFFFF"/>
-              </w:rPr>
-              <w:t>运行监控运维工程师</w:t>
+                <w:rFonts w:hint="eastAsia"/>
+                <w:vertAlign w:val="baseline"/>
+                <w:lang w:val="en-US" w:eastAsia="zh-CN"/>
+              </w:rPr>
+              <w:t>软件运维工程师</w:t>
             </w:r>
           </w:p>
         </w:tc>
@@ -4225,6 +4213,7 @@
               <w:pStyle w:val="29"/>
               <w:widowControl w:val="0"/>
               <w:bidi w:val="0"/>
+              <w:ind w:left="0" w:leftChars="0" w:firstLine="0" w:firstLineChars="0"/>
               <w:rPr>
                 <w:rFonts w:hint="default"/>
                 <w:vertAlign w:val="baseline"/>
@@ -4233,101 +4222,11 @@
             </w:pPr>
             <w:r>
               <w:rPr>
-                <w:rFonts w:ascii="Segoe UI" w:hAnsi="Segoe UI" w:eastAsia="Segoe UI" w:cs="Segoe UI"/>
-                <w:i w:val="0"/>
-                <w:iCs w:val="0"/>
-                <w:caps w:val="0"/>
-                <w:color w:val="0F1115"/>
-                <w:spacing w:val="0"/>
-                <w:sz w:val="18"/>
-                <w:szCs w:val="18"/>
-                <w:shd w:val="clear" w:color="auto" w:fill="FFFFFF"/>
-              </w:rPr>
-              <w:t>ERP 系统运维工程师</w:t>
-            </w:r>
-          </w:p>
-        </w:tc>
-      </w:tr>
-      <w:tr>
-        <w:tblPrEx>
-          <w:tblBorders>
-            <w:top w:val="single" w:color="auto" w:sz="4" w:space="0"/>
-            <w:left w:val="single" w:color="auto" w:sz="4" w:space="0"/>
-            <w:bottom w:val="single" w:color="auto" w:sz="4" w:space="0"/>
-            <w:right w:val="single" w:color="auto" w:sz="4" w:space="0"/>
-            <w:insideH w:val="single" w:color="auto" w:sz="4" w:space="0"/>
-            <w:insideV w:val="single" w:color="auto" w:sz="4" w:space="0"/>
-          </w:tblBorders>
-          <w:tblCellMar>
-            <w:top w:w="0" w:type="dxa"/>
-            <w:left w:w="108" w:type="dxa"/>
-            <w:bottom w:w="0" w:type="dxa"/>
-            <w:right w:w="108" w:type="dxa"/>
-          </w:tblCellMar>
-        </w:tblPrEx>
-        <w:tc>
-          <w:tcPr>
-            <w:tcW w:w="2840" w:type="dxa"/>
-            <w:vMerge w:val="continue"/>
-          </w:tcPr>
-          <w:p>
-            <w:pPr>
-              <w:pStyle w:val="29"/>
-              <w:widowControl w:val="0"/>
-              <w:bidi w:val="0"/>
-              <w:rPr>
-                <w:rFonts w:hint="default"/>
+                <w:rFonts w:hint="eastAsia"/>
                 <w:vertAlign w:val="baseline"/>
                 <w:lang w:val="en-US" w:eastAsia="zh-CN"/>
               </w:rPr>
-            </w:pPr>
-          </w:p>
-        </w:tc>
-        <w:tc>
-          <w:tcPr>
-            <w:tcW w:w="2841" w:type="dxa"/>
-          </w:tcPr>
-          <w:p>
-            <w:pPr>
-              <w:pStyle w:val="29"/>
-              <w:widowControl w:val="0"/>
-              <w:bidi w:val="0"/>
-              <w:rPr>
-                <w:rFonts w:hint="default"/>
-                <w:vertAlign w:val="baseline"/>
-                <w:lang w:val="en-US" w:eastAsia="zh-CN"/>
-              </w:rPr>
-            </w:pPr>
-          </w:p>
-        </w:tc>
-        <w:tc>
-          <w:tcPr>
-            <w:tcW w:w="2841" w:type="dxa"/>
-          </w:tcPr>
-          <w:p>
-            <w:pPr>
-              <w:pStyle w:val="29"/>
-              <w:widowControl w:val="0"/>
-              <w:bidi w:val="0"/>
-              <w:rPr>
-                <w:rFonts w:hint="default"/>
-                <w:vertAlign w:val="baseline"/>
-                <w:lang w:val="en-US" w:eastAsia="zh-CN"/>
-              </w:rPr>
-            </w:pPr>
-            <w:r>
-              <w:rPr>
-                <w:rFonts w:ascii="Segoe UI" w:hAnsi="Segoe UI" w:eastAsia="Segoe UI" w:cs="Segoe UI"/>
-                <w:i w:val="0"/>
-                <w:iCs w:val="0"/>
-                <w:caps w:val="0"/>
-                <w:color w:val="0F1115"/>
-                <w:spacing w:val="0"/>
-                <w:sz w:val="18"/>
-                <w:szCs w:val="18"/>
-                <w:shd w:val="clear" w:color="auto" w:fill="FFFFFF"/>
-              </w:rPr>
-              <w:t>数据库运维工程师</w:t>
+              <w:t>巡检工程师</w:t>
             </w:r>
           </w:p>
         </w:tc>
@@ -4343,6 +4242,8 @@
         </w:rPr>
       </w:pPr>
       <w:bookmarkStart w:id="11" w:name="_Toc13391"/>
+      <w:bookmarkStart w:id="20" w:name="_GoBack"/>
+      <w:bookmarkEnd w:id="20"/>
       <w:r>
         <w:rPr>
           <w:rFonts w:hint="default"/>
@@ -5166,8 +5067,6 @@
         </w:rPr>
         <w:t>《年度人力资源工作总结报告》</w:t>
       </w:r>
-      <w:bookmarkStart w:id="20" w:name="_GoBack"/>
-      <w:bookmarkEnd w:id="20"/>
     </w:p>
     <w:p>
       <w:pPr>
